--- a/lab1/labVad/lab_OS_1.docx
+++ b/lab1/labVad/lab_OS_1.docx
@@ -8221,6 +8221,7 @@
       </w:pPr>
       <w:r>
         <w:rPr>
+          <w:noProof/>
           <w:sz w:val="28"/>
           <w:szCs w:val="28"/>
         </w:rPr>
@@ -8593,6 +8594,7 @@
       </w:pPr>
       <w:r>
         <w:rPr>
+          <w:noProof/>
           <w:sz w:val="28"/>
           <w:szCs w:val="28"/>
         </w:rPr>
@@ -8730,6 +8732,7 @@
       </w:pPr>
       <w:r>
         <w:rPr>
+          <w:noProof/>
           <w:sz w:val="28"/>
           <w:szCs w:val="28"/>
         </w:rPr>
@@ -8807,6 +8810,7 @@
       </w:pPr>
       <w:r>
         <w:rPr>
+          <w:noProof/>
           <w:sz w:val="28"/>
           <w:szCs w:val="28"/>
         </w:rPr>
@@ -8910,6 +8914,7 @@
       </w:pPr>
       <w:r>
         <w:rPr>
+          <w:noProof/>
           <w:sz w:val="28"/>
           <w:szCs w:val="28"/>
         </w:rPr>
@@ -9152,7 +9157,6 @@
         <w:rPr>
           <w:sz w:val="28"/>
           <w:szCs w:val="28"/>
-          <w:lang w:val="en-US"/>
         </w:rPr>
         <w:t xml:space="preserve">) </w:t>
       </w:r>
@@ -10067,6 +10071,7 @@
       </w:pPr>
       <w:r>
         <w:rPr>
+          <w:noProof/>
           <w:sz w:val="28"/>
           <w:szCs w:val="28"/>
         </w:rPr>
@@ -10185,16 +10190,7 @@
           <w:sz w:val="28"/>
           <w:szCs w:val="28"/>
         </w:rPr>
-        <w:t>3</w:t>
-      </w:r>
-      <w:r>
-        <w:rPr>
-          <w:i/>
-          <w:iCs/>
-          <w:sz w:val="28"/>
-          <w:szCs w:val="28"/>
-        </w:rPr>
-        <w:t>9</w:t>
+        <w:t>39</w:t>
       </w:r>
     </w:p>
     <w:p>
@@ -10221,6 +10217,7 @@
       </w:pPr>
       <w:r>
         <w:rPr>
+          <w:noProof/>
           <w:sz w:val="28"/>
           <w:szCs w:val="28"/>
         </w:rPr>
@@ -10313,6 +10310,7 @@
       </w:pPr>
       <w:r>
         <w:rPr>
+          <w:noProof/>
           <w:sz w:val="28"/>
           <w:szCs w:val="28"/>
         </w:rPr>
@@ -10395,6 +10393,7 @@
       </w:pPr>
       <w:r>
         <w:rPr>
+          <w:noProof/>
           <w:sz w:val="28"/>
           <w:szCs w:val="28"/>
         </w:rPr>
@@ -10649,6 +10648,7 @@
       </w:pPr>
       <w:r>
         <w:rPr>
+          <w:noProof/>
           <w:sz w:val="28"/>
           <w:szCs w:val="28"/>
         </w:rPr>
@@ -10755,6 +10755,7 @@
       </w:pPr>
       <w:r>
         <w:rPr>
+          <w:noProof/>
           <w:sz w:val="28"/>
           <w:szCs w:val="28"/>
         </w:rPr>
@@ -10947,6 +10948,7 @@
       </w:r>
       <w:r>
         <w:rPr>
+          <w:noProof/>
           <w:sz w:val="28"/>
           <w:szCs w:val="28"/>
         </w:rPr>
@@ -11219,6 +11221,7 @@
       </w:pPr>
       <w:r>
         <w:rPr>
+          <w:noProof/>
           <w:sz w:val="28"/>
           <w:szCs w:val="28"/>
         </w:rPr>
@@ -11287,16 +11290,7 @@
           <w:sz w:val="28"/>
           <w:szCs w:val="28"/>
         </w:rPr>
-        <w:t>4</w:t>
-      </w:r>
-      <w:r>
-        <w:rPr>
-          <w:i/>
-          <w:iCs/>
-          <w:sz w:val="28"/>
-          <w:szCs w:val="28"/>
-        </w:rPr>
-        <w:t>7</w:t>
+        <w:t>47</w:t>
       </w:r>
     </w:p>
     <w:p>
@@ -11311,6 +11305,7 @@
       </w:pPr>
       <w:r>
         <w:rPr>
+          <w:noProof/>
           <w:sz w:val="28"/>
           <w:szCs w:val="28"/>
         </w:rPr>
@@ -11379,16 +11374,7 @@
           <w:sz w:val="28"/>
           <w:szCs w:val="28"/>
         </w:rPr>
-        <w:t>4</w:t>
-      </w:r>
-      <w:r>
-        <w:rPr>
-          <w:i/>
-          <w:iCs/>
-          <w:sz w:val="28"/>
-          <w:szCs w:val="28"/>
-        </w:rPr>
-        <w:t>8</w:t>
+        <w:t>48</w:t>
       </w:r>
     </w:p>
     <w:p>
@@ -11510,6 +11496,7 @@
       </w:pPr>
       <w:r>
         <w:rPr>
+          <w:noProof/>
           <w:sz w:val="28"/>
           <w:szCs w:val="28"/>
         </w:rPr>
@@ -11575,7 +11562,6 @@
         <w:rPr>
           <w:sz w:val="28"/>
           <w:szCs w:val="28"/>
-          <w:lang w:val="en-US"/>
         </w:rPr>
         <w:tab/>
       </w:r>
@@ -11615,21 +11601,7 @@
           <w:sz w:val="28"/>
           <w:szCs w:val="28"/>
         </w:rPr>
-        <w:t xml:space="preserve"> Функция выводит информацию о дате создания, изменения и открытия </w:t>
-      </w:r>
-      <w:r>
-        <w:rPr>
-          <w:sz w:val="28"/>
-          <w:szCs w:val="28"/>
-        </w:rPr>
-        <w:t>файла</w:t>
-      </w:r>
-      <w:r>
-        <w:rPr>
-          <w:sz w:val="28"/>
-          <w:szCs w:val="28"/>
-        </w:rPr>
-        <w:t xml:space="preserve">. Сделано это через функцию </w:t>
+        <w:t xml:space="preserve"> Функция выводит информацию о дате создания, изменения и открытия файла. Сделано это через функцию </w:t>
       </w:r>
       <w:proofErr w:type="spellStart"/>
       <w:r>
@@ -11710,6 +11682,7 @@
       </w:pPr>
       <w:r>
         <w:rPr>
+          <w:noProof/>
           <w:sz w:val="28"/>
           <w:szCs w:val="28"/>
         </w:rPr>
@@ -11787,16 +11760,7 @@
           <w:sz w:val="28"/>
           <w:szCs w:val="28"/>
         </w:rPr>
-        <w:t>4</w:t>
-      </w:r>
-      <w:r>
-        <w:rPr>
-          <w:i/>
-          <w:iCs/>
-          <w:sz w:val="28"/>
-          <w:szCs w:val="28"/>
-        </w:rPr>
-        <w:t>9</w:t>
+        <w:t>49</w:t>
       </w:r>
     </w:p>
     <w:p>
@@ -11984,6 +11948,7 @@
       </w:pPr>
       <w:r>
         <w:rPr>
+          <w:noProof/>
           <w:sz w:val="28"/>
           <w:szCs w:val="28"/>
         </w:rPr>
@@ -12231,6 +12196,7 @@
       </w:pPr>
       <w:r>
         <w:rPr>
+          <w:noProof/>
           <w:sz w:val="28"/>
           <w:szCs w:val="28"/>
         </w:rPr>
@@ -12501,6 +12467,7 @@
       </w:pPr>
       <w:r>
         <w:rPr>
+          <w:noProof/>
           <w:sz w:val="28"/>
           <w:szCs w:val="28"/>
         </w:rPr>
@@ -12705,6 +12672,7 @@
       </w:pPr>
       <w:r>
         <w:rPr>
+          <w:noProof/>
           <w:sz w:val="28"/>
           <w:szCs w:val="28"/>
         </w:rPr>
@@ -12983,6 +12951,577 @@
           <w:szCs w:val="28"/>
         </w:rPr>
       </w:pPr>
+    </w:p>
+    <w:p>
+      <w:pPr>
+        <w:pStyle w:val="Standard"/>
+        <w:spacing w:line="360" w:lineRule="auto"/>
+        <w:jc w:val="both"/>
+        <w:rPr>
+          <w:sz w:val="28"/>
+          <w:szCs w:val="28"/>
+        </w:rPr>
+      </w:pPr>
+    </w:p>
+    <w:p>
+      <w:pPr>
+        <w:pStyle w:val="Standard"/>
+        <w:spacing w:line="360" w:lineRule="auto"/>
+        <w:jc w:val="both"/>
+        <w:rPr>
+          <w:sz w:val="28"/>
+          <w:szCs w:val="28"/>
+        </w:rPr>
+      </w:pPr>
+    </w:p>
+    <w:p>
+      <w:pPr>
+        <w:pStyle w:val="Standard"/>
+        <w:spacing w:line="360" w:lineRule="auto"/>
+        <w:jc w:val="both"/>
+        <w:rPr>
+          <w:sz w:val="28"/>
+          <w:szCs w:val="28"/>
+        </w:rPr>
+      </w:pPr>
+    </w:p>
+    <w:p>
+      <w:pPr>
+        <w:pStyle w:val="Standard"/>
+        <w:spacing w:line="360" w:lineRule="auto"/>
+        <w:jc w:val="both"/>
+        <w:rPr>
+          <w:b/>
+          <w:bCs/>
+          <w:sz w:val="32"/>
+          <w:szCs w:val="32"/>
+        </w:rPr>
+      </w:pPr>
+      <w:r>
+        <w:rPr>
+          <w:b/>
+          <w:bCs/>
+          <w:sz w:val="32"/>
+          <w:szCs w:val="32"/>
+        </w:rPr>
+        <w:lastRenderedPageBreak/>
+        <w:t>Выводы по заданию 1.1</w:t>
+      </w:r>
+    </w:p>
+    <w:p>
+      <w:pPr>
+        <w:pStyle w:val="Standard"/>
+        <w:spacing w:line="360" w:lineRule="auto"/>
+        <w:ind w:firstLine="720"/>
+        <w:jc w:val="both"/>
+        <w:rPr>
+          <w:sz w:val="28"/>
+          <w:szCs w:val="28"/>
+        </w:rPr>
+      </w:pPr>
+      <w:r>
+        <w:rPr>
+          <w:sz w:val="28"/>
+          <w:szCs w:val="28"/>
+        </w:rPr>
+        <w:t>В ходе выполнения первой части лабораторной работы было разработано консольное приложение, демонстрирующее возможности Win32 API по управлению файловой системой Windows. Реализованы функции для вывода списка дисков с использованием </w:t>
+      </w:r>
+      <w:proofErr w:type="spellStart"/>
+      <w:r>
+        <w:rPr>
+          <w:i/>
+          <w:iCs/>
+          <w:sz w:val="28"/>
+          <w:szCs w:val="28"/>
+        </w:rPr>
+        <w:t>GetLogicalDrives</w:t>
+      </w:r>
+      <w:proofErr w:type="spellEnd"/>
+      <w:r>
+        <w:rPr>
+          <w:sz w:val="28"/>
+          <w:szCs w:val="28"/>
+        </w:rPr>
+        <w:t> и </w:t>
+      </w:r>
+      <w:proofErr w:type="spellStart"/>
+      <w:r>
+        <w:rPr>
+          <w:i/>
+          <w:iCs/>
+          <w:sz w:val="28"/>
+          <w:szCs w:val="28"/>
+        </w:rPr>
+        <w:t>GetLogicalDriveStrings</w:t>
+      </w:r>
+      <w:proofErr w:type="spellEnd"/>
+      <w:r>
+        <w:rPr>
+          <w:sz w:val="28"/>
+          <w:szCs w:val="28"/>
+        </w:rPr>
+        <w:t>, определения типа носителя через </w:t>
+      </w:r>
+      <w:proofErr w:type="spellStart"/>
+      <w:r>
+        <w:rPr>
+          <w:i/>
+          <w:iCs/>
+          <w:sz w:val="28"/>
+          <w:szCs w:val="28"/>
+        </w:rPr>
+        <w:t>GetDriveType</w:t>
+      </w:r>
+      <w:proofErr w:type="spellEnd"/>
+      <w:r>
+        <w:rPr>
+          <w:sz w:val="28"/>
+          <w:szCs w:val="28"/>
+        </w:rPr>
+        <w:t xml:space="preserve">, получения детальной информации о файловой системе </w:t>
+      </w:r>
+      <w:proofErr w:type="spellStart"/>
+      <w:r>
+        <w:rPr>
+          <w:i/>
+          <w:iCs/>
+          <w:sz w:val="28"/>
+          <w:szCs w:val="28"/>
+        </w:rPr>
+        <w:t>GetVolumeInformatio</w:t>
+      </w:r>
+      <w:proofErr w:type="spellEnd"/>
+      <w:r>
+        <w:rPr>
+          <w:i/>
+          <w:iCs/>
+          <w:sz w:val="28"/>
+          <w:szCs w:val="28"/>
+          <w:lang w:val="en-US"/>
+        </w:rPr>
+        <w:t>n</w:t>
+      </w:r>
+      <w:r>
+        <w:rPr>
+          <w:sz w:val="28"/>
+          <w:szCs w:val="28"/>
+        </w:rPr>
+        <w:t xml:space="preserve"> и свободном пространстве </w:t>
+      </w:r>
+      <w:proofErr w:type="spellStart"/>
+      <w:r>
+        <w:rPr>
+          <w:i/>
+          <w:iCs/>
+          <w:sz w:val="28"/>
+          <w:szCs w:val="28"/>
+        </w:rPr>
+        <w:t>GetDiskFreeSpace</w:t>
+      </w:r>
+      <w:proofErr w:type="spellEnd"/>
+      <w:r>
+        <w:rPr>
+          <w:sz w:val="28"/>
+          <w:szCs w:val="28"/>
+        </w:rPr>
+        <w:t>. Создание и удаление каталогов выполнены с помощью </w:t>
+      </w:r>
+      <w:proofErr w:type="spellStart"/>
+      <w:r>
+        <w:rPr>
+          <w:i/>
+          <w:iCs/>
+          <w:sz w:val="28"/>
+          <w:szCs w:val="28"/>
+        </w:rPr>
+        <w:t>CreateDirectory</w:t>
+      </w:r>
+      <w:proofErr w:type="spellEnd"/>
+      <w:r>
+        <w:rPr>
+          <w:sz w:val="28"/>
+          <w:szCs w:val="28"/>
+        </w:rPr>
+        <w:t> и </w:t>
+      </w:r>
+      <w:proofErr w:type="spellStart"/>
+      <w:r>
+        <w:rPr>
+          <w:i/>
+          <w:iCs/>
+          <w:sz w:val="28"/>
+          <w:szCs w:val="28"/>
+        </w:rPr>
+        <w:t>RemoveDirectory</w:t>
+      </w:r>
+      <w:proofErr w:type="spellEnd"/>
+      <w:r>
+        <w:rPr>
+          <w:sz w:val="28"/>
+          <w:szCs w:val="28"/>
+        </w:rPr>
+        <w:t> с добавленными проверками существования пути и обработкой ошибок. Для работы с файлами использованы </w:t>
+      </w:r>
+      <w:proofErr w:type="spellStart"/>
+      <w:r>
+        <w:rPr>
+          <w:i/>
+          <w:iCs/>
+          <w:sz w:val="28"/>
+          <w:szCs w:val="28"/>
+        </w:rPr>
+        <w:t>CreateFile</w:t>
+      </w:r>
+      <w:proofErr w:type="spellEnd"/>
+      <w:r>
+        <w:rPr>
+          <w:sz w:val="28"/>
+          <w:szCs w:val="28"/>
+        </w:rPr>
+        <w:t> для создания файлов с возможностью записи данных, </w:t>
+      </w:r>
+      <w:proofErr w:type="spellStart"/>
+      <w:r>
+        <w:rPr>
+          <w:i/>
+          <w:iCs/>
+          <w:sz w:val="28"/>
+          <w:szCs w:val="28"/>
+        </w:rPr>
+        <w:t>CopyFile</w:t>
+      </w:r>
+      <w:proofErr w:type="spellEnd"/>
+      <w:r>
+        <w:rPr>
+          <w:sz w:val="28"/>
+          <w:szCs w:val="28"/>
+        </w:rPr>
+        <w:t> для копирования с опцией перезаписи существующего файла, а также </w:t>
+      </w:r>
+      <w:proofErr w:type="spellStart"/>
+      <w:r>
+        <w:rPr>
+          <w:i/>
+          <w:iCs/>
+          <w:sz w:val="28"/>
+          <w:szCs w:val="28"/>
+        </w:rPr>
+        <w:t>MoveFile</w:t>
+      </w:r>
+      <w:proofErr w:type="spellEnd"/>
+      <w:r>
+        <w:rPr>
+          <w:sz w:val="28"/>
+          <w:szCs w:val="28"/>
+        </w:rPr>
+        <w:t> и </w:t>
+      </w:r>
+      <w:proofErr w:type="spellStart"/>
+      <w:r>
+        <w:rPr>
+          <w:i/>
+          <w:iCs/>
+          <w:sz w:val="28"/>
+          <w:szCs w:val="28"/>
+        </w:rPr>
+        <w:t>MoveFileEx</w:t>
+      </w:r>
+      <w:proofErr w:type="spellEnd"/>
+      <w:r>
+        <w:rPr>
+          <w:sz w:val="28"/>
+          <w:szCs w:val="28"/>
+        </w:rPr>
+        <w:t> для перемещения, где расширенная версия позволяет перезаписывать файлы и перемещать их между разными дисками с помощью флагов. Анализ и изменение атрибутов реализованы через </w:t>
+      </w:r>
+      <w:proofErr w:type="spellStart"/>
+      <w:r>
+        <w:rPr>
+          <w:sz w:val="28"/>
+          <w:szCs w:val="28"/>
+        </w:rPr>
+        <w:t>GetFileAttributes</w:t>
+      </w:r>
+      <w:proofErr w:type="spellEnd"/>
+      <w:r>
+        <w:rPr>
+          <w:sz w:val="28"/>
+          <w:szCs w:val="28"/>
+        </w:rPr>
+        <w:t> и </w:t>
+      </w:r>
+      <w:proofErr w:type="spellStart"/>
+      <w:r>
+        <w:rPr>
+          <w:sz w:val="28"/>
+          <w:szCs w:val="28"/>
+        </w:rPr>
+        <w:t>SetFileAttributes</w:t>
+      </w:r>
+      <w:proofErr w:type="spellEnd"/>
+      <w:r>
+        <w:rPr>
+          <w:sz w:val="28"/>
+          <w:szCs w:val="28"/>
+        </w:rPr>
+        <w:t>, а получение временных меток и детальной информации о файле — через </w:t>
+      </w:r>
+      <w:proofErr w:type="spellStart"/>
+      <w:r>
+        <w:rPr>
+          <w:i/>
+          <w:iCs/>
+          <w:sz w:val="28"/>
+          <w:szCs w:val="28"/>
+        </w:rPr>
+        <w:t>GetFileTime</w:t>
+      </w:r>
+      <w:proofErr w:type="spellEnd"/>
+      <w:r>
+        <w:rPr>
+          <w:sz w:val="28"/>
+          <w:szCs w:val="28"/>
+        </w:rPr>
+        <w:t>, </w:t>
+      </w:r>
+      <w:proofErr w:type="spellStart"/>
+      <w:r>
+        <w:rPr>
+          <w:i/>
+          <w:iCs/>
+          <w:sz w:val="28"/>
+          <w:szCs w:val="28"/>
+        </w:rPr>
+        <w:t>SetFileTime</w:t>
+      </w:r>
+      <w:proofErr w:type="spellEnd"/>
+      <w:r>
+        <w:rPr>
+          <w:sz w:val="28"/>
+          <w:szCs w:val="28"/>
+        </w:rPr>
+        <w:t> и </w:t>
+      </w:r>
+      <w:proofErr w:type="spellStart"/>
+      <w:r>
+        <w:rPr>
+          <w:i/>
+          <w:iCs/>
+          <w:sz w:val="28"/>
+          <w:szCs w:val="28"/>
+        </w:rPr>
+        <w:t>GetFileInformationByHandle</w:t>
+      </w:r>
+      <w:proofErr w:type="spellEnd"/>
+      <w:r>
+        <w:rPr>
+          <w:sz w:val="28"/>
+          <w:szCs w:val="28"/>
+        </w:rPr>
+        <w:t xml:space="preserve">. </w:t>
+      </w:r>
+    </w:p>
+    <w:p>
+      <w:pPr>
+        <w:pStyle w:val="Standard"/>
+        <w:spacing w:line="360" w:lineRule="auto"/>
+        <w:ind w:firstLine="720"/>
+        <w:jc w:val="both"/>
+        <w:rPr>
+          <w:sz w:val="28"/>
+          <w:szCs w:val="28"/>
+        </w:rPr>
+      </w:pPr>
+      <w:r>
+        <w:rPr>
+          <w:sz w:val="28"/>
+          <w:szCs w:val="28"/>
+        </w:rPr>
+        <w:t xml:space="preserve">В процессе разработки были выявлены следующие особенности Win32 API: </w:t>
+      </w:r>
+    </w:p>
+    <w:p>
+      <w:pPr>
+        <w:pStyle w:val="Standard"/>
+        <w:numPr>
+          <w:ilvl w:val="0"/>
+          <w:numId w:val="12"/>
+        </w:numPr>
+        <w:spacing w:line="360" w:lineRule="auto"/>
+        <w:jc w:val="both"/>
+        <w:rPr>
+          <w:sz w:val="28"/>
+          <w:szCs w:val="28"/>
+        </w:rPr>
+      </w:pPr>
+      <w:r>
+        <w:rPr>
+          <w:sz w:val="28"/>
+          <w:szCs w:val="28"/>
+        </w:rPr>
+        <w:t>функция </w:t>
+      </w:r>
+      <w:proofErr w:type="spellStart"/>
+      <w:r>
+        <w:rPr>
+          <w:i/>
+          <w:iCs/>
+          <w:sz w:val="28"/>
+          <w:szCs w:val="28"/>
+        </w:rPr>
+        <w:t>MoveFile</w:t>
+      </w:r>
+      <w:proofErr w:type="spellEnd"/>
+      <w:r>
+        <w:rPr>
+          <w:sz w:val="28"/>
+          <w:szCs w:val="28"/>
+        </w:rPr>
+        <w:t> не поддерживает перемещение между разными томами, для этого требуется </w:t>
+      </w:r>
+      <w:proofErr w:type="spellStart"/>
+      <w:r>
+        <w:rPr>
+          <w:i/>
+          <w:iCs/>
+          <w:sz w:val="28"/>
+          <w:szCs w:val="28"/>
+        </w:rPr>
+        <w:t>MoveFileEx</w:t>
+      </w:r>
+      <w:proofErr w:type="spellEnd"/>
+      <w:r>
+        <w:rPr>
+          <w:sz w:val="28"/>
+          <w:szCs w:val="28"/>
+        </w:rPr>
+        <w:t xml:space="preserve"> с флагом MOVEFILE_COPY_ALLOWED; </w:t>
+      </w:r>
+    </w:p>
+    <w:p>
+      <w:pPr>
+        <w:pStyle w:val="Standard"/>
+        <w:numPr>
+          <w:ilvl w:val="0"/>
+          <w:numId w:val="12"/>
+        </w:numPr>
+        <w:spacing w:line="360" w:lineRule="auto"/>
+        <w:jc w:val="both"/>
+        <w:rPr>
+          <w:sz w:val="28"/>
+          <w:szCs w:val="28"/>
+        </w:rPr>
+      </w:pPr>
+      <w:r>
+        <w:rPr>
+          <w:sz w:val="28"/>
+          <w:szCs w:val="28"/>
+        </w:rPr>
+        <w:t>при передаче пути к директории без указания имени файла </w:t>
+      </w:r>
+      <w:proofErr w:type="spellStart"/>
+      <w:r>
+        <w:rPr>
+          <w:i/>
+          <w:iCs/>
+          <w:sz w:val="28"/>
+          <w:szCs w:val="28"/>
+        </w:rPr>
+        <w:t>MoveFileEx</w:t>
+      </w:r>
+      <w:proofErr w:type="spellEnd"/>
+      <w:r>
+        <w:rPr>
+          <w:sz w:val="28"/>
+          <w:szCs w:val="28"/>
+        </w:rPr>
+        <w:t> возвращает ошибку ERROR_ALREADY_EXISTS;</w:t>
+      </w:r>
+    </w:p>
+    <w:p>
+      <w:pPr>
+        <w:pStyle w:val="Standard"/>
+        <w:numPr>
+          <w:ilvl w:val="0"/>
+          <w:numId w:val="12"/>
+        </w:numPr>
+        <w:spacing w:line="360" w:lineRule="auto"/>
+        <w:jc w:val="both"/>
+        <w:rPr>
+          <w:sz w:val="28"/>
+          <w:szCs w:val="28"/>
+        </w:rPr>
+      </w:pPr>
+      <w:r>
+        <w:rPr>
+          <w:sz w:val="28"/>
+          <w:szCs w:val="28"/>
+        </w:rPr>
+        <w:lastRenderedPageBreak/>
+        <w:t xml:space="preserve">атрибуты FILE_ATTRIBUTE_TEMPORARY и FILE_ATTRIBUTE_COMPRESSED не устанавливаются автоматически на основе расширения файла, а должны быть явно заданы; </w:t>
+      </w:r>
+    </w:p>
+    <w:p>
+      <w:pPr>
+        <w:pStyle w:val="Standard"/>
+        <w:numPr>
+          <w:ilvl w:val="0"/>
+          <w:numId w:val="12"/>
+        </w:numPr>
+        <w:spacing w:line="360" w:lineRule="auto"/>
+        <w:jc w:val="both"/>
+        <w:rPr>
+          <w:sz w:val="28"/>
+          <w:szCs w:val="28"/>
+        </w:rPr>
+      </w:pPr>
+      <w:r>
+        <w:rPr>
+          <w:sz w:val="28"/>
+          <w:szCs w:val="28"/>
+        </w:rPr>
+        <w:t xml:space="preserve">для выполнения операций с флагом MOVEFILE_REPLACE_EXISTING и установки системных атрибутов требуются права администратора, иначе API возвращает ERROR_ACCESS_DENIED; </w:t>
+      </w:r>
+    </w:p>
+    <w:p>
+      <w:pPr>
+        <w:pStyle w:val="Standard"/>
+        <w:numPr>
+          <w:ilvl w:val="0"/>
+          <w:numId w:val="12"/>
+        </w:numPr>
+        <w:spacing w:line="360" w:lineRule="auto"/>
+        <w:jc w:val="both"/>
+        <w:rPr>
+          <w:sz w:val="28"/>
+          <w:szCs w:val="28"/>
+        </w:rPr>
+      </w:pPr>
+      <w:r>
+        <w:rPr>
+          <w:sz w:val="28"/>
+          <w:szCs w:val="28"/>
+        </w:rPr>
+        <w:t>временные метки FILETIME имеют высокую точность до 100 наносекунд.</w:t>
+      </w:r>
+    </w:p>
+    <w:p>
+      <w:pPr>
+        <w:pStyle w:val="Standard"/>
+        <w:spacing w:line="360" w:lineRule="auto"/>
+        <w:jc w:val="both"/>
+        <w:rPr>
+          <w:sz w:val="28"/>
+          <w:szCs w:val="28"/>
+        </w:rPr>
+      </w:pPr>
+      <w:r>
+        <w:rPr>
+          <w:sz w:val="28"/>
+          <w:szCs w:val="28"/>
+        </w:rPr>
+        <w:t>Все эти особенности были учтены при разработке, что позволило создать стабильное приложение, корректно обрабатывающее все исключительные ситуации.</w:t>
+      </w:r>
     </w:p>
     <w:sectPr>
       <w:headerReference w:type="default" r:id="rId61"/>
@@ -13825,6 +14364,178 @@
     </w:lvl>
   </w:abstractNum>
   <w:abstractNum w:abstractNumId="3" w15:restartNumberingAfterBreak="0">
+    <w:nsid w:val="13927B2A"/>
+    <w:multiLevelType w:val="hybridMultilevel"/>
+    <w:tmpl w:val="87949BEE"/>
+    <w:lvl w:ilvl="0" w:tplc="0419000F">
+      <w:start w:val="1"/>
+      <w:numFmt w:val="decimal"/>
+      <w:lvlText w:val="%1."/>
+      <w:lvlJc w:val="left"/>
+      <w:pPr>
+        <w:ind w:left="360" w:hanging="360"/>
+      </w:pPr>
+    </w:lvl>
+    <w:lvl w:ilvl="1" w:tplc="04190019" w:tentative="1">
+      <w:start w:val="1"/>
+      <w:numFmt w:val="lowerLetter"/>
+      <w:lvlText w:val="%2."/>
+      <w:lvlJc w:val="left"/>
+      <w:pPr>
+        <w:ind w:left="1080" w:hanging="360"/>
+      </w:pPr>
+    </w:lvl>
+    <w:lvl w:ilvl="2" w:tplc="0419001B" w:tentative="1">
+      <w:start w:val="1"/>
+      <w:numFmt w:val="lowerRoman"/>
+      <w:lvlText w:val="%3."/>
+      <w:lvlJc w:val="right"/>
+      <w:pPr>
+        <w:ind w:left="1800" w:hanging="180"/>
+      </w:pPr>
+    </w:lvl>
+    <w:lvl w:ilvl="3" w:tplc="0419000F" w:tentative="1">
+      <w:start w:val="1"/>
+      <w:numFmt w:val="decimal"/>
+      <w:lvlText w:val="%4."/>
+      <w:lvlJc w:val="left"/>
+      <w:pPr>
+        <w:ind w:left="2520" w:hanging="360"/>
+      </w:pPr>
+    </w:lvl>
+    <w:lvl w:ilvl="4" w:tplc="04190019" w:tentative="1">
+      <w:start w:val="1"/>
+      <w:numFmt w:val="lowerLetter"/>
+      <w:lvlText w:val="%5."/>
+      <w:lvlJc w:val="left"/>
+      <w:pPr>
+        <w:ind w:left="3240" w:hanging="360"/>
+      </w:pPr>
+    </w:lvl>
+    <w:lvl w:ilvl="5" w:tplc="0419001B" w:tentative="1">
+      <w:start w:val="1"/>
+      <w:numFmt w:val="lowerRoman"/>
+      <w:lvlText w:val="%6."/>
+      <w:lvlJc w:val="right"/>
+      <w:pPr>
+        <w:ind w:left="3960" w:hanging="180"/>
+      </w:pPr>
+    </w:lvl>
+    <w:lvl w:ilvl="6" w:tplc="0419000F" w:tentative="1">
+      <w:start w:val="1"/>
+      <w:numFmt w:val="decimal"/>
+      <w:lvlText w:val="%7."/>
+      <w:lvlJc w:val="left"/>
+      <w:pPr>
+        <w:ind w:left="4680" w:hanging="360"/>
+      </w:pPr>
+    </w:lvl>
+    <w:lvl w:ilvl="7" w:tplc="04190019" w:tentative="1">
+      <w:start w:val="1"/>
+      <w:numFmt w:val="lowerLetter"/>
+      <w:lvlText w:val="%8."/>
+      <w:lvlJc w:val="left"/>
+      <w:pPr>
+        <w:ind w:left="5400" w:hanging="360"/>
+      </w:pPr>
+    </w:lvl>
+    <w:lvl w:ilvl="8" w:tplc="0419001B" w:tentative="1">
+      <w:start w:val="1"/>
+      <w:numFmt w:val="lowerRoman"/>
+      <w:lvlText w:val="%9."/>
+      <w:lvlJc w:val="right"/>
+      <w:pPr>
+        <w:ind w:left="6120" w:hanging="180"/>
+      </w:pPr>
+    </w:lvl>
+  </w:abstractNum>
+  <w:abstractNum w:abstractNumId="4" w15:restartNumberingAfterBreak="0">
+    <w:nsid w:val="22CC2439"/>
+    <w:multiLevelType w:val="hybridMultilevel"/>
+    <w:tmpl w:val="B1E4252E"/>
+    <w:lvl w:ilvl="0" w:tplc="0419000F">
+      <w:start w:val="1"/>
+      <w:numFmt w:val="decimal"/>
+      <w:lvlText w:val="%1."/>
+      <w:lvlJc w:val="left"/>
+      <w:pPr>
+        <w:ind w:left="360" w:hanging="360"/>
+      </w:pPr>
+    </w:lvl>
+    <w:lvl w:ilvl="1" w:tplc="04190019" w:tentative="1">
+      <w:start w:val="1"/>
+      <w:numFmt w:val="lowerLetter"/>
+      <w:lvlText w:val="%2."/>
+      <w:lvlJc w:val="left"/>
+      <w:pPr>
+        <w:ind w:left="1080" w:hanging="360"/>
+      </w:pPr>
+    </w:lvl>
+    <w:lvl w:ilvl="2" w:tplc="0419001B" w:tentative="1">
+      <w:start w:val="1"/>
+      <w:numFmt w:val="lowerRoman"/>
+      <w:lvlText w:val="%3."/>
+      <w:lvlJc w:val="right"/>
+      <w:pPr>
+        <w:ind w:left="1800" w:hanging="180"/>
+      </w:pPr>
+    </w:lvl>
+    <w:lvl w:ilvl="3" w:tplc="0419000F" w:tentative="1">
+      <w:start w:val="1"/>
+      <w:numFmt w:val="decimal"/>
+      <w:lvlText w:val="%4."/>
+      <w:lvlJc w:val="left"/>
+      <w:pPr>
+        <w:ind w:left="2520" w:hanging="360"/>
+      </w:pPr>
+    </w:lvl>
+    <w:lvl w:ilvl="4" w:tplc="04190019" w:tentative="1">
+      <w:start w:val="1"/>
+      <w:numFmt w:val="lowerLetter"/>
+      <w:lvlText w:val="%5."/>
+      <w:lvlJc w:val="left"/>
+      <w:pPr>
+        <w:ind w:left="3240" w:hanging="360"/>
+      </w:pPr>
+    </w:lvl>
+    <w:lvl w:ilvl="5" w:tplc="0419001B" w:tentative="1">
+      <w:start w:val="1"/>
+      <w:numFmt w:val="lowerRoman"/>
+      <w:lvlText w:val="%6."/>
+      <w:lvlJc w:val="right"/>
+      <w:pPr>
+        <w:ind w:left="3960" w:hanging="180"/>
+      </w:pPr>
+    </w:lvl>
+    <w:lvl w:ilvl="6" w:tplc="0419000F" w:tentative="1">
+      <w:start w:val="1"/>
+      <w:numFmt w:val="decimal"/>
+      <w:lvlText w:val="%7."/>
+      <w:lvlJc w:val="left"/>
+      <w:pPr>
+        <w:ind w:left="4680" w:hanging="360"/>
+      </w:pPr>
+    </w:lvl>
+    <w:lvl w:ilvl="7" w:tplc="04190019" w:tentative="1">
+      <w:start w:val="1"/>
+      <w:numFmt w:val="lowerLetter"/>
+      <w:lvlText w:val="%8."/>
+      <w:lvlJc w:val="left"/>
+      <w:pPr>
+        <w:ind w:left="5400" w:hanging="360"/>
+      </w:pPr>
+    </w:lvl>
+    <w:lvl w:ilvl="8" w:tplc="0419001B" w:tentative="1">
+      <w:start w:val="1"/>
+      <w:numFmt w:val="lowerRoman"/>
+      <w:lvlText w:val="%9."/>
+      <w:lvlJc w:val="right"/>
+      <w:pPr>
+        <w:ind w:left="6120" w:hanging="180"/>
+      </w:pPr>
+    </w:lvl>
+  </w:abstractNum>
+  <w:abstractNum w:abstractNumId="5" w15:restartNumberingAfterBreak="0">
     <w:nsid w:val="343F1F26"/>
     <w:multiLevelType w:val="hybridMultilevel"/>
     <w:tmpl w:val="508C71AA"/>
@@ -14037,7 +14748,7 @@
       </w:rPr>
     </w:lvl>
   </w:abstractNum>
-  <w:abstractNum w:abstractNumId="4" w15:restartNumberingAfterBreak="0">
+  <w:abstractNum w:abstractNumId="6" w15:restartNumberingAfterBreak="0">
     <w:nsid w:val="3E214886"/>
     <w:multiLevelType w:val="hybridMultilevel"/>
     <w:tmpl w:val="81FE7F7E"/>
@@ -14123,7 +14834,7 @@
       </w:pPr>
     </w:lvl>
   </w:abstractNum>
-  <w:abstractNum w:abstractNumId="5" w15:restartNumberingAfterBreak="0">
+  <w:abstractNum w:abstractNumId="7" w15:restartNumberingAfterBreak="0">
     <w:nsid w:val="44053B93"/>
     <w:multiLevelType w:val="multilevel"/>
     <w:tmpl w:val="5EF2C60C"/>
@@ -14236,7 +14947,7 @@
       </w:pPr>
     </w:lvl>
   </w:abstractNum>
-  <w:abstractNum w:abstractNumId="6" w15:restartNumberingAfterBreak="0">
+  <w:abstractNum w:abstractNumId="8" w15:restartNumberingAfterBreak="0">
     <w:nsid w:val="682B7E4C"/>
     <w:multiLevelType w:val="hybridMultilevel"/>
     <w:tmpl w:val="B942CCFE"/>
@@ -14325,7 +15036,7 @@
       </w:pPr>
     </w:lvl>
   </w:abstractNum>
-  <w:abstractNum w:abstractNumId="7" w15:restartNumberingAfterBreak="0">
+  <w:abstractNum w:abstractNumId="9" w15:restartNumberingAfterBreak="0">
     <w:nsid w:val="6AAF15EF"/>
     <w:multiLevelType w:val="hybridMultilevel"/>
     <w:tmpl w:val="2AFC9368"/>
@@ -14539,16 +15250,16 @@
     </w:lvl>
   </w:abstractNum>
   <w:num w:numId="1">
-    <w:abstractNumId w:val="3"/>
+    <w:abstractNumId w:val="5"/>
   </w:num>
   <w:num w:numId="2">
     <w:abstractNumId w:val="2"/>
   </w:num>
   <w:num w:numId="3">
-    <w:abstractNumId w:val="6"/>
+    <w:abstractNumId w:val="8"/>
   </w:num>
   <w:num w:numId="4">
-    <w:abstractNumId w:val="3"/>
+    <w:abstractNumId w:val="5"/>
     <w:lvlOverride w:ilvl="0">
       <w:startOverride w:val="1"/>
     </w:lvlOverride>
@@ -14595,13 +15306,13 @@
     <w:abstractNumId w:val="1"/>
   </w:num>
   <w:num w:numId="7">
-    <w:abstractNumId w:val="7"/>
+    <w:abstractNumId w:val="9"/>
   </w:num>
   <w:num w:numId="8">
     <w:abstractNumId w:val="0"/>
   </w:num>
   <w:num w:numId="9">
-    <w:abstractNumId w:val="4"/>
+    <w:abstractNumId w:val="6"/>
     <w:lvlOverride w:ilvl="0">
       <w:startOverride w:val="1"/>
     </w:lvlOverride>
@@ -14631,7 +15342,13 @@
     </w:lvlOverride>
   </w:num>
   <w:num w:numId="10">
-    <w:abstractNumId w:val="5"/>
+    <w:abstractNumId w:val="7"/>
+  </w:num>
+  <w:num w:numId="11">
+    <w:abstractNumId w:val="4"/>
+  </w:num>
+  <w:num w:numId="12">
+    <w:abstractNumId w:val="3"/>
   </w:num>
 </w:numbering>
 </file>

--- a/lab1/labVad/lab_OS_1.docx
+++ b/lab1/labVad/lab_OS_1.docx
@@ -13523,11 +13523,4667 @@
         <w:t>Все эти особенности были учтены при разработке, что позволило создать стабильное приложение, корректно обрабатывающее все исключительные ситуации.</w:t>
       </w:r>
     </w:p>
+    <w:p>
+      <w:pPr>
+        <w:pStyle w:val="Standard"/>
+        <w:spacing w:line="360" w:lineRule="auto"/>
+        <w:jc w:val="both"/>
+        <w:rPr>
+          <w:b/>
+          <w:bCs/>
+          <w:sz w:val="32"/>
+          <w:szCs w:val="32"/>
+        </w:rPr>
+      </w:pPr>
+      <w:r>
+        <w:rPr>
+          <w:b/>
+          <w:bCs/>
+          <w:sz w:val="32"/>
+          <w:szCs w:val="32"/>
+        </w:rPr>
+        <w:t xml:space="preserve">Задание </w:t>
+      </w:r>
+      <w:r>
+        <w:rPr>
+          <w:b/>
+          <w:bCs/>
+          <w:sz w:val="32"/>
+          <w:szCs w:val="32"/>
+        </w:rPr>
+        <w:t>1.2</w:t>
+      </w:r>
+      <w:r>
+        <w:rPr>
+          <w:b/>
+          <w:bCs/>
+          <w:sz w:val="32"/>
+          <w:szCs w:val="32"/>
+        </w:rPr>
+        <w:t xml:space="preserve"> Копирование файла с помощью операций</w:t>
+      </w:r>
+    </w:p>
+    <w:p>
+      <w:pPr>
+        <w:spacing w:line="360" w:lineRule="auto"/>
+        <w:ind w:firstLine="710"/>
+        <w:jc w:val="both"/>
+        <w:rPr>
+          <w:sz w:val="28"/>
+          <w:szCs w:val="28"/>
+        </w:rPr>
+      </w:pPr>
+      <w:r>
+        <w:rPr>
+          <w:sz w:val="28"/>
+          <w:szCs w:val="28"/>
+        </w:rPr>
+        <w:t xml:space="preserve">Для решения </w:t>
+      </w:r>
+      <w:r>
+        <w:rPr>
+          <w:sz w:val="28"/>
+          <w:szCs w:val="28"/>
+        </w:rPr>
+        <w:t xml:space="preserve">второго </w:t>
+      </w:r>
+      <w:r>
+        <w:rPr>
+          <w:sz w:val="28"/>
+          <w:szCs w:val="28"/>
+        </w:rPr>
+        <w:t>задания разработано консольное приложение на языке C++, реализующее асинхр</w:t>
+      </w:r>
+      <w:r>
+        <w:rPr>
+          <w:sz w:val="28"/>
+          <w:szCs w:val="28"/>
+        </w:rPr>
+        <w:t>он</w:t>
+      </w:r>
+      <w:r>
+        <w:rPr>
+          <w:sz w:val="28"/>
+          <w:szCs w:val="28"/>
+        </w:rPr>
+        <w:t xml:space="preserve">ное копирование файлов с использованием библиотеки </w:t>
+      </w:r>
+      <w:proofErr w:type="spellStart"/>
+      <w:r>
+        <w:rPr>
+          <w:sz w:val="28"/>
+          <w:szCs w:val="28"/>
+        </w:rPr>
+        <w:t>libaio</w:t>
+      </w:r>
+      <w:proofErr w:type="spellEnd"/>
+      <w:r>
+        <w:rPr>
+          <w:sz w:val="28"/>
+          <w:szCs w:val="28"/>
+        </w:rPr>
+        <w:t xml:space="preserve"> (</w:t>
+      </w:r>
+      <w:r>
+        <w:rPr>
+          <w:sz w:val="28"/>
+          <w:szCs w:val="28"/>
+        </w:rPr>
+        <w:t>Linux AIO</w:t>
+      </w:r>
+      <w:r>
+        <w:rPr>
+          <w:sz w:val="28"/>
+          <w:szCs w:val="28"/>
+        </w:rPr>
+        <w:t>)</w:t>
+      </w:r>
+      <w:r>
+        <w:rPr>
+          <w:sz w:val="28"/>
+          <w:szCs w:val="28"/>
+        </w:rPr>
+        <w:t xml:space="preserve">, библиотеки </w:t>
+      </w:r>
+      <w:r>
+        <w:rPr>
+          <w:sz w:val="28"/>
+          <w:szCs w:val="28"/>
+          <w:lang w:val="en-US"/>
+        </w:rPr>
+        <w:t>POSIX</w:t>
+      </w:r>
+      <w:r>
+        <w:rPr>
+          <w:sz w:val="28"/>
+          <w:szCs w:val="28"/>
+        </w:rPr>
+        <w:t xml:space="preserve">, </w:t>
+      </w:r>
+      <w:r>
+        <w:rPr>
+          <w:sz w:val="28"/>
+          <w:szCs w:val="28"/>
+        </w:rPr>
+        <w:t>обход</w:t>
+      </w:r>
+      <w:r>
+        <w:rPr>
+          <w:sz w:val="28"/>
+          <w:szCs w:val="28"/>
+        </w:rPr>
+        <w:t>а</w:t>
+      </w:r>
+      <w:r>
+        <w:rPr>
+          <w:sz w:val="28"/>
+          <w:szCs w:val="28"/>
+        </w:rPr>
+        <w:t xml:space="preserve"> страничного кэша</w:t>
+      </w:r>
+      <w:r>
+        <w:rPr>
+          <w:sz w:val="28"/>
+          <w:szCs w:val="28"/>
+        </w:rPr>
+        <w:t xml:space="preserve"> и </w:t>
+      </w:r>
+      <w:r>
+        <w:rPr>
+          <w:sz w:val="28"/>
+          <w:szCs w:val="28"/>
+        </w:rPr>
+        <w:t>перекрывающ</w:t>
+      </w:r>
+      <w:r>
+        <w:rPr>
+          <w:sz w:val="28"/>
+          <w:szCs w:val="28"/>
+        </w:rPr>
+        <w:t>их</w:t>
+      </w:r>
+      <w:r>
+        <w:rPr>
+          <w:sz w:val="28"/>
+          <w:szCs w:val="28"/>
+        </w:rPr>
+        <w:t xml:space="preserve"> выполнение операций</w:t>
+      </w:r>
+      <w:r>
+        <w:rPr>
+          <w:sz w:val="28"/>
+          <w:szCs w:val="28"/>
+        </w:rPr>
+        <w:t xml:space="preserve">. Программа </w:t>
+      </w:r>
+      <w:r>
+        <w:rPr>
+          <w:sz w:val="28"/>
+          <w:szCs w:val="28"/>
+        </w:rPr>
+        <w:t xml:space="preserve">состоит из трех основных классов </w:t>
+      </w:r>
+      <w:proofErr w:type="spellStart"/>
+      <w:r>
+        <w:rPr>
+          <w:sz w:val="28"/>
+          <w:szCs w:val="28"/>
+        </w:rPr>
+        <w:t>FileCopier</w:t>
+      </w:r>
+      <w:proofErr w:type="spellEnd"/>
+      <w:r>
+        <w:rPr>
+          <w:sz w:val="28"/>
+          <w:szCs w:val="28"/>
+        </w:rPr>
+        <w:t xml:space="preserve">, </w:t>
+      </w:r>
+      <w:proofErr w:type="spellStart"/>
+      <w:r>
+        <w:rPr>
+          <w:sz w:val="28"/>
+          <w:szCs w:val="28"/>
+        </w:rPr>
+        <w:t>TestCopying</w:t>
+      </w:r>
+      <w:proofErr w:type="spellEnd"/>
+      <w:r>
+        <w:rPr>
+          <w:sz w:val="28"/>
+          <w:szCs w:val="28"/>
+        </w:rPr>
+        <w:t xml:space="preserve"> и </w:t>
+      </w:r>
+      <w:r>
+        <w:rPr>
+          <w:sz w:val="28"/>
+          <w:szCs w:val="28"/>
+          <w:lang w:val="en-US"/>
+        </w:rPr>
+        <w:t>Interface</w:t>
+      </w:r>
+      <w:r>
+        <w:rPr>
+          <w:sz w:val="28"/>
+          <w:szCs w:val="28"/>
+        </w:rPr>
+        <w:t xml:space="preserve">. В таблице ниже описаны назначения классов. </w:t>
+      </w:r>
+    </w:p>
+    <w:tbl>
+      <w:tblPr>
+        <w:tblStyle w:val="a8"/>
+        <w:tblW w:w="0" w:type="auto"/>
+        <w:tblInd w:w="10" w:type="dxa"/>
+        <w:tblLook w:val="04A0" w:firstRow="1" w:lastRow="0" w:firstColumn="1" w:lastColumn="0" w:noHBand="0" w:noVBand="1"/>
+      </w:tblPr>
+      <w:tblGrid>
+        <w:gridCol w:w="1970"/>
+        <w:gridCol w:w="7038"/>
+      </w:tblGrid>
+      <w:tr>
+        <w:tc>
+          <w:tcPr>
+            <w:tcW w:w="1970" w:type="dxa"/>
+          </w:tcPr>
+          <w:p>
+            <w:pPr>
+              <w:pStyle w:val="Standard"/>
+              <w:spacing w:line="360" w:lineRule="auto"/>
+              <w:jc w:val="center"/>
+              <w:rPr>
+                <w:b/>
+                <w:bCs/>
+                <w:sz w:val="28"/>
+                <w:szCs w:val="28"/>
+              </w:rPr>
+            </w:pPr>
+            <w:r>
+              <w:rPr>
+                <w:b/>
+                <w:bCs/>
+                <w:sz w:val="28"/>
+                <w:szCs w:val="28"/>
+              </w:rPr>
+              <w:t>Название</w:t>
+            </w:r>
+          </w:p>
+        </w:tc>
+        <w:tc>
+          <w:tcPr>
+            <w:tcW w:w="7038" w:type="dxa"/>
+          </w:tcPr>
+          <w:p>
+            <w:pPr>
+              <w:pStyle w:val="Standard"/>
+              <w:spacing w:line="360" w:lineRule="auto"/>
+              <w:jc w:val="center"/>
+              <w:rPr>
+                <w:b/>
+                <w:bCs/>
+                <w:sz w:val="28"/>
+                <w:szCs w:val="28"/>
+              </w:rPr>
+            </w:pPr>
+            <w:r>
+              <w:rPr>
+                <w:b/>
+                <w:bCs/>
+                <w:sz w:val="28"/>
+                <w:szCs w:val="28"/>
+              </w:rPr>
+              <w:t>Назначение</w:t>
+            </w:r>
+          </w:p>
+        </w:tc>
+      </w:tr>
+      <w:tr>
+        <w:tc>
+          <w:tcPr>
+            <w:tcW w:w="1970" w:type="dxa"/>
+          </w:tcPr>
+          <w:p>
+            <w:pPr>
+              <w:pStyle w:val="Standard"/>
+              <w:spacing w:line="360" w:lineRule="auto"/>
+              <w:jc w:val="center"/>
+              <w:rPr>
+                <w:sz w:val="28"/>
+                <w:szCs w:val="28"/>
+              </w:rPr>
+            </w:pPr>
+            <w:proofErr w:type="spellStart"/>
+            <w:r>
+              <w:rPr>
+                <w:sz w:val="28"/>
+                <w:szCs w:val="28"/>
+              </w:rPr>
+              <w:t>FileCopier</w:t>
+            </w:r>
+            <w:proofErr w:type="spellEnd"/>
+          </w:p>
+        </w:tc>
+        <w:tc>
+          <w:tcPr>
+            <w:tcW w:w="7038" w:type="dxa"/>
+          </w:tcPr>
+          <w:p>
+            <w:pPr>
+              <w:pStyle w:val="Standard"/>
+              <w:spacing w:line="360" w:lineRule="auto"/>
+              <w:jc w:val="both"/>
+              <w:rPr>
+                <w:sz w:val="28"/>
+                <w:szCs w:val="28"/>
+              </w:rPr>
+            </w:pPr>
+            <w:r>
+              <w:rPr>
+                <w:color w:val="000000" w:themeColor="text1"/>
+                <w:sz w:val="28"/>
+                <w:szCs w:val="28"/>
+                <w:lang w:eastAsia="en-US"/>
+              </w:rPr>
+              <w:t>Р</w:t>
+            </w:r>
+            <w:r>
+              <w:rPr>
+                <w:color w:val="000000" w:themeColor="text1"/>
+                <w:sz w:val="28"/>
+                <w:szCs w:val="28"/>
+                <w:lang w:eastAsia="en-US"/>
+              </w:rPr>
+              <w:t>еали</w:t>
+            </w:r>
+            <w:r>
+              <w:rPr>
+                <w:color w:val="000000" w:themeColor="text1"/>
+                <w:sz w:val="28"/>
+                <w:szCs w:val="28"/>
+                <w:lang w:eastAsia="en-US"/>
+              </w:rPr>
+              <w:t>зация</w:t>
+            </w:r>
+            <w:r>
+              <w:rPr>
+                <w:color w:val="000000" w:themeColor="text1"/>
+                <w:sz w:val="28"/>
+                <w:szCs w:val="28"/>
+                <w:lang w:eastAsia="en-US"/>
+              </w:rPr>
+              <w:t xml:space="preserve"> асинхронно</w:t>
+            </w:r>
+            <w:r>
+              <w:rPr>
+                <w:color w:val="000000" w:themeColor="text1"/>
+                <w:sz w:val="28"/>
+                <w:szCs w:val="28"/>
+                <w:lang w:eastAsia="en-US"/>
+              </w:rPr>
+              <w:t xml:space="preserve">го </w:t>
+            </w:r>
+            <w:r>
+              <w:rPr>
+                <w:color w:val="000000" w:themeColor="text1"/>
+                <w:sz w:val="28"/>
+                <w:szCs w:val="28"/>
+                <w:lang w:eastAsia="en-US"/>
+              </w:rPr>
+              <w:t>копировани</w:t>
+            </w:r>
+            <w:r>
+              <w:rPr>
+                <w:color w:val="000000" w:themeColor="text1"/>
+                <w:sz w:val="28"/>
+                <w:szCs w:val="28"/>
+                <w:lang w:eastAsia="en-US"/>
+              </w:rPr>
+              <w:t>я</w:t>
+            </w:r>
+            <w:r>
+              <w:rPr>
+                <w:color w:val="000000" w:themeColor="text1"/>
+                <w:sz w:val="28"/>
+                <w:szCs w:val="28"/>
+                <w:lang w:eastAsia="en-US"/>
+              </w:rPr>
+              <w:t xml:space="preserve"> файлов с использованием </w:t>
+            </w:r>
+            <w:proofErr w:type="spellStart"/>
+            <w:r>
+              <w:rPr>
+                <w:color w:val="000000" w:themeColor="text1"/>
+                <w:sz w:val="28"/>
+                <w:szCs w:val="28"/>
+                <w:lang w:eastAsia="en-US"/>
+              </w:rPr>
+              <w:t>libaio</w:t>
+            </w:r>
+            <w:proofErr w:type="spellEnd"/>
+            <w:r>
+              <w:rPr>
+                <w:color w:val="000000" w:themeColor="text1"/>
+                <w:sz w:val="28"/>
+                <w:szCs w:val="28"/>
+                <w:lang w:eastAsia="en-US"/>
+              </w:rPr>
+              <w:t>.</w:t>
+            </w:r>
+          </w:p>
+        </w:tc>
+      </w:tr>
+      <w:tr>
+        <w:tc>
+          <w:tcPr>
+            <w:tcW w:w="1970" w:type="dxa"/>
+          </w:tcPr>
+          <w:p>
+            <w:pPr>
+              <w:pStyle w:val="Standard"/>
+              <w:spacing w:line="360" w:lineRule="auto"/>
+              <w:jc w:val="center"/>
+              <w:rPr>
+                <w:color w:val="000000" w:themeColor="text1"/>
+                <w:sz w:val="28"/>
+                <w:szCs w:val="28"/>
+                <w:lang w:eastAsia="en-US"/>
+              </w:rPr>
+            </w:pPr>
+            <w:proofErr w:type="spellStart"/>
+            <w:r>
+              <w:rPr>
+                <w:color w:val="000000" w:themeColor="text1"/>
+                <w:sz w:val="28"/>
+                <w:szCs w:val="28"/>
+                <w:lang w:eastAsia="en-US"/>
+              </w:rPr>
+              <w:t>TestCopying</w:t>
+            </w:r>
+            <w:proofErr w:type="spellEnd"/>
+          </w:p>
+        </w:tc>
+        <w:tc>
+          <w:tcPr>
+            <w:tcW w:w="7038" w:type="dxa"/>
+          </w:tcPr>
+          <w:p>
+            <w:pPr>
+              <w:pStyle w:val="Standard"/>
+              <w:tabs>
+                <w:tab w:val="left" w:pos="1297"/>
+              </w:tabs>
+              <w:spacing w:line="360" w:lineRule="auto"/>
+              <w:jc w:val="both"/>
+              <w:rPr>
+                <w:color w:val="000000" w:themeColor="text1"/>
+                <w:sz w:val="28"/>
+                <w:szCs w:val="28"/>
+                <w:lang w:eastAsia="en-US"/>
+              </w:rPr>
+            </w:pPr>
+            <w:r>
+              <w:rPr>
+                <w:color w:val="000000" w:themeColor="text1"/>
+                <w:sz w:val="28"/>
+                <w:szCs w:val="28"/>
+                <w:lang w:eastAsia="en-US"/>
+              </w:rPr>
+              <w:t>Т</w:t>
+            </w:r>
+            <w:r>
+              <w:rPr>
+                <w:color w:val="000000" w:themeColor="text1"/>
+                <w:sz w:val="28"/>
+                <w:szCs w:val="28"/>
+                <w:lang w:eastAsia="en-US"/>
+              </w:rPr>
+              <w:t>естовый модуль для измерения производительности копирования.</w:t>
+            </w:r>
+          </w:p>
+        </w:tc>
+      </w:tr>
+      <w:tr>
+        <w:tc>
+          <w:tcPr>
+            <w:tcW w:w="1970" w:type="dxa"/>
+          </w:tcPr>
+          <w:p>
+            <w:pPr>
+              <w:pStyle w:val="Standard"/>
+              <w:spacing w:line="360" w:lineRule="auto"/>
+              <w:jc w:val="center"/>
+              <w:rPr>
+                <w:sz w:val="28"/>
+                <w:szCs w:val="28"/>
+              </w:rPr>
+            </w:pPr>
+            <w:r>
+              <w:rPr>
+                <w:sz w:val="28"/>
+                <w:szCs w:val="28"/>
+                <w:lang w:val="en-US"/>
+              </w:rPr>
+              <w:t>Interface</w:t>
+            </w:r>
+          </w:p>
+        </w:tc>
+        <w:tc>
+          <w:tcPr>
+            <w:tcW w:w="7038" w:type="dxa"/>
+          </w:tcPr>
+          <w:p>
+            <w:pPr>
+              <w:pStyle w:val="Standard"/>
+              <w:spacing w:line="360" w:lineRule="auto"/>
+              <w:rPr>
+                <w:sz w:val="28"/>
+                <w:szCs w:val="28"/>
+              </w:rPr>
+            </w:pPr>
+            <w:r>
+              <w:rPr>
+                <w:sz w:val="28"/>
+                <w:szCs w:val="28"/>
+              </w:rPr>
+              <w:t>Консольный пользовательский интерфейс.</w:t>
+            </w:r>
+          </w:p>
+        </w:tc>
+      </w:tr>
+    </w:tbl>
+    <w:p>
+      <w:pPr>
+        <w:spacing w:line="360" w:lineRule="auto"/>
+        <w:jc w:val="both"/>
+        <w:rPr>
+          <w:sz w:val="28"/>
+          <w:szCs w:val="28"/>
+        </w:rPr>
+      </w:pPr>
+    </w:p>
+    <w:p>
+      <w:pPr>
+        <w:spacing w:line="360" w:lineRule="auto"/>
+        <w:ind w:firstLine="710"/>
+        <w:jc w:val="both"/>
+        <w:rPr>
+          <w:sz w:val="28"/>
+          <w:szCs w:val="28"/>
+        </w:rPr>
+      </w:pPr>
+    </w:p>
+    <w:p>
+      <w:pPr>
+        <w:spacing w:line="360" w:lineRule="auto"/>
+        <w:jc w:val="both"/>
+        <w:rPr>
+          <w:sz w:val="28"/>
+          <w:szCs w:val="28"/>
+          <w:lang w:val="en-US"/>
+        </w:rPr>
+      </w:pPr>
+      <w:r>
+        <w:rPr>
+          <w:sz w:val="28"/>
+          <w:szCs w:val="28"/>
+        </w:rPr>
+        <w:lastRenderedPageBreak/>
+        <w:t xml:space="preserve">1) Класс </w:t>
+      </w:r>
+      <w:proofErr w:type="spellStart"/>
+      <w:r>
+        <w:rPr>
+          <w:sz w:val="28"/>
+          <w:szCs w:val="28"/>
+          <w:lang w:val="en-US"/>
+        </w:rPr>
+        <w:t>FileCopier</w:t>
+      </w:r>
+      <w:proofErr w:type="spellEnd"/>
+    </w:p>
+    <w:p>
+      <w:pPr>
+        <w:spacing w:line="360" w:lineRule="auto"/>
+        <w:jc w:val="both"/>
+        <w:rPr>
+          <w:sz w:val="28"/>
+          <w:szCs w:val="28"/>
+        </w:rPr>
+      </w:pPr>
+      <w:r>
+        <w:rPr>
+          <w:sz w:val="28"/>
+          <w:szCs w:val="28"/>
+        </w:rPr>
+        <w:tab/>
+      </w:r>
+      <w:r>
+        <w:rPr>
+          <w:sz w:val="28"/>
+          <w:szCs w:val="28"/>
+        </w:rPr>
+        <w:tab/>
+      </w:r>
+      <w:r>
+        <w:rPr>
+          <w:sz w:val="28"/>
+          <w:szCs w:val="28"/>
+        </w:rPr>
+        <w:t>К</w:t>
+      </w:r>
+      <w:r>
+        <w:rPr>
+          <w:sz w:val="28"/>
+          <w:szCs w:val="28"/>
+        </w:rPr>
+        <w:t xml:space="preserve">ласс </w:t>
+      </w:r>
+      <w:proofErr w:type="spellStart"/>
+      <w:r>
+        <w:rPr>
+          <w:sz w:val="28"/>
+          <w:szCs w:val="28"/>
+          <w:lang w:val="en-US"/>
+        </w:rPr>
+        <w:t>FileCopier</w:t>
+      </w:r>
+      <w:proofErr w:type="spellEnd"/>
+      <w:r>
+        <w:rPr>
+          <w:sz w:val="28"/>
+          <w:szCs w:val="28"/>
+        </w:rPr>
+        <w:t xml:space="preserve"> </w:t>
+      </w:r>
+      <w:r>
+        <w:rPr>
+          <w:sz w:val="28"/>
+          <w:szCs w:val="28"/>
+        </w:rPr>
+        <w:t xml:space="preserve">включает в себя </w:t>
+      </w:r>
+      <w:r>
+        <w:rPr>
+          <w:sz w:val="28"/>
+          <w:szCs w:val="28"/>
+        </w:rPr>
+        <w:t xml:space="preserve"> три основных поля, которые описаны ниже в таблице.</w:t>
+      </w:r>
+    </w:p>
+    <w:tbl>
+      <w:tblPr>
+        <w:tblStyle w:val="a8"/>
+        <w:tblW w:w="0" w:type="auto"/>
+        <w:tblInd w:w="10" w:type="dxa"/>
+        <w:tblLook w:val="04A0" w:firstRow="1" w:lastRow="0" w:firstColumn="1" w:lastColumn="0" w:noHBand="0" w:noVBand="1"/>
+      </w:tblPr>
+      <w:tblGrid>
+        <w:gridCol w:w="1741"/>
+        <w:gridCol w:w="1079"/>
+        <w:gridCol w:w="6188"/>
+      </w:tblGrid>
+      <w:tr>
+        <w:tc>
+          <w:tcPr>
+            <w:tcW w:w="1741" w:type="dxa"/>
+            <w:vAlign w:val="center"/>
+          </w:tcPr>
+          <w:p>
+            <w:pPr>
+              <w:pStyle w:val="Standard"/>
+              <w:spacing w:line="360" w:lineRule="auto"/>
+              <w:jc w:val="center"/>
+              <w:rPr>
+                <w:b/>
+                <w:bCs/>
+                <w:sz w:val="28"/>
+                <w:szCs w:val="28"/>
+              </w:rPr>
+            </w:pPr>
+            <w:r>
+              <w:rPr>
+                <w:b/>
+                <w:bCs/>
+                <w:sz w:val="28"/>
+                <w:szCs w:val="28"/>
+              </w:rPr>
+              <w:t>Поле</w:t>
+            </w:r>
+          </w:p>
+        </w:tc>
+        <w:tc>
+          <w:tcPr>
+            <w:tcW w:w="1079" w:type="dxa"/>
+            <w:vAlign w:val="center"/>
+          </w:tcPr>
+          <w:p>
+            <w:pPr>
+              <w:pStyle w:val="Standard"/>
+              <w:spacing w:line="360" w:lineRule="auto"/>
+              <w:jc w:val="center"/>
+              <w:rPr>
+                <w:b/>
+                <w:bCs/>
+                <w:sz w:val="28"/>
+                <w:szCs w:val="28"/>
+              </w:rPr>
+            </w:pPr>
+            <w:r>
+              <w:rPr>
+                <w:b/>
+                <w:bCs/>
+                <w:sz w:val="28"/>
+                <w:szCs w:val="28"/>
+              </w:rPr>
+              <w:t>Тип</w:t>
+            </w:r>
+          </w:p>
+        </w:tc>
+        <w:tc>
+          <w:tcPr>
+            <w:tcW w:w="6188" w:type="dxa"/>
+            <w:vAlign w:val="center"/>
+          </w:tcPr>
+          <w:p>
+            <w:pPr>
+              <w:pStyle w:val="Standard"/>
+              <w:spacing w:line="360" w:lineRule="auto"/>
+              <w:jc w:val="center"/>
+              <w:rPr>
+                <w:b/>
+                <w:bCs/>
+                <w:sz w:val="28"/>
+                <w:szCs w:val="28"/>
+              </w:rPr>
+            </w:pPr>
+            <w:r>
+              <w:rPr>
+                <w:b/>
+                <w:bCs/>
+                <w:sz w:val="28"/>
+                <w:szCs w:val="28"/>
+              </w:rPr>
+              <w:t>Описание</w:t>
+            </w:r>
+          </w:p>
+        </w:tc>
+      </w:tr>
+      <w:tr>
+        <w:tc>
+          <w:tcPr>
+            <w:tcW w:w="1741" w:type="dxa"/>
+            <w:vAlign w:val="center"/>
+          </w:tcPr>
+          <w:p>
+            <w:pPr>
+              <w:pStyle w:val="Standard"/>
+              <w:spacing w:line="360" w:lineRule="auto"/>
+              <w:jc w:val="center"/>
+              <w:rPr>
+                <w:sz w:val="28"/>
+                <w:szCs w:val="28"/>
+              </w:rPr>
+            </w:pPr>
+            <w:r>
+              <w:rPr>
+                <w:sz w:val="28"/>
+                <w:szCs w:val="28"/>
+              </w:rPr>
+              <w:t>ALIGN</w:t>
+            </w:r>
+          </w:p>
+        </w:tc>
+        <w:tc>
+          <w:tcPr>
+            <w:tcW w:w="1079" w:type="dxa"/>
+            <w:vAlign w:val="center"/>
+          </w:tcPr>
+          <w:p>
+            <w:pPr>
+              <w:pStyle w:val="Standard"/>
+              <w:spacing w:line="360" w:lineRule="auto"/>
+              <w:jc w:val="center"/>
+              <w:rPr>
+                <w:sz w:val="28"/>
+                <w:szCs w:val="28"/>
+              </w:rPr>
+            </w:pPr>
+            <w:proofErr w:type="spellStart"/>
+            <w:r>
+              <w:rPr>
+                <w:sz w:val="28"/>
+                <w:szCs w:val="28"/>
+              </w:rPr>
+              <w:t>size_t</w:t>
+            </w:r>
+            <w:proofErr w:type="spellEnd"/>
+          </w:p>
+        </w:tc>
+        <w:tc>
+          <w:tcPr>
+            <w:tcW w:w="6188" w:type="dxa"/>
+            <w:vAlign w:val="center"/>
+          </w:tcPr>
+          <w:p>
+            <w:pPr>
+              <w:pStyle w:val="Standard"/>
+              <w:spacing w:line="360" w:lineRule="auto"/>
+              <w:rPr>
+                <w:sz w:val="28"/>
+                <w:szCs w:val="28"/>
+              </w:rPr>
+            </w:pPr>
+            <w:r>
+              <w:rPr>
+                <w:sz w:val="28"/>
+                <w:szCs w:val="28"/>
+              </w:rPr>
+              <w:t>Выравнивание буфера в байтах</w:t>
+            </w:r>
+            <w:r>
+              <w:rPr>
+                <w:sz w:val="28"/>
+                <w:szCs w:val="28"/>
+              </w:rPr>
+              <w:t>.</w:t>
+            </w:r>
+          </w:p>
+        </w:tc>
+      </w:tr>
+      <w:tr>
+        <w:tc>
+          <w:tcPr>
+            <w:tcW w:w="1741" w:type="dxa"/>
+            <w:vAlign w:val="center"/>
+          </w:tcPr>
+          <w:p>
+            <w:pPr>
+              <w:pStyle w:val="Standard"/>
+              <w:spacing w:line="360" w:lineRule="auto"/>
+              <w:jc w:val="center"/>
+              <w:rPr>
+                <w:sz w:val="28"/>
+                <w:szCs w:val="28"/>
+              </w:rPr>
+            </w:pPr>
+            <w:proofErr w:type="spellStart"/>
+            <w:r>
+              <w:rPr>
+                <w:sz w:val="28"/>
+                <w:szCs w:val="28"/>
+              </w:rPr>
+              <w:t>blockSize</w:t>
+            </w:r>
+            <w:proofErr w:type="spellEnd"/>
+          </w:p>
+        </w:tc>
+        <w:tc>
+          <w:tcPr>
+            <w:tcW w:w="1079" w:type="dxa"/>
+            <w:vAlign w:val="center"/>
+          </w:tcPr>
+          <w:p>
+            <w:pPr>
+              <w:pStyle w:val="Standard"/>
+              <w:spacing w:line="360" w:lineRule="auto"/>
+              <w:jc w:val="center"/>
+              <w:rPr>
+                <w:sz w:val="28"/>
+                <w:szCs w:val="28"/>
+              </w:rPr>
+            </w:pPr>
+            <w:proofErr w:type="spellStart"/>
+            <w:r>
+              <w:rPr>
+                <w:sz w:val="28"/>
+                <w:szCs w:val="28"/>
+              </w:rPr>
+              <w:t>size_t</w:t>
+            </w:r>
+            <w:proofErr w:type="spellEnd"/>
+          </w:p>
+        </w:tc>
+        <w:tc>
+          <w:tcPr>
+            <w:tcW w:w="6188" w:type="dxa"/>
+            <w:vAlign w:val="center"/>
+          </w:tcPr>
+          <w:p>
+            <w:pPr>
+              <w:pStyle w:val="Standard"/>
+              <w:spacing w:line="360" w:lineRule="auto"/>
+              <w:rPr>
+                <w:sz w:val="28"/>
+                <w:szCs w:val="28"/>
+              </w:rPr>
+            </w:pPr>
+            <w:r>
+              <w:rPr>
+                <w:sz w:val="28"/>
+                <w:szCs w:val="28"/>
+              </w:rPr>
+              <w:t>Размер блока копирования</w:t>
+            </w:r>
+            <w:r>
+              <w:rPr>
+                <w:sz w:val="28"/>
+                <w:szCs w:val="28"/>
+              </w:rPr>
+              <w:t>.</w:t>
+            </w:r>
+          </w:p>
+        </w:tc>
+      </w:tr>
+      <w:tr>
+        <w:tc>
+          <w:tcPr>
+            <w:tcW w:w="1741" w:type="dxa"/>
+            <w:vAlign w:val="center"/>
+          </w:tcPr>
+          <w:p>
+            <w:pPr>
+              <w:pStyle w:val="Standard"/>
+              <w:spacing w:line="360" w:lineRule="auto"/>
+              <w:jc w:val="center"/>
+              <w:rPr>
+                <w:sz w:val="28"/>
+                <w:szCs w:val="28"/>
+              </w:rPr>
+            </w:pPr>
+            <w:proofErr w:type="spellStart"/>
+            <w:r>
+              <w:rPr>
+                <w:sz w:val="28"/>
+                <w:szCs w:val="28"/>
+              </w:rPr>
+              <w:t>overlapCount</w:t>
+            </w:r>
+            <w:proofErr w:type="spellEnd"/>
+          </w:p>
+        </w:tc>
+        <w:tc>
+          <w:tcPr>
+            <w:tcW w:w="1079" w:type="dxa"/>
+            <w:vAlign w:val="center"/>
+          </w:tcPr>
+          <w:p>
+            <w:pPr>
+              <w:pStyle w:val="Standard"/>
+              <w:spacing w:line="360" w:lineRule="auto"/>
+              <w:jc w:val="center"/>
+              <w:rPr>
+                <w:sz w:val="28"/>
+                <w:szCs w:val="28"/>
+              </w:rPr>
+            </w:pPr>
+            <w:proofErr w:type="spellStart"/>
+            <w:r>
+              <w:rPr>
+                <w:sz w:val="28"/>
+                <w:szCs w:val="28"/>
+              </w:rPr>
+              <w:t>int</w:t>
+            </w:r>
+            <w:proofErr w:type="spellEnd"/>
+          </w:p>
+        </w:tc>
+        <w:tc>
+          <w:tcPr>
+            <w:tcW w:w="6188" w:type="dxa"/>
+            <w:vAlign w:val="center"/>
+          </w:tcPr>
+          <w:p>
+            <w:pPr>
+              <w:pStyle w:val="Standard"/>
+              <w:spacing w:line="360" w:lineRule="auto"/>
+              <w:rPr>
+                <w:sz w:val="28"/>
+                <w:szCs w:val="28"/>
+              </w:rPr>
+            </w:pPr>
+            <w:r>
+              <w:rPr>
+                <w:sz w:val="28"/>
+                <w:szCs w:val="28"/>
+              </w:rPr>
+              <w:t>Количество перекрывающихся операций</w:t>
+            </w:r>
+            <w:r>
+              <w:rPr>
+                <w:sz w:val="28"/>
+                <w:szCs w:val="28"/>
+              </w:rPr>
+              <w:t>.</w:t>
+            </w:r>
+          </w:p>
+        </w:tc>
+      </w:tr>
+    </w:tbl>
+    <w:p>
+      <w:pPr>
+        <w:spacing w:line="360" w:lineRule="auto"/>
+        <w:ind w:firstLine="710"/>
+        <w:jc w:val="both"/>
+        <w:rPr>
+          <w:sz w:val="28"/>
+          <w:szCs w:val="28"/>
+        </w:rPr>
+      </w:pPr>
+      <w:r>
+        <w:rPr>
+          <w:sz w:val="28"/>
+          <w:szCs w:val="28"/>
+        </w:rPr>
+        <w:t>Главной рабочей частью класса является функция</w:t>
+      </w:r>
+      <w:r>
+        <w:rPr>
+          <w:sz w:val="28"/>
+          <w:szCs w:val="28"/>
+        </w:rPr>
+        <w:t xml:space="preserve"> </w:t>
+      </w:r>
+      <w:proofErr w:type="spellStart"/>
+      <w:r>
+        <w:rPr>
+          <w:i/>
+          <w:iCs/>
+          <w:sz w:val="28"/>
+          <w:szCs w:val="28"/>
+        </w:rPr>
+        <w:t>copyFile</w:t>
+      </w:r>
+      <w:proofErr w:type="spellEnd"/>
+      <w:r>
+        <w:rPr>
+          <w:sz w:val="28"/>
+          <w:szCs w:val="28"/>
+        </w:rPr>
+        <w:t xml:space="preserve">, выполняющая </w:t>
+      </w:r>
+      <w:r>
+        <w:rPr>
+          <w:sz w:val="28"/>
+          <w:szCs w:val="28"/>
+        </w:rPr>
+        <w:t>асинхронное копирование файла из исходного пути в целевую директорию, используя</w:t>
+      </w:r>
+      <w:r>
+        <w:rPr>
+          <w:sz w:val="28"/>
+          <w:szCs w:val="28"/>
+        </w:rPr>
+        <w:t xml:space="preserve"> </w:t>
+      </w:r>
+      <w:r>
+        <w:rPr>
+          <w:sz w:val="28"/>
+          <w:szCs w:val="28"/>
+        </w:rPr>
+        <w:t>прямой доступ к диску без кэширования</w:t>
+      </w:r>
+      <w:r>
+        <w:rPr>
+          <w:sz w:val="28"/>
+          <w:szCs w:val="28"/>
+        </w:rPr>
+        <w:t>.</w:t>
+      </w:r>
+      <w:r>
+        <w:rPr>
+          <w:sz w:val="28"/>
+          <w:szCs w:val="28"/>
+        </w:rPr>
+        <w:t xml:space="preserve"> </w:t>
+      </w:r>
+      <w:r>
+        <w:rPr>
+          <w:sz w:val="28"/>
+          <w:szCs w:val="28"/>
+        </w:rPr>
+        <w:t>Ниже описано за счет каких библиотечных функций она работает.</w:t>
+      </w:r>
+    </w:p>
+    <w:p>
+      <w:pPr>
+        <w:spacing w:line="360" w:lineRule="auto"/>
+        <w:jc w:val="both"/>
+        <w:rPr>
+          <w:sz w:val="28"/>
+          <w:szCs w:val="28"/>
+          <w:lang w:val="en-US"/>
+        </w:rPr>
+      </w:pPr>
+      <w:r>
+        <w:rPr>
+          <w:sz w:val="28"/>
+          <w:szCs w:val="28"/>
+        </w:rPr>
+        <w:t xml:space="preserve">1.1) Функции </w:t>
+      </w:r>
+      <w:r>
+        <w:rPr>
+          <w:sz w:val="28"/>
+          <w:szCs w:val="28"/>
+          <w:lang w:val="en-US"/>
+        </w:rPr>
+        <w:t>POSIX</w:t>
+      </w:r>
+    </w:p>
+    <w:tbl>
+      <w:tblPr>
+        <w:tblStyle w:val="a8"/>
+        <w:tblW w:w="9057" w:type="dxa"/>
+        <w:tblInd w:w="10" w:type="dxa"/>
+        <w:tblLook w:val="04A0" w:firstRow="1" w:lastRow="0" w:firstColumn="1" w:lastColumn="0" w:noHBand="0" w:noVBand="1"/>
+      </w:tblPr>
+      <w:tblGrid>
+        <w:gridCol w:w="2083"/>
+        <w:gridCol w:w="6974"/>
+      </w:tblGrid>
+      <w:tr>
+        <w:tc>
+          <w:tcPr>
+            <w:tcW w:w="1756" w:type="dxa"/>
+            <w:vAlign w:val="center"/>
+          </w:tcPr>
+          <w:p>
+            <w:pPr>
+              <w:spacing w:line="360" w:lineRule="auto"/>
+              <w:ind w:left="0" w:firstLine="0"/>
+              <w:jc w:val="center"/>
+              <w:rPr>
+                <w:b/>
+                <w:bCs/>
+                <w:sz w:val="28"/>
+                <w:szCs w:val="28"/>
+              </w:rPr>
+            </w:pPr>
+            <w:r>
+              <w:rPr>
+                <w:b/>
+                <w:bCs/>
+                <w:sz w:val="28"/>
+                <w:szCs w:val="28"/>
+              </w:rPr>
+              <w:t>Функция</w:t>
+            </w:r>
+          </w:p>
+        </w:tc>
+        <w:tc>
+          <w:tcPr>
+            <w:tcW w:w="7301" w:type="dxa"/>
+            <w:vAlign w:val="center"/>
+          </w:tcPr>
+          <w:p>
+            <w:pPr>
+              <w:spacing w:line="360" w:lineRule="auto"/>
+              <w:ind w:left="0" w:firstLine="0"/>
+              <w:jc w:val="center"/>
+              <w:rPr>
+                <w:b/>
+                <w:bCs/>
+                <w:sz w:val="28"/>
+                <w:szCs w:val="28"/>
+              </w:rPr>
+            </w:pPr>
+            <w:r>
+              <w:rPr>
+                <w:b/>
+                <w:bCs/>
+                <w:sz w:val="28"/>
+                <w:szCs w:val="28"/>
+              </w:rPr>
+              <w:t xml:space="preserve">Назначение </w:t>
+            </w:r>
+          </w:p>
+        </w:tc>
+      </w:tr>
+      <w:tr>
+        <w:tc>
+          <w:tcPr>
+            <w:tcW w:w="1756" w:type="dxa"/>
+            <w:vAlign w:val="center"/>
+          </w:tcPr>
+          <w:p>
+            <w:pPr>
+              <w:pStyle w:val="Standard"/>
+              <w:spacing w:line="360" w:lineRule="auto"/>
+              <w:jc w:val="center"/>
+              <w:rPr>
+                <w:sz w:val="28"/>
+                <w:szCs w:val="28"/>
+              </w:rPr>
+            </w:pPr>
+            <w:proofErr w:type="spellStart"/>
+            <w:r>
+              <w:rPr>
+                <w:sz w:val="28"/>
+                <w:szCs w:val="28"/>
+              </w:rPr>
+              <w:t>open</w:t>
+            </w:r>
+            <w:proofErr w:type="spellEnd"/>
+          </w:p>
+        </w:tc>
+        <w:tc>
+          <w:tcPr>
+            <w:tcW w:w="7301" w:type="dxa"/>
+            <w:vAlign w:val="center"/>
+          </w:tcPr>
+          <w:p>
+            <w:pPr>
+              <w:pStyle w:val="Standard"/>
+              <w:spacing w:line="360" w:lineRule="auto"/>
+              <w:jc w:val="both"/>
+              <w:rPr>
+                <w:sz w:val="28"/>
+                <w:szCs w:val="28"/>
+              </w:rPr>
+            </w:pPr>
+            <w:r>
+              <w:rPr>
+                <w:sz w:val="28"/>
+                <w:szCs w:val="28"/>
+              </w:rPr>
+              <w:t>Открытие файла назначения</w:t>
+            </w:r>
+            <w:r>
+              <w:rPr>
+                <w:sz w:val="28"/>
+                <w:szCs w:val="28"/>
+              </w:rPr>
+              <w:t>.</w:t>
+            </w:r>
+          </w:p>
+        </w:tc>
+      </w:tr>
+      <w:tr>
+        <w:tc>
+          <w:tcPr>
+            <w:tcW w:w="1756" w:type="dxa"/>
+            <w:vAlign w:val="center"/>
+          </w:tcPr>
+          <w:p>
+            <w:pPr>
+              <w:pStyle w:val="Standard"/>
+              <w:spacing w:line="360" w:lineRule="auto"/>
+              <w:jc w:val="center"/>
+              <w:rPr>
+                <w:sz w:val="28"/>
+                <w:szCs w:val="28"/>
+              </w:rPr>
+            </w:pPr>
+            <w:proofErr w:type="spellStart"/>
+            <w:r>
+              <w:rPr>
+                <w:sz w:val="28"/>
+                <w:szCs w:val="28"/>
+              </w:rPr>
+              <w:t>close</w:t>
+            </w:r>
+            <w:proofErr w:type="spellEnd"/>
+          </w:p>
+        </w:tc>
+        <w:tc>
+          <w:tcPr>
+            <w:tcW w:w="7301" w:type="dxa"/>
+            <w:vAlign w:val="center"/>
+          </w:tcPr>
+          <w:p>
+            <w:pPr>
+              <w:pStyle w:val="Standard"/>
+              <w:spacing w:line="360" w:lineRule="auto"/>
+              <w:jc w:val="both"/>
+              <w:rPr>
+                <w:sz w:val="28"/>
+                <w:szCs w:val="28"/>
+              </w:rPr>
+            </w:pPr>
+            <w:r>
+              <w:rPr>
+                <w:sz w:val="28"/>
+                <w:szCs w:val="28"/>
+              </w:rPr>
+              <w:t>Закрытие файловых дескрипторов после завершения копирования</w:t>
+            </w:r>
+            <w:r>
+              <w:rPr>
+                <w:sz w:val="28"/>
+                <w:szCs w:val="28"/>
+              </w:rPr>
+              <w:t xml:space="preserve"> (уникальный </w:t>
+            </w:r>
+            <w:r>
+              <w:rPr>
+                <w:sz w:val="28"/>
+                <w:szCs w:val="28"/>
+                <w:lang w:val="en-US"/>
+              </w:rPr>
+              <w:t>id</w:t>
+            </w:r>
+            <w:r>
+              <w:rPr>
+                <w:sz w:val="28"/>
+                <w:szCs w:val="28"/>
+              </w:rPr>
+              <w:t xml:space="preserve"> </w:t>
+            </w:r>
+            <w:r>
+              <w:rPr>
+                <w:sz w:val="28"/>
+                <w:szCs w:val="28"/>
+              </w:rPr>
+              <w:t>файла).</w:t>
+            </w:r>
+          </w:p>
+        </w:tc>
+      </w:tr>
+      <w:tr>
+        <w:tc>
+          <w:tcPr>
+            <w:tcW w:w="1756" w:type="dxa"/>
+            <w:vAlign w:val="center"/>
+          </w:tcPr>
+          <w:p>
+            <w:pPr>
+              <w:pStyle w:val="Standard"/>
+              <w:spacing w:line="360" w:lineRule="auto"/>
+              <w:jc w:val="center"/>
+              <w:rPr>
+                <w:sz w:val="28"/>
+                <w:szCs w:val="28"/>
+              </w:rPr>
+            </w:pPr>
+            <w:proofErr w:type="spellStart"/>
+            <w:r>
+              <w:rPr>
+                <w:sz w:val="28"/>
+                <w:szCs w:val="28"/>
+              </w:rPr>
+              <w:t>fstat</w:t>
+            </w:r>
+            <w:proofErr w:type="spellEnd"/>
+          </w:p>
+        </w:tc>
+        <w:tc>
+          <w:tcPr>
+            <w:tcW w:w="7301" w:type="dxa"/>
+            <w:vAlign w:val="center"/>
+          </w:tcPr>
+          <w:p>
+            <w:pPr>
+              <w:pStyle w:val="Standard"/>
+              <w:spacing w:line="360" w:lineRule="auto"/>
+              <w:jc w:val="both"/>
+              <w:rPr>
+                <w:sz w:val="28"/>
+                <w:szCs w:val="28"/>
+              </w:rPr>
+            </w:pPr>
+            <w:r>
+              <w:rPr>
+                <w:sz w:val="28"/>
+                <w:szCs w:val="28"/>
+              </w:rPr>
+              <w:t>Получение размера исходного файла</w:t>
+            </w:r>
+            <w:r>
+              <w:rPr>
+                <w:sz w:val="28"/>
+                <w:szCs w:val="28"/>
+              </w:rPr>
+              <w:t>.</w:t>
+            </w:r>
+          </w:p>
+        </w:tc>
+      </w:tr>
+      <w:tr>
+        <w:tc>
+          <w:tcPr>
+            <w:tcW w:w="1756" w:type="dxa"/>
+            <w:vAlign w:val="center"/>
+          </w:tcPr>
+          <w:p>
+            <w:pPr>
+              <w:pStyle w:val="Standard"/>
+              <w:spacing w:line="360" w:lineRule="auto"/>
+              <w:jc w:val="center"/>
+              <w:rPr>
+                <w:sz w:val="28"/>
+                <w:szCs w:val="28"/>
+              </w:rPr>
+            </w:pPr>
+            <w:proofErr w:type="spellStart"/>
+            <w:r>
+              <w:rPr>
+                <w:sz w:val="28"/>
+                <w:szCs w:val="28"/>
+              </w:rPr>
+              <w:t>truncate</w:t>
+            </w:r>
+            <w:proofErr w:type="spellEnd"/>
+          </w:p>
+        </w:tc>
+        <w:tc>
+          <w:tcPr>
+            <w:tcW w:w="7301" w:type="dxa"/>
+            <w:vAlign w:val="center"/>
+          </w:tcPr>
+          <w:p>
+            <w:pPr>
+              <w:pStyle w:val="Standard"/>
+              <w:spacing w:line="360" w:lineRule="auto"/>
+              <w:jc w:val="both"/>
+              <w:rPr>
+                <w:sz w:val="28"/>
+                <w:szCs w:val="28"/>
+              </w:rPr>
+            </w:pPr>
+            <w:r>
+              <w:rPr>
+                <w:sz w:val="28"/>
+                <w:szCs w:val="28"/>
+              </w:rPr>
+              <w:t>Обрезка файла назначения до реального размера</w:t>
+            </w:r>
+            <w:r>
+              <w:rPr>
+                <w:sz w:val="28"/>
+                <w:szCs w:val="28"/>
+              </w:rPr>
+              <w:t>.</w:t>
+            </w:r>
+          </w:p>
+        </w:tc>
+      </w:tr>
+      <w:tr>
+        <w:tc>
+          <w:tcPr>
+            <w:tcW w:w="1756" w:type="dxa"/>
+            <w:vAlign w:val="center"/>
+          </w:tcPr>
+          <w:p>
+            <w:pPr>
+              <w:pStyle w:val="Standard"/>
+              <w:spacing w:line="360" w:lineRule="auto"/>
+              <w:jc w:val="center"/>
+              <w:rPr>
+                <w:sz w:val="28"/>
+                <w:szCs w:val="28"/>
+              </w:rPr>
+            </w:pPr>
+            <w:proofErr w:type="spellStart"/>
+            <w:r>
+              <w:rPr>
+                <w:sz w:val="28"/>
+                <w:szCs w:val="28"/>
+              </w:rPr>
+              <w:t>posix_memalign</w:t>
+            </w:r>
+            <w:proofErr w:type="spellEnd"/>
+          </w:p>
+        </w:tc>
+        <w:tc>
+          <w:tcPr>
+            <w:tcW w:w="7301" w:type="dxa"/>
+            <w:vAlign w:val="center"/>
+          </w:tcPr>
+          <w:p>
+            <w:pPr>
+              <w:pStyle w:val="Standard"/>
+              <w:spacing w:line="360" w:lineRule="auto"/>
+              <w:jc w:val="both"/>
+              <w:rPr>
+                <w:sz w:val="28"/>
+                <w:szCs w:val="28"/>
+              </w:rPr>
+            </w:pPr>
+            <w:r>
+              <w:rPr>
+                <w:sz w:val="28"/>
+                <w:szCs w:val="28"/>
+              </w:rPr>
+              <w:t>Выделение выровненной памяти</w:t>
+            </w:r>
+            <w:r>
+              <w:rPr>
+                <w:sz w:val="28"/>
+                <w:szCs w:val="28"/>
+              </w:rPr>
+              <w:t>.</w:t>
+            </w:r>
+          </w:p>
+        </w:tc>
+      </w:tr>
+      <w:tr>
+        <w:tc>
+          <w:tcPr>
+            <w:tcW w:w="1756" w:type="dxa"/>
+            <w:vAlign w:val="center"/>
+          </w:tcPr>
+          <w:p>
+            <w:pPr>
+              <w:pStyle w:val="Standard"/>
+              <w:spacing w:line="360" w:lineRule="auto"/>
+              <w:jc w:val="center"/>
+              <w:rPr>
+                <w:sz w:val="28"/>
+                <w:szCs w:val="28"/>
+              </w:rPr>
+            </w:pPr>
+            <w:proofErr w:type="spellStart"/>
+            <w:r>
+              <w:rPr>
+                <w:sz w:val="28"/>
+                <w:szCs w:val="28"/>
+              </w:rPr>
+              <w:t>free</w:t>
+            </w:r>
+            <w:proofErr w:type="spellEnd"/>
+          </w:p>
+        </w:tc>
+        <w:tc>
+          <w:tcPr>
+            <w:tcW w:w="7301" w:type="dxa"/>
+            <w:vAlign w:val="center"/>
+          </w:tcPr>
+          <w:p>
+            <w:pPr>
+              <w:pStyle w:val="Standard"/>
+              <w:spacing w:line="360" w:lineRule="auto"/>
+              <w:jc w:val="both"/>
+              <w:rPr>
+                <w:sz w:val="28"/>
+                <w:szCs w:val="28"/>
+              </w:rPr>
+            </w:pPr>
+            <w:r>
+              <w:rPr>
+                <w:sz w:val="28"/>
+                <w:szCs w:val="28"/>
+              </w:rPr>
+              <w:t>Освобождение ранее выделенных буферов</w:t>
+            </w:r>
+            <w:r>
+              <w:rPr>
+                <w:sz w:val="28"/>
+                <w:szCs w:val="28"/>
+              </w:rPr>
+              <w:t>.</w:t>
+            </w:r>
+          </w:p>
+        </w:tc>
+      </w:tr>
+    </w:tbl>
+    <w:p>
+      <w:pPr>
+        <w:spacing w:line="360" w:lineRule="auto"/>
+        <w:ind w:left="0" w:firstLine="0"/>
+        <w:jc w:val="both"/>
+        <w:rPr>
+          <w:sz w:val="28"/>
+          <w:szCs w:val="28"/>
+        </w:rPr>
+      </w:pPr>
+    </w:p>
+    <w:p>
+      <w:pPr>
+        <w:spacing w:line="360" w:lineRule="auto"/>
+        <w:ind w:left="0" w:firstLine="0"/>
+        <w:jc w:val="both"/>
+        <w:rPr>
+          <w:sz w:val="28"/>
+          <w:szCs w:val="28"/>
+        </w:rPr>
+      </w:pPr>
+    </w:p>
+    <w:p>
+      <w:pPr>
+        <w:spacing w:line="360" w:lineRule="auto"/>
+        <w:ind w:left="0" w:firstLine="0"/>
+        <w:jc w:val="both"/>
+        <w:rPr>
+          <w:sz w:val="28"/>
+          <w:szCs w:val="28"/>
+        </w:rPr>
+      </w:pPr>
+    </w:p>
+    <w:p>
+      <w:pPr>
+        <w:spacing w:line="360" w:lineRule="auto"/>
+        <w:ind w:left="0" w:firstLine="0"/>
+        <w:jc w:val="both"/>
+        <w:rPr>
+          <w:sz w:val="28"/>
+          <w:szCs w:val="28"/>
+        </w:rPr>
+      </w:pPr>
+    </w:p>
+    <w:p>
+      <w:pPr>
+        <w:spacing w:line="360" w:lineRule="auto"/>
+        <w:ind w:left="0" w:firstLine="0"/>
+        <w:jc w:val="both"/>
+        <w:rPr>
+          <w:sz w:val="28"/>
+          <w:szCs w:val="28"/>
+        </w:rPr>
+      </w:pPr>
+    </w:p>
+    <w:p>
+      <w:pPr>
+        <w:spacing w:line="360" w:lineRule="auto"/>
+        <w:jc w:val="both"/>
+        <w:rPr>
+          <w:sz w:val="28"/>
+          <w:szCs w:val="28"/>
+        </w:rPr>
+      </w:pPr>
+      <w:r>
+        <w:rPr>
+          <w:sz w:val="28"/>
+          <w:szCs w:val="28"/>
+        </w:rPr>
+        <w:lastRenderedPageBreak/>
+        <w:t>1.2) Ф</w:t>
+      </w:r>
+      <w:r>
+        <w:rPr>
+          <w:sz w:val="28"/>
+          <w:szCs w:val="28"/>
+        </w:rPr>
+        <w:t xml:space="preserve">ункции </w:t>
+      </w:r>
+      <w:proofErr w:type="spellStart"/>
+      <w:r>
+        <w:rPr>
+          <w:sz w:val="28"/>
+          <w:szCs w:val="28"/>
+          <w:lang w:val="en-US"/>
+        </w:rPr>
+        <w:t>libaio</w:t>
+      </w:r>
+      <w:proofErr w:type="spellEnd"/>
+    </w:p>
+    <w:tbl>
+      <w:tblPr>
+        <w:tblStyle w:val="a8"/>
+        <w:tblW w:w="9057" w:type="dxa"/>
+        <w:tblInd w:w="10" w:type="dxa"/>
+        <w:tblLook w:val="04A0" w:firstRow="1" w:lastRow="0" w:firstColumn="1" w:lastColumn="0" w:noHBand="0" w:noVBand="1"/>
+      </w:tblPr>
+      <w:tblGrid>
+        <w:gridCol w:w="1927"/>
+        <w:gridCol w:w="7130"/>
+      </w:tblGrid>
+      <w:tr>
+        <w:tc>
+          <w:tcPr>
+            <w:tcW w:w="1927" w:type="dxa"/>
+            <w:vAlign w:val="center"/>
+          </w:tcPr>
+          <w:p>
+            <w:pPr>
+              <w:spacing w:line="360" w:lineRule="auto"/>
+              <w:ind w:left="0" w:firstLine="0"/>
+              <w:jc w:val="center"/>
+              <w:rPr>
+                <w:b/>
+                <w:bCs/>
+                <w:sz w:val="28"/>
+                <w:szCs w:val="28"/>
+              </w:rPr>
+            </w:pPr>
+            <w:r>
+              <w:rPr>
+                <w:b/>
+                <w:bCs/>
+                <w:sz w:val="28"/>
+                <w:szCs w:val="28"/>
+              </w:rPr>
+              <w:t>Функция</w:t>
+            </w:r>
+          </w:p>
+        </w:tc>
+        <w:tc>
+          <w:tcPr>
+            <w:tcW w:w="7130" w:type="dxa"/>
+            <w:vAlign w:val="center"/>
+          </w:tcPr>
+          <w:p>
+            <w:pPr>
+              <w:spacing w:line="360" w:lineRule="auto"/>
+              <w:ind w:left="0" w:firstLine="0"/>
+              <w:jc w:val="center"/>
+              <w:rPr>
+                <w:b/>
+                <w:bCs/>
+                <w:sz w:val="28"/>
+                <w:szCs w:val="28"/>
+              </w:rPr>
+            </w:pPr>
+            <w:r>
+              <w:rPr>
+                <w:b/>
+                <w:bCs/>
+                <w:sz w:val="28"/>
+                <w:szCs w:val="28"/>
+              </w:rPr>
+              <w:t xml:space="preserve">Назначение </w:t>
+            </w:r>
+          </w:p>
+        </w:tc>
+      </w:tr>
+      <w:tr>
+        <w:tc>
+          <w:tcPr>
+            <w:tcW w:w="1927" w:type="dxa"/>
+            <w:vAlign w:val="center"/>
+          </w:tcPr>
+          <w:p>
+            <w:pPr>
+              <w:pStyle w:val="Standard"/>
+              <w:spacing w:line="360" w:lineRule="auto"/>
+              <w:jc w:val="center"/>
+              <w:rPr>
+                <w:sz w:val="28"/>
+                <w:szCs w:val="28"/>
+              </w:rPr>
+            </w:pPr>
+            <w:proofErr w:type="spellStart"/>
+            <w:r>
+              <w:rPr>
+                <w:sz w:val="28"/>
+                <w:szCs w:val="28"/>
+              </w:rPr>
+              <w:t>io_setup</w:t>
+            </w:r>
+            <w:proofErr w:type="spellEnd"/>
+          </w:p>
+        </w:tc>
+        <w:tc>
+          <w:tcPr>
+            <w:tcW w:w="7130" w:type="dxa"/>
+            <w:vAlign w:val="center"/>
+          </w:tcPr>
+          <w:p>
+            <w:pPr>
+              <w:pStyle w:val="Standard"/>
+              <w:spacing w:line="360" w:lineRule="auto"/>
+              <w:jc w:val="both"/>
+              <w:rPr>
+                <w:sz w:val="28"/>
+                <w:szCs w:val="28"/>
+              </w:rPr>
+            </w:pPr>
+            <w:r>
+              <w:rPr>
+                <w:sz w:val="28"/>
+                <w:szCs w:val="28"/>
+              </w:rPr>
+              <w:t>Инициализация контекста асинхронного ввода-вывода</w:t>
+            </w:r>
+            <w:r>
+              <w:rPr>
+                <w:sz w:val="28"/>
+                <w:szCs w:val="28"/>
+              </w:rPr>
+              <w:t>.</w:t>
+            </w:r>
+          </w:p>
+        </w:tc>
+      </w:tr>
+      <w:tr>
+        <w:tc>
+          <w:tcPr>
+            <w:tcW w:w="1927" w:type="dxa"/>
+            <w:vAlign w:val="center"/>
+          </w:tcPr>
+          <w:p>
+            <w:pPr>
+              <w:pStyle w:val="Standard"/>
+              <w:spacing w:line="360" w:lineRule="auto"/>
+              <w:jc w:val="center"/>
+              <w:rPr>
+                <w:sz w:val="28"/>
+                <w:szCs w:val="28"/>
+              </w:rPr>
+            </w:pPr>
+            <w:proofErr w:type="spellStart"/>
+            <w:r>
+              <w:rPr>
+                <w:sz w:val="28"/>
+                <w:szCs w:val="28"/>
+              </w:rPr>
+              <w:t>io_destroy</w:t>
+            </w:r>
+            <w:proofErr w:type="spellEnd"/>
+          </w:p>
+        </w:tc>
+        <w:tc>
+          <w:tcPr>
+            <w:tcW w:w="7130" w:type="dxa"/>
+            <w:vAlign w:val="center"/>
+          </w:tcPr>
+          <w:p>
+            <w:pPr>
+              <w:pStyle w:val="Standard"/>
+              <w:spacing w:line="360" w:lineRule="auto"/>
+              <w:jc w:val="both"/>
+              <w:rPr>
+                <w:sz w:val="28"/>
+                <w:szCs w:val="28"/>
+              </w:rPr>
+            </w:pPr>
+            <w:r>
+              <w:rPr>
+                <w:sz w:val="28"/>
+                <w:szCs w:val="28"/>
+              </w:rPr>
+              <w:t>Уничтожение контекста AIO и освобождение ресурсов ядра</w:t>
+            </w:r>
+            <w:r>
+              <w:rPr>
+                <w:sz w:val="28"/>
+                <w:szCs w:val="28"/>
+              </w:rPr>
+              <w:t>.</w:t>
+            </w:r>
+          </w:p>
+        </w:tc>
+      </w:tr>
+      <w:tr>
+        <w:tc>
+          <w:tcPr>
+            <w:tcW w:w="1927" w:type="dxa"/>
+            <w:vAlign w:val="center"/>
+          </w:tcPr>
+          <w:p>
+            <w:pPr>
+              <w:pStyle w:val="Standard"/>
+              <w:spacing w:line="360" w:lineRule="auto"/>
+              <w:jc w:val="center"/>
+              <w:rPr>
+                <w:sz w:val="28"/>
+                <w:szCs w:val="28"/>
+              </w:rPr>
+            </w:pPr>
+            <w:proofErr w:type="spellStart"/>
+            <w:r>
+              <w:rPr>
+                <w:sz w:val="28"/>
+                <w:szCs w:val="28"/>
+              </w:rPr>
+              <w:t>io_prep_pread</w:t>
+            </w:r>
+            <w:proofErr w:type="spellEnd"/>
+          </w:p>
+        </w:tc>
+        <w:tc>
+          <w:tcPr>
+            <w:tcW w:w="7130" w:type="dxa"/>
+            <w:vAlign w:val="center"/>
+          </w:tcPr>
+          <w:p>
+            <w:pPr>
+              <w:pStyle w:val="Standard"/>
+              <w:spacing w:line="360" w:lineRule="auto"/>
+              <w:jc w:val="both"/>
+              <w:rPr>
+                <w:sz w:val="28"/>
+                <w:szCs w:val="28"/>
+              </w:rPr>
+            </w:pPr>
+            <w:r>
+              <w:rPr>
+                <w:sz w:val="28"/>
+                <w:szCs w:val="28"/>
+              </w:rPr>
+              <w:t>Подготовка структуры для асинхронного чтения</w:t>
+            </w:r>
+            <w:r>
+              <w:rPr>
+                <w:sz w:val="28"/>
+                <w:szCs w:val="28"/>
+              </w:rPr>
+              <w:t>.</w:t>
+            </w:r>
+          </w:p>
+        </w:tc>
+      </w:tr>
+      <w:tr>
+        <w:tc>
+          <w:tcPr>
+            <w:tcW w:w="1927" w:type="dxa"/>
+            <w:vAlign w:val="center"/>
+          </w:tcPr>
+          <w:p>
+            <w:pPr>
+              <w:pStyle w:val="Standard"/>
+              <w:spacing w:line="360" w:lineRule="auto"/>
+              <w:jc w:val="center"/>
+              <w:rPr>
+                <w:sz w:val="28"/>
+                <w:szCs w:val="28"/>
+              </w:rPr>
+            </w:pPr>
+            <w:proofErr w:type="spellStart"/>
+            <w:r>
+              <w:rPr>
+                <w:sz w:val="28"/>
+                <w:szCs w:val="28"/>
+              </w:rPr>
+              <w:t>io_prep_pwrite</w:t>
+            </w:r>
+            <w:proofErr w:type="spellEnd"/>
+          </w:p>
+        </w:tc>
+        <w:tc>
+          <w:tcPr>
+            <w:tcW w:w="7130" w:type="dxa"/>
+            <w:vAlign w:val="center"/>
+          </w:tcPr>
+          <w:p>
+            <w:pPr>
+              <w:pStyle w:val="Standard"/>
+              <w:spacing w:line="360" w:lineRule="auto"/>
+              <w:jc w:val="both"/>
+              <w:rPr>
+                <w:sz w:val="28"/>
+                <w:szCs w:val="28"/>
+              </w:rPr>
+            </w:pPr>
+            <w:r>
+              <w:rPr>
+                <w:sz w:val="28"/>
+                <w:szCs w:val="28"/>
+              </w:rPr>
+              <w:t>Подготовка структуры для асинхронной записи</w:t>
+            </w:r>
+            <w:r>
+              <w:rPr>
+                <w:sz w:val="28"/>
+                <w:szCs w:val="28"/>
+              </w:rPr>
+              <w:t>.</w:t>
+            </w:r>
+          </w:p>
+        </w:tc>
+      </w:tr>
+      <w:tr>
+        <w:tc>
+          <w:tcPr>
+            <w:tcW w:w="1927" w:type="dxa"/>
+            <w:vAlign w:val="center"/>
+          </w:tcPr>
+          <w:p>
+            <w:pPr>
+              <w:pStyle w:val="Standard"/>
+              <w:spacing w:line="360" w:lineRule="auto"/>
+              <w:jc w:val="center"/>
+              <w:rPr>
+                <w:sz w:val="28"/>
+                <w:szCs w:val="28"/>
+              </w:rPr>
+            </w:pPr>
+            <w:proofErr w:type="spellStart"/>
+            <w:r>
+              <w:rPr>
+                <w:sz w:val="28"/>
+                <w:szCs w:val="28"/>
+              </w:rPr>
+              <w:t>io_submit</w:t>
+            </w:r>
+            <w:proofErr w:type="spellEnd"/>
+          </w:p>
+        </w:tc>
+        <w:tc>
+          <w:tcPr>
+            <w:tcW w:w="7130" w:type="dxa"/>
+            <w:vAlign w:val="center"/>
+          </w:tcPr>
+          <w:p>
+            <w:pPr>
+              <w:pStyle w:val="Standard"/>
+              <w:spacing w:line="360" w:lineRule="auto"/>
+              <w:jc w:val="both"/>
+              <w:rPr>
+                <w:sz w:val="28"/>
+                <w:szCs w:val="28"/>
+              </w:rPr>
+            </w:pPr>
+            <w:r>
+              <w:rPr>
+                <w:sz w:val="28"/>
+                <w:szCs w:val="28"/>
+              </w:rPr>
+              <w:t>Отправка подготовленных операций в очередь ядра</w:t>
+            </w:r>
+            <w:r>
+              <w:rPr>
+                <w:sz w:val="28"/>
+                <w:szCs w:val="28"/>
+              </w:rPr>
+              <w:t>.</w:t>
+            </w:r>
+          </w:p>
+        </w:tc>
+      </w:tr>
+      <w:tr>
+        <w:tc>
+          <w:tcPr>
+            <w:tcW w:w="1927" w:type="dxa"/>
+            <w:vAlign w:val="center"/>
+          </w:tcPr>
+          <w:p>
+            <w:pPr>
+              <w:pStyle w:val="Standard"/>
+              <w:spacing w:line="360" w:lineRule="auto"/>
+              <w:jc w:val="center"/>
+              <w:rPr>
+                <w:sz w:val="28"/>
+                <w:szCs w:val="28"/>
+              </w:rPr>
+            </w:pPr>
+            <w:proofErr w:type="spellStart"/>
+            <w:r>
+              <w:rPr>
+                <w:sz w:val="28"/>
+                <w:szCs w:val="28"/>
+              </w:rPr>
+              <w:t>io_getevents</w:t>
+            </w:r>
+            <w:proofErr w:type="spellEnd"/>
+          </w:p>
+        </w:tc>
+        <w:tc>
+          <w:tcPr>
+            <w:tcW w:w="7130" w:type="dxa"/>
+            <w:vAlign w:val="center"/>
+          </w:tcPr>
+          <w:p>
+            <w:pPr>
+              <w:pStyle w:val="Standard"/>
+              <w:spacing w:line="360" w:lineRule="auto"/>
+              <w:jc w:val="both"/>
+              <w:rPr>
+                <w:sz w:val="28"/>
+                <w:szCs w:val="28"/>
+              </w:rPr>
+            </w:pPr>
+            <w:r>
+              <w:rPr>
+                <w:sz w:val="28"/>
+                <w:szCs w:val="28"/>
+              </w:rPr>
+              <w:t>Ожидание и получение завершённых операций</w:t>
+            </w:r>
+            <w:r>
+              <w:rPr>
+                <w:sz w:val="28"/>
+                <w:szCs w:val="28"/>
+              </w:rPr>
+              <w:t>.</w:t>
+            </w:r>
+          </w:p>
+        </w:tc>
+      </w:tr>
+    </w:tbl>
+    <w:p>
+      <w:pPr>
+        <w:spacing w:line="360" w:lineRule="auto"/>
+        <w:ind w:left="0" w:firstLine="0"/>
+        <w:jc w:val="both"/>
+        <w:rPr>
+          <w:sz w:val="28"/>
+          <w:szCs w:val="28"/>
+        </w:rPr>
+      </w:pPr>
+    </w:p>
+    <w:p>
+      <w:pPr>
+        <w:spacing w:line="360" w:lineRule="auto"/>
+        <w:ind w:left="0" w:firstLine="0"/>
+        <w:jc w:val="both"/>
+        <w:rPr>
+          <w:sz w:val="28"/>
+          <w:szCs w:val="28"/>
+        </w:rPr>
+      </w:pPr>
+      <w:r>
+        <w:rPr>
+          <w:sz w:val="28"/>
+          <w:szCs w:val="28"/>
+        </w:rPr>
+        <w:t xml:space="preserve">1.3) Структуры </w:t>
+      </w:r>
+      <w:proofErr w:type="spellStart"/>
+      <w:r>
+        <w:rPr>
+          <w:sz w:val="28"/>
+          <w:szCs w:val="28"/>
+          <w:lang w:val="en-US"/>
+        </w:rPr>
+        <w:t>libaio</w:t>
+      </w:r>
+      <w:proofErr w:type="spellEnd"/>
+    </w:p>
+    <w:tbl>
+      <w:tblPr>
+        <w:tblStyle w:val="a8"/>
+        <w:tblW w:w="9067" w:type="dxa"/>
+        <w:tblLook w:val="04A0" w:firstRow="1" w:lastRow="0" w:firstColumn="1" w:lastColumn="0" w:noHBand="0" w:noVBand="1"/>
+      </w:tblPr>
+      <w:tblGrid>
+        <w:gridCol w:w="3006"/>
+        <w:gridCol w:w="6061"/>
+      </w:tblGrid>
+      <w:tr>
+        <w:tc>
+          <w:tcPr>
+            <w:tcW w:w="3006" w:type="dxa"/>
+            <w:vAlign w:val="center"/>
+          </w:tcPr>
+          <w:p>
+            <w:pPr>
+              <w:pStyle w:val="Standard"/>
+              <w:spacing w:line="360" w:lineRule="auto"/>
+              <w:jc w:val="center"/>
+              <w:rPr>
+                <w:b/>
+                <w:bCs/>
+                <w:sz w:val="28"/>
+                <w:szCs w:val="28"/>
+              </w:rPr>
+            </w:pPr>
+            <w:r>
+              <w:rPr>
+                <w:b/>
+                <w:bCs/>
+                <w:sz w:val="28"/>
+                <w:szCs w:val="28"/>
+              </w:rPr>
+              <w:t>Структура</w:t>
+            </w:r>
+          </w:p>
+        </w:tc>
+        <w:tc>
+          <w:tcPr>
+            <w:tcW w:w="6061" w:type="dxa"/>
+            <w:vAlign w:val="center"/>
+          </w:tcPr>
+          <w:p>
+            <w:pPr>
+              <w:pStyle w:val="Standard"/>
+              <w:spacing w:line="360" w:lineRule="auto"/>
+              <w:jc w:val="center"/>
+              <w:rPr>
+                <w:b/>
+                <w:bCs/>
+                <w:sz w:val="28"/>
+                <w:szCs w:val="28"/>
+              </w:rPr>
+            </w:pPr>
+            <w:r>
+              <w:rPr>
+                <w:b/>
+                <w:bCs/>
+                <w:sz w:val="28"/>
+                <w:szCs w:val="28"/>
+              </w:rPr>
+              <w:t xml:space="preserve">Назначение </w:t>
+            </w:r>
+          </w:p>
+        </w:tc>
+      </w:tr>
+      <w:tr>
+        <w:tc>
+          <w:tcPr>
+            <w:tcW w:w="3006" w:type="dxa"/>
+            <w:vAlign w:val="center"/>
+          </w:tcPr>
+          <w:p>
+            <w:pPr>
+              <w:pStyle w:val="Standard"/>
+              <w:spacing w:line="360" w:lineRule="auto"/>
+              <w:jc w:val="center"/>
+              <w:rPr>
+                <w:sz w:val="28"/>
+                <w:szCs w:val="28"/>
+              </w:rPr>
+            </w:pPr>
+            <w:proofErr w:type="spellStart"/>
+            <w:r>
+              <w:rPr>
+                <w:sz w:val="28"/>
+                <w:szCs w:val="28"/>
+              </w:rPr>
+              <w:t>iocb</w:t>
+            </w:r>
+            <w:proofErr w:type="spellEnd"/>
+          </w:p>
+        </w:tc>
+        <w:tc>
+          <w:tcPr>
+            <w:tcW w:w="6061" w:type="dxa"/>
+            <w:vAlign w:val="center"/>
+          </w:tcPr>
+          <w:p>
+            <w:pPr>
+              <w:pStyle w:val="Standard"/>
+              <w:spacing w:line="360" w:lineRule="auto"/>
+              <w:jc w:val="both"/>
+              <w:rPr>
+                <w:sz w:val="28"/>
+                <w:szCs w:val="28"/>
+              </w:rPr>
+            </w:pPr>
+            <w:r>
+              <w:rPr>
+                <w:sz w:val="28"/>
+                <w:szCs w:val="28"/>
+              </w:rPr>
+              <w:t>Хранение параметров одной асинхронной операции</w:t>
+            </w:r>
+            <w:r>
+              <w:rPr>
+                <w:sz w:val="28"/>
+                <w:szCs w:val="28"/>
+              </w:rPr>
+              <w:t>.</w:t>
+            </w:r>
+          </w:p>
+        </w:tc>
+      </w:tr>
+      <w:tr>
+        <w:tc>
+          <w:tcPr>
+            <w:tcW w:w="3006" w:type="dxa"/>
+            <w:vAlign w:val="center"/>
+          </w:tcPr>
+          <w:p>
+            <w:pPr>
+              <w:pStyle w:val="Standard"/>
+              <w:spacing w:line="360" w:lineRule="auto"/>
+              <w:jc w:val="center"/>
+              <w:rPr>
+                <w:sz w:val="28"/>
+                <w:szCs w:val="28"/>
+              </w:rPr>
+            </w:pPr>
+            <w:proofErr w:type="spellStart"/>
+            <w:r>
+              <w:rPr>
+                <w:sz w:val="28"/>
+                <w:szCs w:val="28"/>
+              </w:rPr>
+              <w:t>io_event</w:t>
+            </w:r>
+            <w:proofErr w:type="spellEnd"/>
+          </w:p>
+        </w:tc>
+        <w:tc>
+          <w:tcPr>
+            <w:tcW w:w="6061" w:type="dxa"/>
+            <w:vAlign w:val="center"/>
+          </w:tcPr>
+          <w:p>
+            <w:pPr>
+              <w:pStyle w:val="Standard"/>
+              <w:spacing w:line="360" w:lineRule="auto"/>
+              <w:jc w:val="both"/>
+              <w:rPr>
+                <w:sz w:val="28"/>
+                <w:szCs w:val="28"/>
+              </w:rPr>
+            </w:pPr>
+            <w:r>
+              <w:rPr>
+                <w:sz w:val="28"/>
+                <w:szCs w:val="28"/>
+              </w:rPr>
+              <w:t>Получение информации о завершённой операции: какой </w:t>
+            </w:r>
+            <w:proofErr w:type="spellStart"/>
+            <w:r>
+              <w:rPr>
+                <w:sz w:val="28"/>
+                <w:szCs w:val="28"/>
+              </w:rPr>
+              <w:t>iocb</w:t>
+            </w:r>
+            <w:proofErr w:type="spellEnd"/>
+            <w:r>
+              <w:rPr>
+                <w:sz w:val="28"/>
+                <w:szCs w:val="28"/>
+              </w:rPr>
+              <w:t> завершился, сколько байт обработано, была ли ошибка</w:t>
+            </w:r>
+            <w:r>
+              <w:rPr>
+                <w:sz w:val="28"/>
+                <w:szCs w:val="28"/>
+              </w:rPr>
+              <w:t>.</w:t>
+            </w:r>
+          </w:p>
+        </w:tc>
+      </w:tr>
+    </w:tbl>
+    <w:p>
+      <w:pPr>
+        <w:spacing w:line="360" w:lineRule="auto"/>
+        <w:ind w:left="0" w:firstLine="0"/>
+        <w:jc w:val="both"/>
+        <w:rPr>
+          <w:sz w:val="28"/>
+          <w:szCs w:val="28"/>
+        </w:rPr>
+      </w:pPr>
+    </w:p>
+    <w:p>
+      <w:pPr>
+        <w:spacing w:line="360" w:lineRule="auto"/>
+        <w:ind w:left="0" w:firstLine="0"/>
+        <w:jc w:val="both"/>
+        <w:rPr>
+          <w:sz w:val="28"/>
+          <w:szCs w:val="28"/>
+        </w:rPr>
+      </w:pPr>
+    </w:p>
+    <w:p>
+      <w:pPr>
+        <w:spacing w:line="360" w:lineRule="auto"/>
+        <w:ind w:left="0" w:firstLine="0"/>
+        <w:jc w:val="both"/>
+        <w:rPr>
+          <w:sz w:val="28"/>
+          <w:szCs w:val="28"/>
+        </w:rPr>
+      </w:pPr>
+    </w:p>
+    <w:p>
+      <w:pPr>
+        <w:spacing w:line="360" w:lineRule="auto"/>
+        <w:ind w:left="0" w:firstLine="0"/>
+        <w:jc w:val="both"/>
+        <w:rPr>
+          <w:sz w:val="28"/>
+          <w:szCs w:val="28"/>
+        </w:rPr>
+      </w:pPr>
+    </w:p>
+    <w:p>
+      <w:pPr>
+        <w:spacing w:line="360" w:lineRule="auto"/>
+        <w:ind w:left="0" w:firstLine="0"/>
+        <w:jc w:val="both"/>
+        <w:rPr>
+          <w:sz w:val="28"/>
+          <w:szCs w:val="28"/>
+        </w:rPr>
+      </w:pPr>
+    </w:p>
+    <w:p>
+      <w:pPr>
+        <w:spacing w:line="360" w:lineRule="auto"/>
+        <w:ind w:left="0" w:firstLine="0"/>
+        <w:jc w:val="both"/>
+        <w:rPr>
+          <w:sz w:val="28"/>
+          <w:szCs w:val="28"/>
+        </w:rPr>
+      </w:pPr>
+    </w:p>
+    <w:p>
+      <w:pPr>
+        <w:spacing w:line="360" w:lineRule="auto"/>
+        <w:ind w:left="0" w:firstLine="0"/>
+        <w:jc w:val="both"/>
+        <w:rPr>
+          <w:sz w:val="28"/>
+          <w:szCs w:val="28"/>
+        </w:rPr>
+      </w:pPr>
+    </w:p>
+    <w:p>
+      <w:pPr>
+        <w:spacing w:line="360" w:lineRule="auto"/>
+        <w:ind w:left="0" w:firstLine="0"/>
+        <w:jc w:val="both"/>
+        <w:rPr>
+          <w:sz w:val="28"/>
+          <w:szCs w:val="28"/>
+        </w:rPr>
+      </w:pPr>
+    </w:p>
+    <w:p>
+      <w:pPr>
+        <w:spacing w:line="360" w:lineRule="auto"/>
+        <w:jc w:val="both"/>
+        <w:rPr>
+          <w:sz w:val="28"/>
+          <w:szCs w:val="28"/>
+        </w:rPr>
+      </w:pPr>
+      <w:r>
+        <w:rPr>
+          <w:sz w:val="28"/>
+          <w:szCs w:val="28"/>
+        </w:rPr>
+        <w:lastRenderedPageBreak/>
+        <w:t xml:space="preserve">2) Класс </w:t>
+      </w:r>
+      <w:proofErr w:type="spellStart"/>
+      <w:r>
+        <w:rPr>
+          <w:sz w:val="28"/>
+          <w:szCs w:val="28"/>
+        </w:rPr>
+        <w:t>TestCopying</w:t>
+      </w:r>
+      <w:proofErr w:type="spellEnd"/>
+    </w:p>
+    <w:p>
+      <w:pPr>
+        <w:spacing w:line="360" w:lineRule="auto"/>
+        <w:ind w:firstLine="710"/>
+        <w:jc w:val="both"/>
+        <w:rPr>
+          <w:sz w:val="28"/>
+          <w:szCs w:val="28"/>
+        </w:rPr>
+      </w:pPr>
+      <w:r>
+        <w:rPr>
+          <w:sz w:val="28"/>
+          <w:szCs w:val="28"/>
+        </w:rPr>
+        <w:t>Класс </w:t>
+      </w:r>
+      <w:proofErr w:type="spellStart"/>
+      <w:r>
+        <w:rPr>
+          <w:sz w:val="28"/>
+          <w:szCs w:val="28"/>
+        </w:rPr>
+        <w:t>TestCopying</w:t>
+      </w:r>
+      <w:proofErr w:type="spellEnd"/>
+      <w:r>
+        <w:rPr>
+          <w:sz w:val="28"/>
+          <w:szCs w:val="28"/>
+        </w:rPr>
+        <w:t> предназначен для автоматизированного тестирования производительности копирования файлов. Он создаёт набор тестовых файлов указанного размера, выполняет их копирование с помощью </w:t>
+      </w:r>
+      <w:proofErr w:type="spellStart"/>
+      <w:r>
+        <w:rPr>
+          <w:sz w:val="28"/>
+          <w:szCs w:val="28"/>
+        </w:rPr>
+        <w:t>FileCopier</w:t>
+      </w:r>
+      <w:proofErr w:type="spellEnd"/>
+      <w:r>
+        <w:rPr>
+          <w:sz w:val="28"/>
+          <w:szCs w:val="28"/>
+        </w:rPr>
+        <w:t>, измеряет время выполнения и вычисляет средние показатели за несколько циклов.</w:t>
+      </w:r>
+      <w:r>
+        <w:rPr>
+          <w:sz w:val="28"/>
+          <w:szCs w:val="28"/>
+        </w:rPr>
+        <w:t xml:space="preserve"> Класс </w:t>
+      </w:r>
+      <w:proofErr w:type="spellStart"/>
+      <w:r>
+        <w:rPr>
+          <w:sz w:val="28"/>
+          <w:szCs w:val="28"/>
+        </w:rPr>
+        <w:t>TestCopying</w:t>
+      </w:r>
+      <w:proofErr w:type="spellEnd"/>
+      <w:r>
+        <w:rPr>
+          <w:sz w:val="28"/>
+          <w:szCs w:val="28"/>
+        </w:rPr>
+        <w:t xml:space="preserve"> </w:t>
+      </w:r>
+      <w:r>
+        <w:rPr>
+          <w:sz w:val="28"/>
+          <w:szCs w:val="28"/>
+        </w:rPr>
+        <w:t>включает в себя  три основных поля, которые описаны ниже в таблице.</w:t>
+      </w:r>
+    </w:p>
+    <w:tbl>
+      <w:tblPr>
+        <w:tblStyle w:val="a8"/>
+        <w:tblW w:w="0" w:type="auto"/>
+        <w:tblLook w:val="04A0" w:firstRow="1" w:lastRow="0" w:firstColumn="1" w:lastColumn="0" w:noHBand="0" w:noVBand="1"/>
+      </w:tblPr>
+      <w:tblGrid>
+        <w:gridCol w:w="1305"/>
+        <w:gridCol w:w="1525"/>
+        <w:gridCol w:w="6188"/>
+      </w:tblGrid>
+      <w:tr>
+        <w:tc>
+          <w:tcPr>
+            <w:tcW w:w="1305" w:type="dxa"/>
+            <w:vAlign w:val="center"/>
+          </w:tcPr>
+          <w:p>
+            <w:pPr>
+              <w:pStyle w:val="Standard"/>
+              <w:spacing w:line="360" w:lineRule="auto"/>
+              <w:jc w:val="center"/>
+              <w:rPr>
+                <w:b/>
+                <w:bCs/>
+                <w:sz w:val="28"/>
+                <w:szCs w:val="28"/>
+              </w:rPr>
+            </w:pPr>
+            <w:r>
+              <w:rPr>
+                <w:b/>
+                <w:bCs/>
+                <w:sz w:val="28"/>
+                <w:szCs w:val="28"/>
+              </w:rPr>
+              <w:t>Поле</w:t>
+            </w:r>
+          </w:p>
+        </w:tc>
+        <w:tc>
+          <w:tcPr>
+            <w:tcW w:w="1525" w:type="dxa"/>
+            <w:vAlign w:val="center"/>
+          </w:tcPr>
+          <w:p>
+            <w:pPr>
+              <w:pStyle w:val="Standard"/>
+              <w:spacing w:line="360" w:lineRule="auto"/>
+              <w:jc w:val="center"/>
+              <w:rPr>
+                <w:b/>
+                <w:bCs/>
+                <w:sz w:val="28"/>
+                <w:szCs w:val="28"/>
+              </w:rPr>
+            </w:pPr>
+            <w:r>
+              <w:rPr>
+                <w:b/>
+                <w:bCs/>
+                <w:sz w:val="28"/>
+                <w:szCs w:val="28"/>
+              </w:rPr>
+              <w:t>Тип</w:t>
+            </w:r>
+          </w:p>
+        </w:tc>
+        <w:tc>
+          <w:tcPr>
+            <w:tcW w:w="6188" w:type="dxa"/>
+            <w:vAlign w:val="center"/>
+          </w:tcPr>
+          <w:p>
+            <w:pPr>
+              <w:pStyle w:val="Standard"/>
+              <w:spacing w:line="360" w:lineRule="auto"/>
+              <w:jc w:val="center"/>
+              <w:rPr>
+                <w:b/>
+                <w:bCs/>
+                <w:sz w:val="28"/>
+                <w:szCs w:val="28"/>
+              </w:rPr>
+            </w:pPr>
+            <w:r>
+              <w:rPr>
+                <w:b/>
+                <w:bCs/>
+                <w:sz w:val="28"/>
+                <w:szCs w:val="28"/>
+              </w:rPr>
+              <w:t>Описание</w:t>
+            </w:r>
+          </w:p>
+        </w:tc>
+      </w:tr>
+      <w:tr>
+        <w:tc>
+          <w:tcPr>
+            <w:tcW w:w="1305" w:type="dxa"/>
+            <w:vAlign w:val="center"/>
+          </w:tcPr>
+          <w:p>
+            <w:pPr>
+              <w:pStyle w:val="Standard"/>
+              <w:spacing w:line="360" w:lineRule="auto"/>
+              <w:jc w:val="center"/>
+              <w:rPr>
+                <w:sz w:val="28"/>
+                <w:szCs w:val="28"/>
+              </w:rPr>
+            </w:pPr>
+            <w:proofErr w:type="spellStart"/>
+            <w:r>
+              <w:rPr>
+                <w:sz w:val="28"/>
+                <w:szCs w:val="28"/>
+              </w:rPr>
+              <w:t>numTests</w:t>
+            </w:r>
+            <w:proofErr w:type="spellEnd"/>
+          </w:p>
+        </w:tc>
+        <w:tc>
+          <w:tcPr>
+            <w:tcW w:w="1525" w:type="dxa"/>
+            <w:vAlign w:val="center"/>
+          </w:tcPr>
+          <w:p>
+            <w:pPr>
+              <w:pStyle w:val="Standard"/>
+              <w:spacing w:line="360" w:lineRule="auto"/>
+              <w:jc w:val="center"/>
+              <w:rPr>
+                <w:sz w:val="28"/>
+                <w:szCs w:val="28"/>
+              </w:rPr>
+            </w:pPr>
+            <w:proofErr w:type="spellStart"/>
+            <w:r>
+              <w:rPr>
+                <w:sz w:val="28"/>
+                <w:szCs w:val="28"/>
+              </w:rPr>
+              <w:t>int</w:t>
+            </w:r>
+            <w:proofErr w:type="spellEnd"/>
+          </w:p>
+        </w:tc>
+        <w:tc>
+          <w:tcPr>
+            <w:tcW w:w="6188" w:type="dxa"/>
+            <w:vAlign w:val="center"/>
+          </w:tcPr>
+          <w:p>
+            <w:pPr>
+              <w:pStyle w:val="Standard"/>
+              <w:spacing w:line="360" w:lineRule="auto"/>
+              <w:jc w:val="both"/>
+              <w:rPr>
+                <w:sz w:val="28"/>
+                <w:szCs w:val="28"/>
+              </w:rPr>
+            </w:pPr>
+            <w:r>
+              <w:rPr>
+                <w:sz w:val="28"/>
+                <w:szCs w:val="28"/>
+              </w:rPr>
+              <w:t>Количество тестовых файлов</w:t>
+            </w:r>
+            <w:r>
+              <w:rPr>
+                <w:sz w:val="28"/>
+                <w:szCs w:val="28"/>
+              </w:rPr>
+              <w:t>.</w:t>
+            </w:r>
+          </w:p>
+        </w:tc>
+      </w:tr>
+      <w:tr>
+        <w:tc>
+          <w:tcPr>
+            <w:tcW w:w="1305" w:type="dxa"/>
+            <w:vAlign w:val="center"/>
+          </w:tcPr>
+          <w:p>
+            <w:pPr>
+              <w:pStyle w:val="Standard"/>
+              <w:spacing w:line="360" w:lineRule="auto"/>
+              <w:jc w:val="center"/>
+              <w:rPr>
+                <w:sz w:val="28"/>
+                <w:szCs w:val="28"/>
+              </w:rPr>
+            </w:pPr>
+            <w:proofErr w:type="spellStart"/>
+            <w:r>
+              <w:rPr>
+                <w:sz w:val="28"/>
+                <w:szCs w:val="28"/>
+              </w:rPr>
+              <w:t>fileSize</w:t>
+            </w:r>
+            <w:proofErr w:type="spellEnd"/>
+          </w:p>
+        </w:tc>
+        <w:tc>
+          <w:tcPr>
+            <w:tcW w:w="1525" w:type="dxa"/>
+            <w:vAlign w:val="center"/>
+          </w:tcPr>
+          <w:p>
+            <w:pPr>
+              <w:pStyle w:val="Standard"/>
+              <w:spacing w:line="360" w:lineRule="auto"/>
+              <w:jc w:val="center"/>
+              <w:rPr>
+                <w:sz w:val="28"/>
+                <w:szCs w:val="28"/>
+              </w:rPr>
+            </w:pPr>
+            <w:proofErr w:type="spellStart"/>
+            <w:r>
+              <w:rPr>
+                <w:sz w:val="28"/>
+                <w:szCs w:val="28"/>
+              </w:rPr>
+              <w:t>size_t</w:t>
+            </w:r>
+            <w:proofErr w:type="spellEnd"/>
+          </w:p>
+        </w:tc>
+        <w:tc>
+          <w:tcPr>
+            <w:tcW w:w="6188" w:type="dxa"/>
+            <w:vAlign w:val="center"/>
+          </w:tcPr>
+          <w:p>
+            <w:pPr>
+              <w:pStyle w:val="Standard"/>
+              <w:spacing w:line="360" w:lineRule="auto"/>
+              <w:jc w:val="both"/>
+              <w:rPr>
+                <w:sz w:val="28"/>
+                <w:szCs w:val="28"/>
+              </w:rPr>
+            </w:pPr>
+            <w:r>
+              <w:rPr>
+                <w:sz w:val="28"/>
+                <w:szCs w:val="28"/>
+              </w:rPr>
+              <w:t>Размер каждого тестового файла</w:t>
+            </w:r>
+            <w:r>
+              <w:rPr>
+                <w:sz w:val="28"/>
+                <w:szCs w:val="28"/>
+              </w:rPr>
+              <w:t>.</w:t>
+            </w:r>
+          </w:p>
+        </w:tc>
+      </w:tr>
+      <w:tr>
+        <w:tc>
+          <w:tcPr>
+            <w:tcW w:w="1305" w:type="dxa"/>
+            <w:vAlign w:val="center"/>
+          </w:tcPr>
+          <w:p>
+            <w:pPr>
+              <w:pStyle w:val="Standard"/>
+              <w:spacing w:line="360" w:lineRule="auto"/>
+              <w:jc w:val="center"/>
+              <w:rPr>
+                <w:sz w:val="28"/>
+                <w:szCs w:val="28"/>
+              </w:rPr>
+            </w:pPr>
+            <w:proofErr w:type="spellStart"/>
+            <w:r>
+              <w:rPr>
+                <w:sz w:val="28"/>
+                <w:szCs w:val="28"/>
+              </w:rPr>
+              <w:t>fileCpy</w:t>
+            </w:r>
+            <w:proofErr w:type="spellEnd"/>
+          </w:p>
+        </w:tc>
+        <w:tc>
+          <w:tcPr>
+            <w:tcW w:w="1525" w:type="dxa"/>
+            <w:vAlign w:val="center"/>
+          </w:tcPr>
+          <w:p>
+            <w:pPr>
+              <w:pStyle w:val="Standard"/>
+              <w:spacing w:line="360" w:lineRule="auto"/>
+              <w:jc w:val="center"/>
+              <w:rPr>
+                <w:sz w:val="28"/>
+                <w:szCs w:val="28"/>
+              </w:rPr>
+            </w:pPr>
+            <w:proofErr w:type="spellStart"/>
+            <w:r>
+              <w:rPr>
+                <w:sz w:val="28"/>
+                <w:szCs w:val="28"/>
+              </w:rPr>
+              <w:t>FileCopier</w:t>
+            </w:r>
+            <w:proofErr w:type="spellEnd"/>
+          </w:p>
+        </w:tc>
+        <w:tc>
+          <w:tcPr>
+            <w:tcW w:w="6188" w:type="dxa"/>
+            <w:vAlign w:val="center"/>
+          </w:tcPr>
+          <w:p>
+            <w:pPr>
+              <w:pStyle w:val="Standard"/>
+              <w:spacing w:line="360" w:lineRule="auto"/>
+              <w:jc w:val="both"/>
+              <w:rPr>
+                <w:sz w:val="28"/>
+                <w:szCs w:val="28"/>
+              </w:rPr>
+            </w:pPr>
+            <w:r>
+              <w:rPr>
+                <w:sz w:val="28"/>
+                <w:szCs w:val="28"/>
+              </w:rPr>
+              <w:t>Объект класса</w:t>
+            </w:r>
+            <w:r>
+              <w:rPr>
+                <w:sz w:val="28"/>
+                <w:szCs w:val="28"/>
+              </w:rPr>
+              <w:t xml:space="preserve"> копировщика для тестирования</w:t>
+            </w:r>
+            <w:r>
+              <w:rPr>
+                <w:sz w:val="28"/>
+                <w:szCs w:val="28"/>
+              </w:rPr>
+              <w:t>.</w:t>
+            </w:r>
+          </w:p>
+        </w:tc>
+      </w:tr>
+    </w:tbl>
+    <w:p>
+      <w:pPr>
+        <w:spacing w:line="360" w:lineRule="auto"/>
+        <w:ind w:left="0" w:firstLine="0"/>
+        <w:jc w:val="both"/>
+        <w:rPr>
+          <w:sz w:val="28"/>
+          <w:szCs w:val="28"/>
+        </w:rPr>
+      </w:pPr>
+    </w:p>
+    <w:p>
+      <w:pPr>
+        <w:spacing w:line="360" w:lineRule="auto"/>
+        <w:ind w:left="0" w:firstLine="0"/>
+        <w:jc w:val="both"/>
+        <w:rPr>
+          <w:sz w:val="28"/>
+          <w:szCs w:val="28"/>
+          <w:lang w:val="en-US"/>
+        </w:rPr>
+      </w:pPr>
+      <w:r>
+        <w:rPr>
+          <w:sz w:val="28"/>
+          <w:szCs w:val="28"/>
+        </w:rPr>
+        <w:t xml:space="preserve">3) Класс </w:t>
+      </w:r>
+      <w:r>
+        <w:rPr>
+          <w:sz w:val="28"/>
+          <w:szCs w:val="28"/>
+          <w:lang w:val="en-US"/>
+        </w:rPr>
+        <w:t>Interface</w:t>
+      </w:r>
+    </w:p>
+    <w:p>
+      <w:pPr>
+        <w:spacing w:line="360" w:lineRule="auto"/>
+        <w:ind w:left="0" w:firstLine="720"/>
+        <w:jc w:val="both"/>
+        <w:rPr>
+          <w:sz w:val="28"/>
+          <w:szCs w:val="28"/>
+        </w:rPr>
+      </w:pPr>
+      <w:r>
+        <w:rPr>
+          <w:noProof/>
+          <w:sz w:val="28"/>
+          <w:szCs w:val="28"/>
+          <w:lang w:val="en-US"/>
+        </w:rPr>
+        <w:drawing>
+          <wp:anchor distT="0" distB="0" distL="114300" distR="114300" simplePos="0" relativeHeight="251709440" behindDoc="0" locked="0" layoutInCell="1" allowOverlap="1" wp14:anchorId="465573C3" wp14:editId="345D212F">
+            <wp:simplePos x="0" y="0"/>
+            <wp:positionH relativeFrom="margin">
+              <wp:align>center</wp:align>
+            </wp:positionH>
+            <wp:positionV relativeFrom="paragraph">
+              <wp:posOffset>1618322</wp:posOffset>
+            </wp:positionV>
+            <wp:extent cx="3432175" cy="2451735"/>
+            <wp:effectExtent l="0" t="0" r="0" b="5715"/>
+            <wp:wrapThrough wrapText="bothSides">
+              <wp:wrapPolygon edited="0">
+                <wp:start x="0" y="0"/>
+                <wp:lineTo x="0" y="21483"/>
+                <wp:lineTo x="21460" y="21483"/>
+                <wp:lineTo x="21460" y="0"/>
+                <wp:lineTo x="0" y="0"/>
+              </wp:wrapPolygon>
+            </wp:wrapThrough>
+            <wp:docPr id="54" name="Рисунок 54"/>
+            <wp:cNvGraphicFramePr>
+              <a:graphicFrameLocks xmlns:a="http://schemas.openxmlformats.org/drawingml/2006/main" noChangeAspect="1"/>
+            </wp:cNvGraphicFramePr>
+            <a:graphic xmlns:a="http://schemas.openxmlformats.org/drawingml/2006/main">
+              <a:graphicData uri="http://schemas.openxmlformats.org/drawingml/2006/picture">
+                <pic:pic xmlns:pic="http://schemas.openxmlformats.org/drawingml/2006/picture">
+                  <pic:nvPicPr>
+                    <pic:cNvPr id="0" name="Picture 2"/>
+                    <pic:cNvPicPr>
+                      <a:picLocks noChangeAspect="1" noChangeArrowheads="1"/>
+                    </pic:cNvPicPr>
+                  </pic:nvPicPr>
+                  <pic:blipFill>
+                    <a:blip r:embed="rId61">
+                      <a:extLst>
+                        <a:ext uri="{28A0092B-C50C-407E-A947-70E740481C1C}">
+                          <a14:useLocalDpi xmlns:a14="http://schemas.microsoft.com/office/drawing/2010/main" val="0"/>
+                        </a:ext>
+                      </a:extLst>
+                    </a:blip>
+                    <a:srcRect/>
+                    <a:stretch>
+                      <a:fillRect/>
+                    </a:stretch>
+                  </pic:blipFill>
+                  <pic:spPr bwMode="auto">
+                    <a:xfrm>
+                      <a:off x="0" y="0"/>
+                      <a:ext cx="3432175" cy="2451735"/>
+                    </a:xfrm>
+                    <a:prstGeom prst="rect">
+                      <a:avLst/>
+                    </a:prstGeom>
+                    <a:noFill/>
+                  </pic:spPr>
+                </pic:pic>
+              </a:graphicData>
+            </a:graphic>
+            <wp14:sizeRelH relativeFrom="margin">
+              <wp14:pctWidth>0</wp14:pctWidth>
+            </wp14:sizeRelH>
+            <wp14:sizeRelV relativeFrom="margin">
+              <wp14:pctHeight>0</wp14:pctHeight>
+            </wp14:sizeRelV>
+          </wp:anchor>
+        </w:drawing>
+      </w:r>
+      <w:r>
+        <w:rPr>
+          <w:sz w:val="28"/>
+          <w:szCs w:val="28"/>
+        </w:rPr>
+        <w:t xml:space="preserve">Класс Interface реализует консольный пользовательский интерфейс для </w:t>
+      </w:r>
+      <w:r>
+        <w:rPr>
+          <w:sz w:val="28"/>
+          <w:szCs w:val="28"/>
+        </w:rPr>
+        <w:t xml:space="preserve">удобного </w:t>
+      </w:r>
+      <w:r>
+        <w:rPr>
+          <w:sz w:val="28"/>
+          <w:szCs w:val="28"/>
+        </w:rPr>
+        <w:t>взаимодействия с программой. Он предоставляет меню для настройки параметров копирования, выполнения операций копирования, запуска тестов производительности и управления тестовыми файлами.</w:t>
+      </w:r>
+      <w:r>
+        <w:rPr>
+          <w:sz w:val="28"/>
+          <w:szCs w:val="28"/>
+        </w:rPr>
+        <w:t xml:space="preserve"> </w:t>
+      </w:r>
+      <w:r>
+        <w:rPr>
+          <w:sz w:val="28"/>
+          <w:szCs w:val="28"/>
+        </w:rPr>
+        <w:t>Интерфейс программы представлен ниже (см Рис. 55).</w:t>
+      </w:r>
+    </w:p>
+    <w:p>
+      <w:pPr>
+        <w:tabs>
+          <w:tab w:val="left" w:pos="1673"/>
+        </w:tabs>
+        <w:spacing w:line="360" w:lineRule="auto"/>
+        <w:ind w:left="0" w:firstLine="720"/>
+        <w:jc w:val="both"/>
+        <w:rPr>
+          <w:sz w:val="28"/>
+          <w:szCs w:val="28"/>
+        </w:rPr>
+      </w:pPr>
+      <w:r>
+        <w:rPr>
+          <w:sz w:val="28"/>
+          <w:szCs w:val="28"/>
+        </w:rPr>
+        <w:tab/>
+      </w:r>
+    </w:p>
+    <w:p>
+      <w:pPr>
+        <w:spacing w:line="360" w:lineRule="auto"/>
+        <w:ind w:left="0" w:firstLine="0"/>
+        <w:jc w:val="both"/>
+        <w:rPr>
+          <w:sz w:val="28"/>
+          <w:szCs w:val="28"/>
+        </w:rPr>
+      </w:pPr>
+    </w:p>
+    <w:p>
+      <w:pPr>
+        <w:spacing w:line="360" w:lineRule="auto"/>
+        <w:ind w:firstLine="710"/>
+        <w:jc w:val="both"/>
+        <w:rPr>
+          <w:sz w:val="28"/>
+          <w:szCs w:val="28"/>
+        </w:rPr>
+      </w:pPr>
+    </w:p>
+    <w:p>
+      <w:pPr>
+        <w:spacing w:line="360" w:lineRule="auto"/>
+        <w:ind w:firstLine="710"/>
+        <w:jc w:val="both"/>
+        <w:rPr>
+          <w:sz w:val="28"/>
+          <w:szCs w:val="28"/>
+        </w:rPr>
+      </w:pPr>
+    </w:p>
+    <w:p>
+      <w:pPr>
+        <w:spacing w:line="360" w:lineRule="auto"/>
+        <w:ind w:firstLine="710"/>
+        <w:jc w:val="both"/>
+        <w:rPr>
+          <w:sz w:val="28"/>
+          <w:szCs w:val="28"/>
+        </w:rPr>
+      </w:pPr>
+    </w:p>
+    <w:p>
+      <w:pPr>
+        <w:spacing w:line="360" w:lineRule="auto"/>
+        <w:ind w:firstLine="710"/>
+        <w:jc w:val="both"/>
+        <w:rPr>
+          <w:sz w:val="28"/>
+          <w:szCs w:val="28"/>
+        </w:rPr>
+      </w:pPr>
+    </w:p>
+    <w:p>
+      <w:pPr>
+        <w:pStyle w:val="Standard"/>
+        <w:spacing w:line="360" w:lineRule="auto"/>
+        <w:jc w:val="center"/>
+        <w:rPr>
+          <w:i/>
+          <w:iCs/>
+          <w:sz w:val="28"/>
+          <w:szCs w:val="28"/>
+        </w:rPr>
+      </w:pPr>
+      <w:r>
+        <w:rPr>
+          <w:i/>
+          <w:iCs/>
+          <w:sz w:val="28"/>
+          <w:szCs w:val="28"/>
+        </w:rPr>
+        <w:t xml:space="preserve">Рис. </w:t>
+      </w:r>
+      <w:r>
+        <w:rPr>
+          <w:i/>
+          <w:iCs/>
+          <w:sz w:val="28"/>
+          <w:szCs w:val="28"/>
+        </w:rPr>
+        <w:t>55</w:t>
+      </w:r>
+    </w:p>
+    <w:p>
+      <w:pPr>
+        <w:spacing w:line="360" w:lineRule="auto"/>
+        <w:ind w:left="0" w:firstLine="0"/>
+        <w:jc w:val="both"/>
+        <w:rPr>
+          <w:sz w:val="28"/>
+          <w:szCs w:val="28"/>
+        </w:rPr>
+      </w:pPr>
+      <w:r>
+        <w:rPr>
+          <w:sz w:val="28"/>
+          <w:szCs w:val="28"/>
+        </w:rPr>
+        <w:lastRenderedPageBreak/>
+        <w:t xml:space="preserve">4) </w:t>
+      </w:r>
+      <w:r>
+        <w:rPr>
+          <w:sz w:val="28"/>
+          <w:szCs w:val="28"/>
+        </w:rPr>
+        <w:t>Проверка зависимости производительности от размера блока буфера</w:t>
+      </w:r>
+    </w:p>
+    <w:p>
+      <w:pPr>
+        <w:spacing w:line="360" w:lineRule="auto"/>
+        <w:ind w:left="0" w:firstLine="0"/>
+        <w:jc w:val="both"/>
+        <w:rPr>
+          <w:sz w:val="28"/>
+          <w:szCs w:val="28"/>
+        </w:rPr>
+      </w:pPr>
+      <w:r>
+        <w:rPr>
+          <w:sz w:val="28"/>
+          <w:szCs w:val="28"/>
+        </w:rPr>
+        <w:t xml:space="preserve">Ниже показан интерфейс </w:t>
+      </w:r>
+      <w:proofErr w:type="spellStart"/>
+      <w:r>
+        <w:rPr>
+          <w:sz w:val="28"/>
+          <w:szCs w:val="28"/>
+        </w:rPr>
+        <w:t>автотеста</w:t>
+      </w:r>
+      <w:proofErr w:type="spellEnd"/>
+      <w:r>
+        <w:rPr>
+          <w:sz w:val="28"/>
+          <w:szCs w:val="28"/>
+        </w:rPr>
+        <w:t xml:space="preserve"> (см Рис. 56-58)</w:t>
+      </w:r>
+      <w:r>
+        <w:rPr>
+          <w:sz w:val="28"/>
+          <w:szCs w:val="28"/>
+        </w:rPr>
+        <w:t>.</w:t>
+      </w:r>
+    </w:p>
+    <w:p>
+      <w:pPr>
+        <w:spacing w:line="360" w:lineRule="auto"/>
+        <w:ind w:left="0" w:firstLine="0"/>
+        <w:jc w:val="both"/>
+        <w:rPr>
+          <w:sz w:val="28"/>
+          <w:szCs w:val="28"/>
+        </w:rPr>
+      </w:pPr>
+      <w:r>
+        <w:rPr>
+          <w:noProof/>
+          <w:sz w:val="28"/>
+          <w:szCs w:val="28"/>
+        </w:rPr>
+        <w:drawing>
+          <wp:anchor distT="0" distB="0" distL="114300" distR="114300" simplePos="0" relativeHeight="251710464" behindDoc="0" locked="0" layoutInCell="1" allowOverlap="1" wp14:anchorId="24E1C2AE" wp14:editId="29577ABF">
+            <wp:simplePos x="0" y="0"/>
+            <wp:positionH relativeFrom="margin">
+              <wp:posOffset>674643</wp:posOffset>
+            </wp:positionH>
+            <wp:positionV relativeFrom="paragraph">
+              <wp:posOffset>138181</wp:posOffset>
+            </wp:positionV>
+            <wp:extent cx="4650105" cy="1440815"/>
+            <wp:effectExtent l="0" t="0" r="0" b="6985"/>
+            <wp:wrapThrough wrapText="bothSides">
+              <wp:wrapPolygon edited="0">
+                <wp:start x="0" y="0"/>
+                <wp:lineTo x="0" y="21419"/>
+                <wp:lineTo x="21503" y="21419"/>
+                <wp:lineTo x="21503" y="0"/>
+                <wp:lineTo x="0" y="0"/>
+              </wp:wrapPolygon>
+            </wp:wrapThrough>
+            <wp:docPr id="56" name="Рисунок 56"/>
+            <wp:cNvGraphicFramePr>
+              <a:graphicFrameLocks xmlns:a="http://schemas.openxmlformats.org/drawingml/2006/main" noChangeAspect="1"/>
+            </wp:cNvGraphicFramePr>
+            <a:graphic xmlns:a="http://schemas.openxmlformats.org/drawingml/2006/main">
+              <a:graphicData uri="http://schemas.openxmlformats.org/drawingml/2006/picture">
+                <pic:pic xmlns:pic="http://schemas.openxmlformats.org/drawingml/2006/picture">
+                  <pic:nvPicPr>
+                    <pic:cNvPr id="0" name="Picture 3"/>
+                    <pic:cNvPicPr>
+                      <a:picLocks noChangeAspect="1" noChangeArrowheads="1"/>
+                    </pic:cNvPicPr>
+                  </pic:nvPicPr>
+                  <pic:blipFill>
+                    <a:blip r:embed="rId62">
+                      <a:extLst>
+                        <a:ext uri="{28A0092B-C50C-407E-A947-70E740481C1C}">
+                          <a14:useLocalDpi xmlns:a14="http://schemas.microsoft.com/office/drawing/2010/main" val="0"/>
+                        </a:ext>
+                      </a:extLst>
+                    </a:blip>
+                    <a:srcRect/>
+                    <a:stretch>
+                      <a:fillRect/>
+                    </a:stretch>
+                  </pic:blipFill>
+                  <pic:spPr bwMode="auto">
+                    <a:xfrm>
+                      <a:off x="0" y="0"/>
+                      <a:ext cx="4650105" cy="1440815"/>
+                    </a:xfrm>
+                    <a:prstGeom prst="rect">
+                      <a:avLst/>
+                    </a:prstGeom>
+                    <a:noFill/>
+                  </pic:spPr>
+                </pic:pic>
+              </a:graphicData>
+            </a:graphic>
+            <wp14:sizeRelH relativeFrom="margin">
+              <wp14:pctWidth>0</wp14:pctWidth>
+            </wp14:sizeRelH>
+            <wp14:sizeRelV relativeFrom="margin">
+              <wp14:pctHeight>0</wp14:pctHeight>
+            </wp14:sizeRelV>
+          </wp:anchor>
+        </w:drawing>
+      </w:r>
+    </w:p>
+    <w:p>
+      <w:pPr>
+        <w:spacing w:line="360" w:lineRule="auto"/>
+        <w:ind w:left="0" w:firstLine="0"/>
+        <w:jc w:val="both"/>
+        <w:rPr>
+          <w:sz w:val="28"/>
+          <w:szCs w:val="28"/>
+        </w:rPr>
+      </w:pPr>
+    </w:p>
+    <w:p>
+      <w:pPr>
+        <w:spacing w:line="360" w:lineRule="auto"/>
+        <w:ind w:firstLine="710"/>
+        <w:jc w:val="both"/>
+        <w:rPr>
+          <w:sz w:val="28"/>
+          <w:szCs w:val="28"/>
+        </w:rPr>
+      </w:pPr>
+    </w:p>
+    <w:p>
+      <w:pPr>
+        <w:spacing w:line="360" w:lineRule="auto"/>
+        <w:ind w:firstLine="710"/>
+        <w:jc w:val="both"/>
+        <w:rPr>
+          <w:sz w:val="28"/>
+          <w:szCs w:val="28"/>
+        </w:rPr>
+      </w:pPr>
+    </w:p>
+    <w:p>
+      <w:pPr>
+        <w:spacing w:line="360" w:lineRule="auto"/>
+        <w:ind w:firstLine="710"/>
+        <w:jc w:val="center"/>
+        <w:rPr>
+          <w:sz w:val="28"/>
+          <w:szCs w:val="28"/>
+        </w:rPr>
+      </w:pPr>
+      <w:r>
+        <w:rPr>
+          <w:noProof/>
+          <w:sz w:val="28"/>
+          <w:szCs w:val="28"/>
+        </w:rPr>
+        <w:drawing>
+          <wp:anchor distT="0" distB="0" distL="114300" distR="114300" simplePos="0" relativeHeight="251712512" behindDoc="0" locked="0" layoutInCell="1" allowOverlap="1" wp14:anchorId="67EB5977" wp14:editId="313DC028">
+            <wp:simplePos x="0" y="0"/>
+            <wp:positionH relativeFrom="column">
+              <wp:posOffset>2964888</wp:posOffset>
+            </wp:positionH>
+            <wp:positionV relativeFrom="paragraph">
+              <wp:posOffset>310788</wp:posOffset>
+            </wp:positionV>
+            <wp:extent cx="2955290" cy="5394960"/>
+            <wp:effectExtent l="0" t="0" r="0" b="0"/>
+            <wp:wrapThrough wrapText="bothSides">
+              <wp:wrapPolygon edited="0">
+                <wp:start x="0" y="0"/>
+                <wp:lineTo x="0" y="21508"/>
+                <wp:lineTo x="21442" y="21508"/>
+                <wp:lineTo x="21442" y="0"/>
+                <wp:lineTo x="0" y="0"/>
+              </wp:wrapPolygon>
+            </wp:wrapThrough>
+            <wp:docPr id="60" name="Рисунок 60"/>
+            <wp:cNvGraphicFramePr>
+              <a:graphicFrameLocks xmlns:a="http://schemas.openxmlformats.org/drawingml/2006/main" noChangeAspect="1"/>
+            </wp:cNvGraphicFramePr>
+            <a:graphic xmlns:a="http://schemas.openxmlformats.org/drawingml/2006/main">
+              <a:graphicData uri="http://schemas.openxmlformats.org/drawingml/2006/picture">
+                <pic:pic xmlns:pic="http://schemas.openxmlformats.org/drawingml/2006/picture">
+                  <pic:nvPicPr>
+                    <pic:cNvPr id="0" name="Picture 5"/>
+                    <pic:cNvPicPr>
+                      <a:picLocks noChangeAspect="1" noChangeArrowheads="1"/>
+                    </pic:cNvPicPr>
+                  </pic:nvPicPr>
+                  <pic:blipFill>
+                    <a:blip r:embed="rId63">
+                      <a:extLst>
+                        <a:ext uri="{28A0092B-C50C-407E-A947-70E740481C1C}">
+                          <a14:useLocalDpi xmlns:a14="http://schemas.microsoft.com/office/drawing/2010/main" val="0"/>
+                        </a:ext>
+                      </a:extLst>
+                    </a:blip>
+                    <a:srcRect/>
+                    <a:stretch>
+                      <a:fillRect/>
+                    </a:stretch>
+                  </pic:blipFill>
+                  <pic:spPr bwMode="auto">
+                    <a:xfrm>
+                      <a:off x="0" y="0"/>
+                      <a:ext cx="2955290" cy="5394960"/>
+                    </a:xfrm>
+                    <a:prstGeom prst="rect">
+                      <a:avLst/>
+                    </a:prstGeom>
+                    <a:noFill/>
+                  </pic:spPr>
+                </pic:pic>
+              </a:graphicData>
+            </a:graphic>
+            <wp14:sizeRelH relativeFrom="margin">
+              <wp14:pctWidth>0</wp14:pctWidth>
+            </wp14:sizeRelH>
+            <wp14:sizeRelV relativeFrom="margin">
+              <wp14:pctHeight>0</wp14:pctHeight>
+            </wp14:sizeRelV>
+          </wp:anchor>
+        </w:drawing>
+      </w:r>
+      <w:r>
+        <w:rPr>
+          <w:noProof/>
+          <w:sz w:val="28"/>
+          <w:szCs w:val="28"/>
+        </w:rPr>
+        <w:drawing>
+          <wp:anchor distT="0" distB="0" distL="114300" distR="114300" simplePos="0" relativeHeight="251711488" behindDoc="0" locked="0" layoutInCell="1" allowOverlap="1" wp14:anchorId="48E9892C" wp14:editId="3F0355AD">
+            <wp:simplePos x="0" y="0"/>
+            <wp:positionH relativeFrom="margin">
+              <wp:posOffset>-1078</wp:posOffset>
+            </wp:positionH>
+            <wp:positionV relativeFrom="paragraph">
+              <wp:posOffset>321295</wp:posOffset>
+            </wp:positionV>
+            <wp:extent cx="2880360" cy="5401310"/>
+            <wp:effectExtent l="0" t="0" r="0" b="8890"/>
+            <wp:wrapThrough wrapText="bothSides">
+              <wp:wrapPolygon edited="0">
+                <wp:start x="0" y="0"/>
+                <wp:lineTo x="0" y="21559"/>
+                <wp:lineTo x="21429" y="21559"/>
+                <wp:lineTo x="21429" y="0"/>
+                <wp:lineTo x="0" y="0"/>
+              </wp:wrapPolygon>
+            </wp:wrapThrough>
+            <wp:docPr id="59" name="Рисунок 59"/>
+            <wp:cNvGraphicFramePr>
+              <a:graphicFrameLocks xmlns:a="http://schemas.openxmlformats.org/drawingml/2006/main" noChangeAspect="1"/>
+            </wp:cNvGraphicFramePr>
+            <a:graphic xmlns:a="http://schemas.openxmlformats.org/drawingml/2006/main">
+              <a:graphicData uri="http://schemas.openxmlformats.org/drawingml/2006/picture">
+                <pic:pic xmlns:pic="http://schemas.openxmlformats.org/drawingml/2006/picture">
+                  <pic:nvPicPr>
+                    <pic:cNvPr id="0" name="Picture 4"/>
+                    <pic:cNvPicPr>
+                      <a:picLocks noChangeAspect="1" noChangeArrowheads="1"/>
+                    </pic:cNvPicPr>
+                  </pic:nvPicPr>
+                  <pic:blipFill>
+                    <a:blip r:embed="rId64">
+                      <a:extLst>
+                        <a:ext uri="{28A0092B-C50C-407E-A947-70E740481C1C}">
+                          <a14:useLocalDpi xmlns:a14="http://schemas.microsoft.com/office/drawing/2010/main" val="0"/>
+                        </a:ext>
+                      </a:extLst>
+                    </a:blip>
+                    <a:srcRect/>
+                    <a:stretch>
+                      <a:fillRect/>
+                    </a:stretch>
+                  </pic:blipFill>
+                  <pic:spPr bwMode="auto">
+                    <a:xfrm>
+                      <a:off x="0" y="0"/>
+                      <a:ext cx="2880360" cy="5401310"/>
+                    </a:xfrm>
+                    <a:prstGeom prst="rect">
+                      <a:avLst/>
+                    </a:prstGeom>
+                    <a:noFill/>
+                  </pic:spPr>
+                </pic:pic>
+              </a:graphicData>
+            </a:graphic>
+            <wp14:sizeRelH relativeFrom="margin">
+              <wp14:pctWidth>0</wp14:pctWidth>
+            </wp14:sizeRelH>
+            <wp14:sizeRelV relativeFrom="margin">
+              <wp14:pctHeight>0</wp14:pctHeight>
+            </wp14:sizeRelV>
+          </wp:anchor>
+        </w:drawing>
+      </w:r>
+      <w:r>
+        <w:rPr>
+          <w:i/>
+          <w:iCs/>
+          <w:sz w:val="28"/>
+          <w:szCs w:val="28"/>
+        </w:rPr>
+        <w:t xml:space="preserve">Рис. </w:t>
+      </w:r>
+      <w:r>
+        <w:rPr>
+          <w:i/>
+          <w:iCs/>
+          <w:sz w:val="28"/>
+          <w:szCs w:val="28"/>
+        </w:rPr>
+        <w:t>5</w:t>
+      </w:r>
+      <w:r>
+        <w:rPr>
+          <w:i/>
+          <w:iCs/>
+          <w:sz w:val="28"/>
+          <w:szCs w:val="28"/>
+        </w:rPr>
+        <w:t>6</w:t>
+      </w:r>
+    </w:p>
+    <w:p>
+      <w:pPr>
+        <w:spacing w:line="360" w:lineRule="auto"/>
+        <w:ind w:firstLine="710"/>
+        <w:jc w:val="both"/>
+        <w:rPr>
+          <w:sz w:val="28"/>
+          <w:szCs w:val="28"/>
+        </w:rPr>
+      </w:pPr>
+      <w:r>
+        <w:rPr>
+          <w:i/>
+          <w:iCs/>
+          <w:sz w:val="28"/>
+          <w:szCs w:val="28"/>
+        </w:rPr>
+        <w:t xml:space="preserve">             </w:t>
+      </w:r>
+      <w:r>
+        <w:rPr>
+          <w:i/>
+          <w:iCs/>
+          <w:sz w:val="28"/>
+          <w:szCs w:val="28"/>
+        </w:rPr>
+        <w:t xml:space="preserve">Рис. </w:t>
+      </w:r>
+      <w:r>
+        <w:rPr>
+          <w:i/>
+          <w:iCs/>
+          <w:sz w:val="28"/>
+          <w:szCs w:val="28"/>
+        </w:rPr>
+        <w:t>5</w:t>
+      </w:r>
+      <w:r>
+        <w:rPr>
+          <w:i/>
+          <w:iCs/>
+          <w:sz w:val="28"/>
+          <w:szCs w:val="28"/>
+        </w:rPr>
+        <w:t>7</w:t>
+      </w:r>
+      <w:r>
+        <w:rPr>
+          <w:i/>
+          <w:iCs/>
+          <w:sz w:val="28"/>
+          <w:szCs w:val="28"/>
+        </w:rPr>
+        <w:t xml:space="preserve"> </w:t>
+      </w:r>
+      <w:r>
+        <w:rPr>
+          <w:i/>
+          <w:iCs/>
+          <w:sz w:val="28"/>
+          <w:szCs w:val="28"/>
+        </w:rPr>
+        <w:t xml:space="preserve">                                                         </w:t>
+      </w:r>
+      <w:r>
+        <w:rPr>
+          <w:i/>
+          <w:iCs/>
+          <w:sz w:val="28"/>
+          <w:szCs w:val="28"/>
+        </w:rPr>
+        <w:t xml:space="preserve">Рис. </w:t>
+      </w:r>
+      <w:r>
+        <w:rPr>
+          <w:i/>
+          <w:iCs/>
+          <w:sz w:val="28"/>
+          <w:szCs w:val="28"/>
+        </w:rPr>
+        <w:t>5</w:t>
+      </w:r>
+      <w:r>
+        <w:rPr>
+          <w:i/>
+          <w:iCs/>
+          <w:sz w:val="28"/>
+          <w:szCs w:val="28"/>
+        </w:rPr>
+        <w:t>8</w:t>
+      </w:r>
+    </w:p>
+    <w:p>
+      <w:pPr>
+        <w:spacing w:line="360" w:lineRule="auto"/>
+        <w:jc w:val="both"/>
+        <w:rPr>
+          <w:sz w:val="28"/>
+          <w:szCs w:val="28"/>
+        </w:rPr>
+      </w:pPr>
+      <w:r>
+        <w:rPr>
+          <w:sz w:val="28"/>
+          <w:szCs w:val="28"/>
+        </w:rPr>
+        <w:lastRenderedPageBreak/>
+        <w:t>4.1</w:t>
+      </w:r>
+      <w:r>
+        <w:rPr>
+          <w:sz w:val="28"/>
+          <w:szCs w:val="28"/>
+        </w:rPr>
+        <w:t>)</w:t>
+      </w:r>
+      <w:r>
+        <w:rPr>
+          <w:sz w:val="28"/>
+          <w:szCs w:val="28"/>
+        </w:rPr>
+        <w:t>Анализ</w:t>
+      </w:r>
+      <w:r>
+        <w:rPr>
+          <w:sz w:val="28"/>
+          <w:szCs w:val="28"/>
+        </w:rPr>
+        <w:t xml:space="preserve"> тестировани</w:t>
+      </w:r>
+      <w:r>
+        <w:rPr>
+          <w:sz w:val="28"/>
+          <w:szCs w:val="28"/>
+        </w:rPr>
+        <w:t>я</w:t>
+      </w:r>
+      <w:r>
+        <w:rPr>
+          <w:sz w:val="28"/>
+          <w:szCs w:val="28"/>
+        </w:rPr>
+        <w:t>:</w:t>
+      </w:r>
+    </w:p>
+    <w:p>
+      <w:pPr>
+        <w:spacing w:line="360" w:lineRule="auto"/>
+        <w:jc w:val="both"/>
+        <w:rPr>
+          <w:sz w:val="28"/>
+          <w:szCs w:val="28"/>
+        </w:rPr>
+      </w:pPr>
+      <w:r>
+        <w:rPr>
+          <w:sz w:val="28"/>
+          <w:szCs w:val="28"/>
+        </w:rPr>
+        <w:tab/>
+      </w:r>
+      <w:r>
+        <w:rPr>
+          <w:sz w:val="28"/>
+          <w:szCs w:val="28"/>
+        </w:rPr>
+        <w:tab/>
+        <w:t xml:space="preserve">В первом тестировании я проверял зависимость скорости копирования от размера буфера, программа начала проверку с 1 КБ и дошла до </w:t>
+      </w:r>
+      <w:r>
+        <w:rPr>
+          <w:sz w:val="28"/>
+          <w:szCs w:val="28"/>
+        </w:rPr>
+        <w:t>32</w:t>
+      </w:r>
+      <w:r>
+        <w:rPr>
+          <w:sz w:val="28"/>
+          <w:szCs w:val="28"/>
+        </w:rPr>
+        <w:t xml:space="preserve"> КБ. В автопроверке программа прогоняла файл весом 1</w:t>
+      </w:r>
+      <w:r>
+        <w:rPr>
+          <w:sz w:val="28"/>
+          <w:szCs w:val="28"/>
+        </w:rPr>
+        <w:t>0</w:t>
+      </w:r>
+      <w:r>
+        <w:rPr>
+          <w:sz w:val="28"/>
+          <w:szCs w:val="28"/>
+        </w:rPr>
+        <w:t xml:space="preserve"> </w:t>
+      </w:r>
+      <w:r>
+        <w:rPr>
+          <w:sz w:val="28"/>
+          <w:szCs w:val="28"/>
+        </w:rPr>
+        <w:t>М</w:t>
+      </w:r>
+      <w:r>
+        <w:rPr>
+          <w:sz w:val="28"/>
+          <w:szCs w:val="28"/>
+        </w:rPr>
+        <w:t>Б.  На графике видно, что от увеличения размера буфера уменьшается скорость копирования, так же видно, что есть разница от числового значения буфера (При буфере численно равном степени двойки производительность больше, чем при буфере не равном степени двойки). Ниже представлен график зависимости (см. Рис 5</w:t>
+      </w:r>
+      <w:r>
+        <w:rPr>
+          <w:sz w:val="28"/>
+          <w:szCs w:val="28"/>
+        </w:rPr>
+        <w:t>9</w:t>
+      </w:r>
+      <w:r>
+        <w:rPr>
+          <w:sz w:val="28"/>
+          <w:szCs w:val="28"/>
+        </w:rPr>
+        <w:t>).</w:t>
+      </w:r>
+    </w:p>
+    <w:p>
+      <w:pPr>
+        <w:spacing w:line="360" w:lineRule="auto"/>
+        <w:jc w:val="both"/>
+        <w:rPr>
+          <w:sz w:val="28"/>
+          <w:szCs w:val="28"/>
+        </w:rPr>
+      </w:pPr>
+      <w:r>
+        <w:rPr>
+          <w:sz w:val="28"/>
+          <w:szCs w:val="28"/>
+        </w:rPr>
+        <w:drawing>
+          <wp:inline distT="0" distB="0" distL="0" distR="0" wp14:anchorId="568006AC" wp14:editId="5818B936">
+            <wp:extent cx="5732780" cy="3298190"/>
+            <wp:effectExtent l="0" t="0" r="1270" b="0"/>
+            <wp:docPr id="61" name="Рисунок 61"/>
+            <wp:cNvGraphicFramePr>
+              <a:graphicFrameLocks xmlns:a="http://schemas.openxmlformats.org/drawingml/2006/main" noChangeAspect="1"/>
+            </wp:cNvGraphicFramePr>
+            <a:graphic xmlns:a="http://schemas.openxmlformats.org/drawingml/2006/main">
+              <a:graphicData uri="http://schemas.openxmlformats.org/drawingml/2006/picture">
+                <pic:pic xmlns:pic="http://schemas.openxmlformats.org/drawingml/2006/picture">
+                  <pic:nvPicPr>
+                    <pic:cNvPr id="1" name=""/>
+                    <pic:cNvPicPr/>
+                  </pic:nvPicPr>
+                  <pic:blipFill>
+                    <a:blip r:embed="rId65"/>
+                    <a:stretch>
+                      <a:fillRect/>
+                    </a:stretch>
+                  </pic:blipFill>
+                  <pic:spPr>
+                    <a:xfrm>
+                      <a:off x="0" y="0"/>
+                      <a:ext cx="5732780" cy="3298190"/>
+                    </a:xfrm>
+                    <a:prstGeom prst="rect">
+                      <a:avLst/>
+                    </a:prstGeom>
+                  </pic:spPr>
+                </pic:pic>
+              </a:graphicData>
+            </a:graphic>
+          </wp:inline>
+        </w:drawing>
+      </w:r>
+    </w:p>
+    <w:p>
+      <w:pPr>
+        <w:pStyle w:val="Standard"/>
+        <w:spacing w:line="360" w:lineRule="auto"/>
+        <w:jc w:val="center"/>
+        <w:rPr>
+          <w:i/>
+          <w:iCs/>
+          <w:sz w:val="28"/>
+          <w:szCs w:val="28"/>
+        </w:rPr>
+      </w:pPr>
+      <w:r>
+        <w:rPr>
+          <w:i/>
+          <w:iCs/>
+          <w:sz w:val="28"/>
+          <w:szCs w:val="28"/>
+        </w:rPr>
+        <w:t xml:space="preserve">Рис. </w:t>
+      </w:r>
+      <w:r>
+        <w:rPr>
+          <w:i/>
+          <w:iCs/>
+          <w:sz w:val="28"/>
+          <w:szCs w:val="28"/>
+        </w:rPr>
+        <w:t>5</w:t>
+      </w:r>
+      <w:r>
+        <w:rPr>
+          <w:i/>
+          <w:iCs/>
+          <w:sz w:val="28"/>
+          <w:szCs w:val="28"/>
+        </w:rPr>
+        <w:t>9</w:t>
+      </w:r>
+    </w:p>
+    <w:p>
+      <w:pPr>
+        <w:spacing w:line="360" w:lineRule="auto"/>
+        <w:ind w:firstLine="710"/>
+        <w:jc w:val="both"/>
+        <w:rPr>
+          <w:sz w:val="28"/>
+          <w:szCs w:val="28"/>
+        </w:rPr>
+      </w:pPr>
+    </w:p>
+    <w:p>
+      <w:pPr>
+        <w:spacing w:line="360" w:lineRule="auto"/>
+        <w:ind w:firstLine="710"/>
+        <w:jc w:val="both"/>
+        <w:rPr>
+          <w:sz w:val="28"/>
+          <w:szCs w:val="28"/>
+        </w:rPr>
+      </w:pPr>
+    </w:p>
+    <w:p>
+      <w:pPr>
+        <w:spacing w:line="360" w:lineRule="auto"/>
+        <w:ind w:firstLine="710"/>
+        <w:jc w:val="both"/>
+        <w:rPr>
+          <w:sz w:val="28"/>
+          <w:szCs w:val="28"/>
+        </w:rPr>
+      </w:pPr>
+    </w:p>
+    <w:p>
+      <w:pPr>
+        <w:spacing w:line="360" w:lineRule="auto"/>
+        <w:ind w:firstLine="710"/>
+        <w:jc w:val="both"/>
+        <w:rPr>
+          <w:sz w:val="28"/>
+          <w:szCs w:val="28"/>
+        </w:rPr>
+      </w:pPr>
+    </w:p>
+    <w:p>
+      <w:pPr>
+        <w:spacing w:line="360" w:lineRule="auto"/>
+        <w:ind w:firstLine="710"/>
+        <w:jc w:val="both"/>
+        <w:rPr>
+          <w:sz w:val="28"/>
+          <w:szCs w:val="28"/>
+        </w:rPr>
+      </w:pPr>
+    </w:p>
+    <w:p>
+      <w:pPr>
+        <w:spacing w:line="360" w:lineRule="auto"/>
+        <w:ind w:left="0" w:firstLine="0"/>
+        <w:rPr>
+          <w:sz w:val="28"/>
+          <w:szCs w:val="28"/>
+        </w:rPr>
+      </w:pPr>
+      <w:r>
+        <w:rPr>
+          <w:sz w:val="28"/>
+          <w:szCs w:val="28"/>
+        </w:rPr>
+        <w:lastRenderedPageBreak/>
+        <w:t>5) Проверка зависимости производительности от количества операций</w:t>
+      </w:r>
+    </w:p>
+    <w:p>
+      <w:pPr>
+        <w:spacing w:line="360" w:lineRule="auto"/>
+        <w:ind w:left="0" w:firstLine="0"/>
+        <w:jc w:val="both"/>
+        <w:rPr>
+          <w:sz w:val="28"/>
+          <w:szCs w:val="28"/>
+        </w:rPr>
+      </w:pPr>
+      <w:r>
+        <w:rPr>
+          <w:noProof/>
+        </w:rPr>
+        <w:drawing>
+          <wp:anchor distT="0" distB="0" distL="114300" distR="114300" simplePos="0" relativeHeight="251713536" behindDoc="0" locked="0" layoutInCell="1" allowOverlap="1" wp14:anchorId="7EC21765" wp14:editId="6233A753">
+            <wp:simplePos x="0" y="0"/>
+            <wp:positionH relativeFrom="margin">
+              <wp:align>left</wp:align>
+            </wp:positionH>
+            <wp:positionV relativeFrom="paragraph">
+              <wp:posOffset>445184</wp:posOffset>
+            </wp:positionV>
+            <wp:extent cx="2784475" cy="5509260"/>
+            <wp:effectExtent l="0" t="0" r="0" b="0"/>
+            <wp:wrapThrough wrapText="bothSides">
+              <wp:wrapPolygon edited="0">
+                <wp:start x="0" y="0"/>
+                <wp:lineTo x="0" y="21510"/>
+                <wp:lineTo x="21428" y="21510"/>
+                <wp:lineTo x="21428" y="0"/>
+                <wp:lineTo x="0" y="0"/>
+              </wp:wrapPolygon>
+            </wp:wrapThrough>
+            <wp:docPr id="62" name="Рисунок 62"/>
+            <wp:cNvGraphicFramePr>
+              <a:graphicFrameLocks xmlns:a="http://schemas.openxmlformats.org/drawingml/2006/main" noChangeAspect="1"/>
+            </wp:cNvGraphicFramePr>
+            <a:graphic xmlns:a="http://schemas.openxmlformats.org/drawingml/2006/main">
+              <a:graphicData uri="http://schemas.openxmlformats.org/drawingml/2006/picture">
+                <pic:pic xmlns:pic="http://schemas.openxmlformats.org/drawingml/2006/picture">
+                  <pic:nvPicPr>
+                    <pic:cNvPr id="0" name="Picture 5"/>
+                    <pic:cNvPicPr>
+                      <a:picLocks noChangeAspect="1" noChangeArrowheads="1"/>
+                    </pic:cNvPicPr>
+                  </pic:nvPicPr>
+                  <pic:blipFill>
+                    <a:blip r:embed="rId66">
+                      <a:extLst>
+                        <a:ext uri="{28A0092B-C50C-407E-A947-70E740481C1C}">
+                          <a14:useLocalDpi xmlns:a14="http://schemas.microsoft.com/office/drawing/2010/main" val="0"/>
+                        </a:ext>
+                      </a:extLst>
+                    </a:blip>
+                    <a:srcRect/>
+                    <a:stretch>
+                      <a:fillRect/>
+                    </a:stretch>
+                  </pic:blipFill>
+                  <pic:spPr bwMode="auto">
+                    <a:xfrm>
+                      <a:off x="0" y="0"/>
+                      <a:ext cx="2784475" cy="5509260"/>
+                    </a:xfrm>
+                    <a:prstGeom prst="rect">
+                      <a:avLst/>
+                    </a:prstGeom>
+                    <a:noFill/>
+                    <a:ln>
+                      <a:noFill/>
+                    </a:ln>
+                  </pic:spPr>
+                </pic:pic>
+              </a:graphicData>
+            </a:graphic>
+            <wp14:sizeRelH relativeFrom="margin">
+              <wp14:pctWidth>0</wp14:pctWidth>
+            </wp14:sizeRelH>
+            <wp14:sizeRelV relativeFrom="margin">
+              <wp14:pctHeight>0</wp14:pctHeight>
+            </wp14:sizeRelV>
+          </wp:anchor>
+        </w:drawing>
+      </w:r>
+      <w:r>
+        <w:rPr>
+          <w:noProof/>
+        </w:rPr>
+        <w:drawing>
+          <wp:anchor distT="0" distB="0" distL="114300" distR="114300" simplePos="0" relativeHeight="251714560" behindDoc="0" locked="0" layoutInCell="1" allowOverlap="1" wp14:anchorId="3716D1E2" wp14:editId="32451F20">
+            <wp:simplePos x="0" y="0"/>
+            <wp:positionH relativeFrom="margin">
+              <wp:align>right</wp:align>
+            </wp:positionH>
+            <wp:positionV relativeFrom="paragraph">
+              <wp:posOffset>427507</wp:posOffset>
+            </wp:positionV>
+            <wp:extent cx="2752725" cy="5527040"/>
+            <wp:effectExtent l="0" t="0" r="9525" b="0"/>
+            <wp:wrapThrough wrapText="bothSides">
+              <wp:wrapPolygon edited="0">
+                <wp:start x="0" y="0"/>
+                <wp:lineTo x="0" y="21516"/>
+                <wp:lineTo x="21525" y="21516"/>
+                <wp:lineTo x="21525" y="0"/>
+                <wp:lineTo x="0" y="0"/>
+              </wp:wrapPolygon>
+            </wp:wrapThrough>
+            <wp:docPr id="63" name="Рисунок 63"/>
+            <wp:cNvGraphicFramePr>
+              <a:graphicFrameLocks xmlns:a="http://schemas.openxmlformats.org/drawingml/2006/main" noChangeAspect="1"/>
+            </wp:cNvGraphicFramePr>
+            <a:graphic xmlns:a="http://schemas.openxmlformats.org/drawingml/2006/main">
+              <a:graphicData uri="http://schemas.openxmlformats.org/drawingml/2006/picture">
+                <pic:pic xmlns:pic="http://schemas.openxmlformats.org/drawingml/2006/picture">
+                  <pic:nvPicPr>
+                    <pic:cNvPr id="0" name="Picture 7"/>
+                    <pic:cNvPicPr>
+                      <a:picLocks noChangeAspect="1" noChangeArrowheads="1"/>
+                    </pic:cNvPicPr>
+                  </pic:nvPicPr>
+                  <pic:blipFill>
+                    <a:blip r:embed="rId67">
+                      <a:extLst>
+                        <a:ext uri="{28A0092B-C50C-407E-A947-70E740481C1C}">
+                          <a14:useLocalDpi xmlns:a14="http://schemas.microsoft.com/office/drawing/2010/main" val="0"/>
+                        </a:ext>
+                      </a:extLst>
+                    </a:blip>
+                    <a:srcRect/>
+                    <a:stretch>
+                      <a:fillRect/>
+                    </a:stretch>
+                  </pic:blipFill>
+                  <pic:spPr bwMode="auto">
+                    <a:xfrm>
+                      <a:off x="0" y="0"/>
+                      <a:ext cx="2752725" cy="5527040"/>
+                    </a:xfrm>
+                    <a:prstGeom prst="rect">
+                      <a:avLst/>
+                    </a:prstGeom>
+                    <a:noFill/>
+                    <a:ln>
+                      <a:noFill/>
+                    </a:ln>
+                  </pic:spPr>
+                </pic:pic>
+              </a:graphicData>
+            </a:graphic>
+            <wp14:sizeRelH relativeFrom="margin">
+              <wp14:pctWidth>0</wp14:pctWidth>
+            </wp14:sizeRelH>
+            <wp14:sizeRelV relativeFrom="margin">
+              <wp14:pctHeight>0</wp14:pctHeight>
+            </wp14:sizeRelV>
+          </wp:anchor>
+        </w:drawing>
+      </w:r>
+      <w:r>
+        <w:rPr>
+          <w:sz w:val="28"/>
+          <w:szCs w:val="28"/>
+        </w:rPr>
+        <w:t xml:space="preserve">Ниже показан интерфейс </w:t>
+      </w:r>
+      <w:proofErr w:type="spellStart"/>
+      <w:r>
+        <w:rPr>
+          <w:sz w:val="28"/>
+          <w:szCs w:val="28"/>
+        </w:rPr>
+        <w:t>автотеста</w:t>
+      </w:r>
+      <w:proofErr w:type="spellEnd"/>
+      <w:r>
+        <w:rPr>
+          <w:sz w:val="28"/>
+          <w:szCs w:val="28"/>
+        </w:rPr>
+        <w:t xml:space="preserve"> (см Рис. </w:t>
+      </w:r>
+      <w:r>
+        <w:rPr>
+          <w:sz w:val="28"/>
+          <w:szCs w:val="28"/>
+        </w:rPr>
+        <w:t>60</w:t>
+      </w:r>
+      <w:r>
+        <w:rPr>
+          <w:sz w:val="28"/>
+          <w:szCs w:val="28"/>
+        </w:rPr>
+        <w:t>-</w:t>
+      </w:r>
+      <w:r>
+        <w:rPr>
+          <w:sz w:val="28"/>
+          <w:szCs w:val="28"/>
+        </w:rPr>
+        <w:t>61</w:t>
+      </w:r>
+      <w:r>
+        <w:rPr>
+          <w:sz w:val="28"/>
+          <w:szCs w:val="28"/>
+        </w:rPr>
+        <w:t>).</w:t>
+      </w:r>
+    </w:p>
+    <w:p>
+      <w:pPr>
+        <w:spacing w:line="360" w:lineRule="auto"/>
+        <w:ind w:left="0" w:firstLine="0"/>
+        <w:jc w:val="both"/>
+        <w:rPr>
+          <w:sz w:val="28"/>
+          <w:szCs w:val="28"/>
+        </w:rPr>
+      </w:pPr>
+      <w:r>
+        <w:rPr>
+          <w:sz w:val="28"/>
+          <w:szCs w:val="28"/>
+        </w:rPr>
+        <w:t xml:space="preserve">                         </w:t>
+      </w:r>
+      <w:r>
+        <w:rPr>
+          <w:i/>
+          <w:iCs/>
+          <w:sz w:val="28"/>
+          <w:szCs w:val="28"/>
+        </w:rPr>
+        <w:t xml:space="preserve">Рис. </w:t>
+      </w:r>
+      <w:r>
+        <w:rPr>
+          <w:i/>
+          <w:iCs/>
+          <w:sz w:val="28"/>
+          <w:szCs w:val="28"/>
+        </w:rPr>
+        <w:t xml:space="preserve">60                                                       </w:t>
+      </w:r>
+      <w:r>
+        <w:rPr>
+          <w:i/>
+          <w:iCs/>
+          <w:sz w:val="28"/>
+          <w:szCs w:val="28"/>
+        </w:rPr>
+        <w:t xml:space="preserve"> </w:t>
+      </w:r>
+      <w:r>
+        <w:rPr>
+          <w:i/>
+          <w:iCs/>
+          <w:sz w:val="28"/>
+          <w:szCs w:val="28"/>
+        </w:rPr>
+        <w:t xml:space="preserve">Рис. </w:t>
+      </w:r>
+      <w:r>
+        <w:rPr>
+          <w:i/>
+          <w:iCs/>
+          <w:sz w:val="28"/>
+          <w:szCs w:val="28"/>
+        </w:rPr>
+        <w:t>61</w:t>
+      </w:r>
+    </w:p>
+    <w:p>
+      <w:pPr>
+        <w:spacing w:line="360" w:lineRule="auto"/>
+        <w:ind w:left="0" w:firstLine="0"/>
+        <w:jc w:val="both"/>
+        <w:rPr>
+          <w:sz w:val="28"/>
+          <w:szCs w:val="28"/>
+        </w:rPr>
+      </w:pPr>
+      <w:r>
+        <w:rPr>
+          <w:sz w:val="28"/>
+          <w:szCs w:val="28"/>
+        </w:rPr>
+        <w:t>5.1</w:t>
+      </w:r>
+      <w:r>
+        <w:rPr>
+          <w:sz w:val="28"/>
+          <w:szCs w:val="28"/>
+        </w:rPr>
+        <w:t>)</w:t>
+      </w:r>
+      <w:r>
+        <w:rPr>
+          <w:sz w:val="28"/>
+          <w:szCs w:val="28"/>
+        </w:rPr>
+        <w:t>Анализ тестирования</w:t>
+      </w:r>
+      <w:r>
+        <w:rPr>
+          <w:sz w:val="28"/>
+          <w:szCs w:val="28"/>
+        </w:rPr>
+        <w:t>:</w:t>
+      </w:r>
+      <w:r>
+        <w:rPr>
+          <w:sz w:val="28"/>
+          <w:szCs w:val="28"/>
+        </w:rPr>
+        <w:br/>
+      </w:r>
+      <w:r>
+        <w:rPr>
+          <w:sz w:val="28"/>
+          <w:szCs w:val="28"/>
+        </w:rPr>
+        <w:tab/>
+      </w:r>
+      <w:r>
+        <w:rPr>
+          <w:sz w:val="28"/>
+          <w:szCs w:val="28"/>
+        </w:rPr>
+        <w:t xml:space="preserve">Во втором тестировании была рассмотрена зависимость производительности от количества прерывающихся потоков. Для </w:t>
+      </w:r>
+      <w:proofErr w:type="spellStart"/>
+      <w:r>
+        <w:rPr>
+          <w:sz w:val="28"/>
+          <w:szCs w:val="28"/>
+        </w:rPr>
+        <w:t>автотеста</w:t>
+      </w:r>
+      <w:proofErr w:type="spellEnd"/>
+      <w:r>
+        <w:rPr>
+          <w:sz w:val="28"/>
+          <w:szCs w:val="28"/>
+        </w:rPr>
+        <w:t xml:space="preserve"> я взял два разных блока копирования (</w:t>
+      </w:r>
+      <w:r>
+        <w:rPr>
+          <w:sz w:val="28"/>
+          <w:szCs w:val="28"/>
+        </w:rPr>
+        <w:t>1 М</w:t>
+      </w:r>
+      <w:r>
+        <w:rPr>
+          <w:sz w:val="28"/>
+          <w:szCs w:val="28"/>
+        </w:rPr>
+        <w:t xml:space="preserve">Б и </w:t>
+      </w:r>
+      <w:r>
+        <w:rPr>
+          <w:sz w:val="28"/>
+          <w:szCs w:val="28"/>
+        </w:rPr>
+        <w:t>2 М</w:t>
+      </w:r>
+      <w:r>
+        <w:rPr>
+          <w:sz w:val="28"/>
+          <w:szCs w:val="28"/>
+        </w:rPr>
+        <w:t>Б) и смотрел на производительность от  1 операции до 1</w:t>
+      </w:r>
+      <w:r>
+        <w:rPr>
+          <w:sz w:val="28"/>
+          <w:szCs w:val="28"/>
+        </w:rPr>
+        <w:t>2</w:t>
+      </w:r>
+      <w:r>
+        <w:rPr>
+          <w:sz w:val="28"/>
+          <w:szCs w:val="28"/>
+        </w:rPr>
+        <w:t xml:space="preserve"> операций</w:t>
+      </w:r>
+      <w:r>
+        <w:rPr>
+          <w:sz w:val="28"/>
+          <w:szCs w:val="28"/>
+        </w:rPr>
+        <w:t>. На графике вид</w:t>
+      </w:r>
+      <w:r>
+        <w:rPr>
+          <w:sz w:val="28"/>
+          <w:szCs w:val="28"/>
+        </w:rPr>
+        <w:t xml:space="preserve">ен </w:t>
+      </w:r>
+      <w:r>
+        <w:rPr>
+          <w:sz w:val="28"/>
+          <w:szCs w:val="28"/>
+        </w:rPr>
+        <w:t>скач</w:t>
+      </w:r>
+      <w:r>
+        <w:rPr>
+          <w:sz w:val="28"/>
+          <w:szCs w:val="28"/>
+        </w:rPr>
+        <w:t>ок</w:t>
+      </w:r>
+      <w:r>
+        <w:rPr>
+          <w:sz w:val="28"/>
+          <w:szCs w:val="28"/>
+        </w:rPr>
+        <w:t xml:space="preserve"> производительности</w:t>
+      </w:r>
+      <w:r>
+        <w:rPr>
+          <w:sz w:val="28"/>
+          <w:szCs w:val="28"/>
+        </w:rPr>
+        <w:t xml:space="preserve"> на 6 операциях, и виден линейный прирост </w:t>
+      </w:r>
+      <w:r>
+        <w:rPr>
+          <w:sz w:val="28"/>
+          <w:szCs w:val="28"/>
+        </w:rPr>
+        <w:t>с увеличением количества операций (см Рис. 62).</w:t>
+      </w:r>
+    </w:p>
+    <w:p>
+      <w:pPr>
+        <w:pStyle w:val="Standard"/>
+        <w:spacing w:line="360" w:lineRule="auto"/>
+        <w:jc w:val="center"/>
+        <w:rPr>
+          <w:i/>
+          <w:iCs/>
+          <w:sz w:val="28"/>
+          <w:szCs w:val="28"/>
+        </w:rPr>
+      </w:pPr>
+      <w:r>
+        <w:rPr>
+          <w:sz w:val="28"/>
+          <w:szCs w:val="28"/>
+        </w:rPr>
+        <w:lastRenderedPageBreak/>
+        <w:drawing>
+          <wp:anchor distT="0" distB="0" distL="114300" distR="114300" simplePos="0" relativeHeight="251715584" behindDoc="0" locked="0" layoutInCell="1" allowOverlap="1" wp14:anchorId="197BB58F" wp14:editId="0EC58CD2">
+            <wp:simplePos x="0" y="0"/>
+            <wp:positionH relativeFrom="margin">
+              <wp:align>right</wp:align>
+            </wp:positionH>
+            <wp:positionV relativeFrom="paragraph">
+              <wp:posOffset>391</wp:posOffset>
+            </wp:positionV>
+            <wp:extent cx="5732780" cy="3469640"/>
+            <wp:effectExtent l="0" t="0" r="1270" b="0"/>
+            <wp:wrapThrough wrapText="bothSides">
+              <wp:wrapPolygon edited="0">
+                <wp:start x="0" y="0"/>
+                <wp:lineTo x="0" y="21466"/>
+                <wp:lineTo x="21533" y="21466"/>
+                <wp:lineTo x="21533" y="0"/>
+                <wp:lineTo x="0" y="0"/>
+              </wp:wrapPolygon>
+            </wp:wrapThrough>
+            <wp:docPr id="65" name="Рисунок 65"/>
+            <wp:cNvGraphicFramePr>
+              <a:graphicFrameLocks xmlns:a="http://schemas.openxmlformats.org/drawingml/2006/main" noChangeAspect="1"/>
+            </wp:cNvGraphicFramePr>
+            <a:graphic xmlns:a="http://schemas.openxmlformats.org/drawingml/2006/main">
+              <a:graphicData uri="http://schemas.openxmlformats.org/drawingml/2006/picture">
+                <pic:pic xmlns:pic="http://schemas.openxmlformats.org/drawingml/2006/picture">
+                  <pic:nvPicPr>
+                    <pic:cNvPr id="1" name=""/>
+                    <pic:cNvPicPr/>
+                  </pic:nvPicPr>
+                  <pic:blipFill>
+                    <a:blip r:embed="rId68" cstate="print">
+                      <a:extLst>
+                        <a:ext uri="{28A0092B-C50C-407E-A947-70E740481C1C}">
+                          <a14:useLocalDpi xmlns:a14="http://schemas.microsoft.com/office/drawing/2010/main" val="0"/>
+                        </a:ext>
+                      </a:extLst>
+                    </a:blip>
+                    <a:stretch>
+                      <a:fillRect/>
+                    </a:stretch>
+                  </pic:blipFill>
+                  <pic:spPr>
+                    <a:xfrm>
+                      <a:off x="0" y="0"/>
+                      <a:ext cx="5732780" cy="3469640"/>
+                    </a:xfrm>
+                    <a:prstGeom prst="rect">
+                      <a:avLst/>
+                    </a:prstGeom>
+                  </pic:spPr>
+                </pic:pic>
+              </a:graphicData>
+            </a:graphic>
+          </wp:anchor>
+        </w:drawing>
+      </w:r>
+      <w:r>
+        <w:rPr>
+          <w:i/>
+          <w:iCs/>
+          <w:sz w:val="28"/>
+          <w:szCs w:val="28"/>
+        </w:rPr>
+        <w:t xml:space="preserve">Рис. </w:t>
+      </w:r>
+      <w:r>
+        <w:rPr>
+          <w:i/>
+          <w:iCs/>
+          <w:sz w:val="28"/>
+          <w:szCs w:val="28"/>
+        </w:rPr>
+        <w:t>62</w:t>
+      </w:r>
+    </w:p>
+    <w:p>
+      <w:pPr>
+        <w:spacing w:line="360" w:lineRule="auto"/>
+        <w:ind w:left="0" w:firstLine="0"/>
+        <w:jc w:val="both"/>
+        <w:rPr>
+          <w:b/>
+          <w:bCs/>
+          <w:sz w:val="32"/>
+          <w:szCs w:val="32"/>
+        </w:rPr>
+      </w:pPr>
+      <w:r>
+        <w:rPr>
+          <w:b/>
+          <w:bCs/>
+          <w:sz w:val="32"/>
+          <w:szCs w:val="32"/>
+        </w:rPr>
+        <w:t>Вывод</w:t>
+      </w:r>
+    </w:p>
+    <w:p>
+      <w:pPr>
+        <w:spacing w:line="360" w:lineRule="auto"/>
+        <w:ind w:firstLine="710"/>
+        <w:jc w:val="both"/>
+        <w:rPr>
+          <w:sz w:val="28"/>
+          <w:szCs w:val="28"/>
+        </w:rPr>
+      </w:pPr>
+      <w:r>
+        <w:rPr>
+          <w:sz w:val="28"/>
+          <w:szCs w:val="28"/>
+        </w:rPr>
+        <w:t>В первом задании было реализовано консольное приложение, позволяющее выполнять основные операции с дисками, каталогами и файлами. В ходе тестирования было установлено, что все используемые функции Win32 API работают корректно и предоставляют полноценный доступ к управлению файловой системой на низком уровне, однако требуют тщательной обработки ошибок и учёта прав доступа.</w:t>
+      </w:r>
+    </w:p>
+    <w:p>
+      <w:pPr>
+        <w:spacing w:line="360" w:lineRule="auto"/>
+        <w:ind w:firstLine="710"/>
+        <w:jc w:val="both"/>
+        <w:rPr>
+          <w:sz w:val="28"/>
+          <w:szCs w:val="28"/>
+        </w:rPr>
+      </w:pPr>
+      <w:r>
+        <w:rPr>
+          <w:sz w:val="28"/>
+          <w:szCs w:val="28"/>
+        </w:rPr>
+        <w:t>Во втором задании был проведён эксперимент по копированию файлов с использованием перекрывающегося (асинхронного) ввода-вывода</w:t>
+      </w:r>
+      <w:r>
+        <w:rPr>
+          <w:sz w:val="28"/>
+          <w:szCs w:val="28"/>
+        </w:rPr>
+        <w:t xml:space="preserve">. </w:t>
+      </w:r>
+      <w:r>
+        <w:rPr>
+          <w:sz w:val="28"/>
+          <w:szCs w:val="28"/>
+        </w:rPr>
+        <w:t xml:space="preserve">В ходе исследования зависимости скорости копирования от размера блока данных было выявлено, что увеличение размера блока с 1 до 20 КБ приводит к значительному снижению времени выполнения, что объясняется уменьшением количества системных вызовов и более эффективным использованием дискового кэша и шины ввода-вывода. Оптимальным размером блока в данном эксперименте можно считать </w:t>
+      </w:r>
+      <w:r>
+        <w:rPr>
+          <w:sz w:val="28"/>
+          <w:szCs w:val="28"/>
+        </w:rPr>
+        <w:lastRenderedPageBreak/>
+        <w:t>значение 20 КБ, однако уже при 8–10 КБ наблюдается существенное ускорение по сравнению с мелкими блоками.</w:t>
+      </w:r>
+      <w:r>
+        <w:rPr>
+          <w:sz w:val="28"/>
+          <w:szCs w:val="28"/>
+        </w:rPr>
+        <w:t xml:space="preserve"> </w:t>
+      </w:r>
+      <w:r>
+        <w:rPr>
+          <w:sz w:val="28"/>
+          <w:szCs w:val="28"/>
+        </w:rPr>
+        <w:t xml:space="preserve">При исследовании влияния количества перекрывающих операций на производительность было установлено, что увеличение числа одновременно выполняемых операций ввода-вывода с 1 до 16 не даёт монотонного прироста </w:t>
+      </w:r>
+      <w:proofErr w:type="spellStart"/>
+      <w:r>
+        <w:rPr>
+          <w:sz w:val="28"/>
+          <w:szCs w:val="28"/>
+        </w:rPr>
+        <w:t>скоростиЭто</w:t>
+      </w:r>
+      <w:proofErr w:type="spellEnd"/>
+      <w:r>
+        <w:rPr>
+          <w:sz w:val="28"/>
+          <w:szCs w:val="28"/>
+        </w:rPr>
+        <w:t xml:space="preserve"> объясняется насыщением канала ввода-вывода и увеличением накладных расходов на синхронизацию при большом числе перекрывающихся операций.</w:t>
+      </w:r>
+    </w:p>
+    <w:p>
+      <w:pPr>
+        <w:pStyle w:val="Standard"/>
+        <w:spacing w:line="360" w:lineRule="auto"/>
+        <w:jc w:val="both"/>
+        <w:rPr>
+          <w:b/>
+          <w:bCs/>
+          <w:sz w:val="32"/>
+          <w:szCs w:val="32"/>
+        </w:rPr>
+      </w:pPr>
+      <w:r>
+        <w:rPr>
+          <w:b/>
+          <w:bCs/>
+          <w:sz w:val="32"/>
+          <w:szCs w:val="32"/>
+        </w:rPr>
+        <w:t>Текст программы</w:t>
+      </w:r>
+    </w:p>
+    <w:p>
+      <w:pPr>
+        <w:pStyle w:val="Standard"/>
+        <w:spacing w:line="360" w:lineRule="auto"/>
+        <w:jc w:val="both"/>
+        <w:rPr>
+          <w:sz w:val="28"/>
+          <w:szCs w:val="28"/>
+        </w:rPr>
+      </w:pPr>
+    </w:p>
+    <w:p>
+      <w:pPr>
+        <w:pStyle w:val="Standard"/>
+        <w:spacing w:line="360" w:lineRule="auto"/>
+        <w:jc w:val="both"/>
+        <w:rPr>
+          <w:sz w:val="28"/>
+          <w:szCs w:val="28"/>
+        </w:rPr>
+      </w:pPr>
+    </w:p>
+    <w:p>
+      <w:pPr>
+        <w:pStyle w:val="Standard"/>
+        <w:spacing w:line="360" w:lineRule="auto"/>
+        <w:jc w:val="both"/>
+        <w:rPr>
+          <w:sz w:val="28"/>
+          <w:szCs w:val="28"/>
+        </w:rPr>
+      </w:pPr>
+    </w:p>
+    <w:p>
+      <w:pPr>
+        <w:pStyle w:val="Standard"/>
+        <w:spacing w:line="360" w:lineRule="auto"/>
+        <w:jc w:val="both"/>
+        <w:rPr>
+          <w:sz w:val="28"/>
+          <w:szCs w:val="28"/>
+        </w:rPr>
+      </w:pPr>
+    </w:p>
+    <w:p>
+      <w:pPr>
+        <w:pStyle w:val="Standard"/>
+        <w:spacing w:line="360" w:lineRule="auto"/>
+        <w:jc w:val="both"/>
+        <w:rPr>
+          <w:sz w:val="28"/>
+          <w:szCs w:val="28"/>
+        </w:rPr>
+      </w:pPr>
+    </w:p>
     <w:sectPr>
-      <w:headerReference w:type="default" r:id="rId61"/>
-      <w:footerReference w:type="default" r:id="rId62"/>
-      <w:headerReference w:type="first" r:id="rId63"/>
-      <w:footerReference w:type="first" r:id="rId64"/>
+      <w:headerReference w:type="default" r:id="rId69"/>
+      <w:footerReference w:type="default" r:id="rId70"/>
+      <w:headerReference w:type="first" r:id="rId71"/>
+      <w:footerReference w:type="first" r:id="rId72"/>
       <w:pgSz w:w="11905" w:h="16840"/>
       <w:pgMar w:top="1440" w:right="1436" w:bottom="1499" w:left="1441" w:header="567" w:footer="720" w:gutter="0"/>
       <w:cols w:space="720"/>
@@ -13849,6 +18505,155 @@
 <file path=word/numbering.xml><?xml version="1.0" encoding="utf-8"?>
 <w:numbering xmlns:wpc="http://schemas.microsoft.com/office/word/2010/wordprocessingCanvas" xmlns:cx="http://schemas.microsoft.com/office/drawing/2014/chartex" xmlns:cx1="http://schemas.microsoft.com/office/drawing/2015/9/8/chartex" xmlns:cx2="http://schemas.microsoft.com/office/drawing/2015/10/21/chartex" xmlns:cx3="http://schemas.microsoft.com/office/drawing/2016/5/9/chartex" xmlns:cx4="http://schemas.microsoft.com/office/drawing/2016/5/10/chartex" xmlns:cx5="http://schemas.microsoft.com/office/drawing/2016/5/11/chartex" xmlns:cx6="http://schemas.microsoft.com/office/drawing/2016/5/12/chartex" xmlns:cx7="http://schemas.microsoft.com/office/drawing/2016/5/13/chartex" xmlns:cx8="http://schemas.microsoft.com/office/drawing/2016/5/14/chartex" xmlns:mc="http://schemas.openxmlformats.org/markup-compatibility/2006" xmlns:aink="http://schemas.microsoft.com/office/drawing/2016/ink" xmlns:am3d="http://schemas.microsoft.com/office/drawing/2017/model3d" xmlns:o="urn:schemas-microsoft-com:office:office" xmlns:r="http://schemas.openxmlformats.org/officeDocument/2006/relationships" xmlns:m="http://schemas.openxmlformats.org/officeDocument/2006/math" xmlns:v="urn:schemas-microsoft-com:vml" xmlns:wp14="http://schemas.microsoft.com/office/word/2010/wordprocessingDrawing" xmlns:wp="http://schemas.openxmlformats.org/drawingml/2006/wordprocessingDrawing" xmlns:w10="urn:schemas-microsoft-com:office:word" xmlns:w="http://schemas.openxmlformats.org/wordprocessingml/2006/main" xmlns:w14="http://schemas.microsoft.com/office/word/2010/wordml" xmlns:w15="http://schemas.microsoft.com/office/word/2012/wordml" xmlns:w16cex="http://schemas.microsoft.com/office/word/2018/wordml/cex" xmlns:w16cid="http://schemas.microsoft.com/office/word/2016/wordml/cid" xmlns:w16="http://schemas.microsoft.com/office/word/2018/wordml" xmlns:w16sdtdh="http://schemas.microsoft.com/office/word/2020/wordml/sdtdatahash" xmlns:w16se="http://schemas.microsoft.com/office/word/2015/wordml/symex" xmlns:wpg="http://schemas.microsoft.com/office/word/2010/wordprocessingGroup" xmlns:wpi="http://schemas.microsoft.com/office/word/2010/wordprocessingInk" xmlns:wne="http://schemas.microsoft.com/office/word/2006/wordml" xmlns:wps="http://schemas.microsoft.com/office/word/2010/wordprocessingShape" mc:Ignorable="w14 w15 w16se w16cid w16 w16cex w16sdtdh wp14">
   <w:abstractNum w:abstractNumId="0" w15:restartNumberingAfterBreak="0">
+    <w:nsid w:val="02342776"/>
+    <w:multiLevelType w:val="multilevel"/>
+    <w:tmpl w:val="0D3E8848"/>
+    <w:lvl w:ilvl="0">
+      <w:start w:val="1"/>
+      <w:numFmt w:val="bullet"/>
+      <w:lvlText w:val=""/>
+      <w:lvlJc w:val="left"/>
+      <w:pPr>
+        <w:tabs>
+          <w:tab w:val="num" w:pos="720"/>
+        </w:tabs>
+        <w:ind w:left="720" w:hanging="360"/>
+      </w:pPr>
+      <w:rPr>
+        <w:rFonts w:ascii="Symbol" w:hAnsi="Symbol" w:hint="default"/>
+        <w:sz w:val="20"/>
+      </w:rPr>
+    </w:lvl>
+    <w:lvl w:ilvl="1" w:tentative="1">
+      <w:start w:val="1"/>
+      <w:numFmt w:val="bullet"/>
+      <w:lvlText w:val="o"/>
+      <w:lvlJc w:val="left"/>
+      <w:pPr>
+        <w:tabs>
+          <w:tab w:val="num" w:pos="1440"/>
+        </w:tabs>
+        <w:ind w:left="1440" w:hanging="360"/>
+      </w:pPr>
+      <w:rPr>
+        <w:rFonts w:ascii="Courier New" w:hAnsi="Courier New" w:hint="default"/>
+        <w:sz w:val="20"/>
+      </w:rPr>
+    </w:lvl>
+    <w:lvl w:ilvl="2" w:tentative="1">
+      <w:start w:val="1"/>
+      <w:numFmt w:val="bullet"/>
+      <w:lvlText w:val=""/>
+      <w:lvlJc w:val="left"/>
+      <w:pPr>
+        <w:tabs>
+          <w:tab w:val="num" w:pos="2160"/>
+        </w:tabs>
+        <w:ind w:left="2160" w:hanging="360"/>
+      </w:pPr>
+      <w:rPr>
+        <w:rFonts w:ascii="Wingdings" w:hAnsi="Wingdings" w:hint="default"/>
+        <w:sz w:val="20"/>
+      </w:rPr>
+    </w:lvl>
+    <w:lvl w:ilvl="3" w:tentative="1">
+      <w:start w:val="1"/>
+      <w:numFmt w:val="bullet"/>
+      <w:lvlText w:val=""/>
+      <w:lvlJc w:val="left"/>
+      <w:pPr>
+        <w:tabs>
+          <w:tab w:val="num" w:pos="2880"/>
+        </w:tabs>
+        <w:ind w:left="2880" w:hanging="360"/>
+      </w:pPr>
+      <w:rPr>
+        <w:rFonts w:ascii="Wingdings" w:hAnsi="Wingdings" w:hint="default"/>
+        <w:sz w:val="20"/>
+      </w:rPr>
+    </w:lvl>
+    <w:lvl w:ilvl="4" w:tentative="1">
+      <w:start w:val="1"/>
+      <w:numFmt w:val="bullet"/>
+      <w:lvlText w:val=""/>
+      <w:lvlJc w:val="left"/>
+      <w:pPr>
+        <w:tabs>
+          <w:tab w:val="num" w:pos="3600"/>
+        </w:tabs>
+        <w:ind w:left="3600" w:hanging="360"/>
+      </w:pPr>
+      <w:rPr>
+        <w:rFonts w:ascii="Wingdings" w:hAnsi="Wingdings" w:hint="default"/>
+        <w:sz w:val="20"/>
+      </w:rPr>
+    </w:lvl>
+    <w:lvl w:ilvl="5" w:tentative="1">
+      <w:start w:val="1"/>
+      <w:numFmt w:val="bullet"/>
+      <w:lvlText w:val=""/>
+      <w:lvlJc w:val="left"/>
+      <w:pPr>
+        <w:tabs>
+          <w:tab w:val="num" w:pos="4320"/>
+        </w:tabs>
+        <w:ind w:left="4320" w:hanging="360"/>
+      </w:pPr>
+      <w:rPr>
+        <w:rFonts w:ascii="Wingdings" w:hAnsi="Wingdings" w:hint="default"/>
+        <w:sz w:val="20"/>
+      </w:rPr>
+    </w:lvl>
+    <w:lvl w:ilvl="6" w:tentative="1">
+      <w:start w:val="1"/>
+      <w:numFmt w:val="bullet"/>
+      <w:lvlText w:val=""/>
+      <w:lvlJc w:val="left"/>
+      <w:pPr>
+        <w:tabs>
+          <w:tab w:val="num" w:pos="5040"/>
+        </w:tabs>
+        <w:ind w:left="5040" w:hanging="360"/>
+      </w:pPr>
+      <w:rPr>
+        <w:rFonts w:ascii="Wingdings" w:hAnsi="Wingdings" w:hint="default"/>
+        <w:sz w:val="20"/>
+      </w:rPr>
+    </w:lvl>
+    <w:lvl w:ilvl="7" w:tentative="1">
+      <w:start w:val="1"/>
+      <w:numFmt w:val="bullet"/>
+      <w:lvlText w:val=""/>
+      <w:lvlJc w:val="left"/>
+      <w:pPr>
+        <w:tabs>
+          <w:tab w:val="num" w:pos="5760"/>
+        </w:tabs>
+        <w:ind w:left="5760" w:hanging="360"/>
+      </w:pPr>
+      <w:rPr>
+        <w:rFonts w:ascii="Wingdings" w:hAnsi="Wingdings" w:hint="default"/>
+        <w:sz w:val="20"/>
+      </w:rPr>
+    </w:lvl>
+    <w:lvl w:ilvl="8" w:tentative="1">
+      <w:start w:val="1"/>
+      <w:numFmt w:val="bullet"/>
+      <w:lvlText w:val=""/>
+      <w:lvlJc w:val="left"/>
+      <w:pPr>
+        <w:tabs>
+          <w:tab w:val="num" w:pos="6480"/>
+        </w:tabs>
+        <w:ind w:left="6480" w:hanging="360"/>
+      </w:pPr>
+      <w:rPr>
+        <w:rFonts w:ascii="Wingdings" w:hAnsi="Wingdings" w:hint="default"/>
+        <w:sz w:val="20"/>
+      </w:rPr>
+    </w:lvl>
+  </w:abstractNum>
+  <w:abstractNum w:abstractNumId="1" w15:restartNumberingAfterBreak="0">
     <w:nsid w:val="08863822"/>
     <w:multiLevelType w:val="hybridMultilevel"/>
     <w:tmpl w:val="7F127D7A"/>
@@ -13938,7 +18743,7 @@
       </w:pPr>
     </w:lvl>
   </w:abstractNum>
-  <w:abstractNum w:abstractNumId="1" w15:restartNumberingAfterBreak="0">
+  <w:abstractNum w:abstractNumId="2" w15:restartNumberingAfterBreak="0">
     <w:nsid w:val="0C1705DC"/>
     <w:multiLevelType w:val="hybridMultilevel"/>
     <w:tmpl w:val="0C9059C4"/>
@@ -14151,7 +18956,7 @@
       </w:rPr>
     </w:lvl>
   </w:abstractNum>
-  <w:abstractNum w:abstractNumId="2" w15:restartNumberingAfterBreak="0">
+  <w:abstractNum w:abstractNumId="3" w15:restartNumberingAfterBreak="0">
     <w:nsid w:val="119D56DF"/>
     <w:multiLevelType w:val="hybridMultilevel"/>
     <w:tmpl w:val="F96AEFDA"/>
@@ -14363,7 +19168,7 @@
       </w:rPr>
     </w:lvl>
   </w:abstractNum>
-  <w:abstractNum w:abstractNumId="3" w15:restartNumberingAfterBreak="0">
+  <w:abstractNum w:abstractNumId="4" w15:restartNumberingAfterBreak="0">
     <w:nsid w:val="13927B2A"/>
     <w:multiLevelType w:val="hybridMultilevel"/>
     <w:tmpl w:val="87949BEE"/>
@@ -14449,7 +19254,7 @@
       </w:pPr>
     </w:lvl>
   </w:abstractNum>
-  <w:abstractNum w:abstractNumId="4" w15:restartNumberingAfterBreak="0">
+  <w:abstractNum w:abstractNumId="5" w15:restartNumberingAfterBreak="0">
     <w:nsid w:val="22CC2439"/>
     <w:multiLevelType w:val="hybridMultilevel"/>
     <w:tmpl w:val="B1E4252E"/>
@@ -14535,7 +19340,7 @@
       </w:pPr>
     </w:lvl>
   </w:abstractNum>
-  <w:abstractNum w:abstractNumId="5" w15:restartNumberingAfterBreak="0">
+  <w:abstractNum w:abstractNumId="6" w15:restartNumberingAfterBreak="0">
     <w:nsid w:val="343F1F26"/>
     <w:multiLevelType w:val="hybridMultilevel"/>
     <w:tmpl w:val="508C71AA"/>
@@ -14748,7 +19553,7 @@
       </w:rPr>
     </w:lvl>
   </w:abstractNum>
-  <w:abstractNum w:abstractNumId="6" w15:restartNumberingAfterBreak="0">
+  <w:abstractNum w:abstractNumId="7" w15:restartNumberingAfterBreak="0">
     <w:nsid w:val="3E214886"/>
     <w:multiLevelType w:val="hybridMultilevel"/>
     <w:tmpl w:val="81FE7F7E"/>
@@ -14834,7 +19639,7 @@
       </w:pPr>
     </w:lvl>
   </w:abstractNum>
-  <w:abstractNum w:abstractNumId="7" w15:restartNumberingAfterBreak="0">
+  <w:abstractNum w:abstractNumId="8" w15:restartNumberingAfterBreak="0">
     <w:nsid w:val="44053B93"/>
     <w:multiLevelType w:val="multilevel"/>
     <w:tmpl w:val="5EF2C60C"/>
@@ -14947,7 +19752,156 @@
       </w:pPr>
     </w:lvl>
   </w:abstractNum>
-  <w:abstractNum w:abstractNumId="8" w15:restartNumberingAfterBreak="0">
+  <w:abstractNum w:abstractNumId="9" w15:restartNumberingAfterBreak="0">
+    <w:nsid w:val="509F229E"/>
+    <w:multiLevelType w:val="multilevel"/>
+    <w:tmpl w:val="A2783E50"/>
+    <w:lvl w:ilvl="0">
+      <w:start w:val="1"/>
+      <w:numFmt w:val="bullet"/>
+      <w:lvlText w:val=""/>
+      <w:lvlJc w:val="left"/>
+      <w:pPr>
+        <w:tabs>
+          <w:tab w:val="num" w:pos="720"/>
+        </w:tabs>
+        <w:ind w:left="720" w:hanging="360"/>
+      </w:pPr>
+      <w:rPr>
+        <w:rFonts w:ascii="Symbol" w:hAnsi="Symbol" w:hint="default"/>
+        <w:sz w:val="20"/>
+      </w:rPr>
+    </w:lvl>
+    <w:lvl w:ilvl="1" w:tentative="1">
+      <w:start w:val="1"/>
+      <w:numFmt w:val="bullet"/>
+      <w:lvlText w:val="o"/>
+      <w:lvlJc w:val="left"/>
+      <w:pPr>
+        <w:tabs>
+          <w:tab w:val="num" w:pos="1440"/>
+        </w:tabs>
+        <w:ind w:left="1440" w:hanging="360"/>
+      </w:pPr>
+      <w:rPr>
+        <w:rFonts w:ascii="Courier New" w:hAnsi="Courier New" w:hint="default"/>
+        <w:sz w:val="20"/>
+      </w:rPr>
+    </w:lvl>
+    <w:lvl w:ilvl="2" w:tentative="1">
+      <w:start w:val="1"/>
+      <w:numFmt w:val="bullet"/>
+      <w:lvlText w:val=""/>
+      <w:lvlJc w:val="left"/>
+      <w:pPr>
+        <w:tabs>
+          <w:tab w:val="num" w:pos="2160"/>
+        </w:tabs>
+        <w:ind w:left="2160" w:hanging="360"/>
+      </w:pPr>
+      <w:rPr>
+        <w:rFonts w:ascii="Wingdings" w:hAnsi="Wingdings" w:hint="default"/>
+        <w:sz w:val="20"/>
+      </w:rPr>
+    </w:lvl>
+    <w:lvl w:ilvl="3" w:tentative="1">
+      <w:start w:val="1"/>
+      <w:numFmt w:val="bullet"/>
+      <w:lvlText w:val=""/>
+      <w:lvlJc w:val="left"/>
+      <w:pPr>
+        <w:tabs>
+          <w:tab w:val="num" w:pos="2880"/>
+        </w:tabs>
+        <w:ind w:left="2880" w:hanging="360"/>
+      </w:pPr>
+      <w:rPr>
+        <w:rFonts w:ascii="Wingdings" w:hAnsi="Wingdings" w:hint="default"/>
+        <w:sz w:val="20"/>
+      </w:rPr>
+    </w:lvl>
+    <w:lvl w:ilvl="4" w:tentative="1">
+      <w:start w:val="1"/>
+      <w:numFmt w:val="bullet"/>
+      <w:lvlText w:val=""/>
+      <w:lvlJc w:val="left"/>
+      <w:pPr>
+        <w:tabs>
+          <w:tab w:val="num" w:pos="3600"/>
+        </w:tabs>
+        <w:ind w:left="3600" w:hanging="360"/>
+      </w:pPr>
+      <w:rPr>
+        <w:rFonts w:ascii="Wingdings" w:hAnsi="Wingdings" w:hint="default"/>
+        <w:sz w:val="20"/>
+      </w:rPr>
+    </w:lvl>
+    <w:lvl w:ilvl="5" w:tentative="1">
+      <w:start w:val="1"/>
+      <w:numFmt w:val="bullet"/>
+      <w:lvlText w:val=""/>
+      <w:lvlJc w:val="left"/>
+      <w:pPr>
+        <w:tabs>
+          <w:tab w:val="num" w:pos="4320"/>
+        </w:tabs>
+        <w:ind w:left="4320" w:hanging="360"/>
+      </w:pPr>
+      <w:rPr>
+        <w:rFonts w:ascii="Wingdings" w:hAnsi="Wingdings" w:hint="default"/>
+        <w:sz w:val="20"/>
+      </w:rPr>
+    </w:lvl>
+    <w:lvl w:ilvl="6" w:tentative="1">
+      <w:start w:val="1"/>
+      <w:numFmt w:val="bullet"/>
+      <w:lvlText w:val=""/>
+      <w:lvlJc w:val="left"/>
+      <w:pPr>
+        <w:tabs>
+          <w:tab w:val="num" w:pos="5040"/>
+        </w:tabs>
+        <w:ind w:left="5040" w:hanging="360"/>
+      </w:pPr>
+      <w:rPr>
+        <w:rFonts w:ascii="Wingdings" w:hAnsi="Wingdings" w:hint="default"/>
+        <w:sz w:val="20"/>
+      </w:rPr>
+    </w:lvl>
+    <w:lvl w:ilvl="7" w:tentative="1">
+      <w:start w:val="1"/>
+      <w:numFmt w:val="bullet"/>
+      <w:lvlText w:val=""/>
+      <w:lvlJc w:val="left"/>
+      <w:pPr>
+        <w:tabs>
+          <w:tab w:val="num" w:pos="5760"/>
+        </w:tabs>
+        <w:ind w:left="5760" w:hanging="360"/>
+      </w:pPr>
+      <w:rPr>
+        <w:rFonts w:ascii="Wingdings" w:hAnsi="Wingdings" w:hint="default"/>
+        <w:sz w:val="20"/>
+      </w:rPr>
+    </w:lvl>
+    <w:lvl w:ilvl="8" w:tentative="1">
+      <w:start w:val="1"/>
+      <w:numFmt w:val="bullet"/>
+      <w:lvlText w:val=""/>
+      <w:lvlJc w:val="left"/>
+      <w:pPr>
+        <w:tabs>
+          <w:tab w:val="num" w:pos="6480"/>
+        </w:tabs>
+        <w:ind w:left="6480" w:hanging="360"/>
+      </w:pPr>
+      <w:rPr>
+        <w:rFonts w:ascii="Wingdings" w:hAnsi="Wingdings" w:hint="default"/>
+        <w:sz w:val="20"/>
+      </w:rPr>
+    </w:lvl>
+  </w:abstractNum>
+  <w:abstractNum w:abstractNumId="10" w15:restartNumberingAfterBreak="0">
     <w:nsid w:val="682B7E4C"/>
     <w:multiLevelType w:val="hybridMultilevel"/>
     <w:tmpl w:val="B942CCFE"/>
@@ -15036,7 +19990,7 @@
       </w:pPr>
     </w:lvl>
   </w:abstractNum>
-  <w:abstractNum w:abstractNumId="9" w15:restartNumberingAfterBreak="0">
+  <w:abstractNum w:abstractNumId="11" w15:restartNumberingAfterBreak="0">
     <w:nsid w:val="6AAF15EF"/>
     <w:multiLevelType w:val="hybridMultilevel"/>
     <w:tmpl w:val="2AFC9368"/>
@@ -15250,16 +20204,16 @@
     </w:lvl>
   </w:abstractNum>
   <w:num w:numId="1">
-    <w:abstractNumId w:val="5"/>
+    <w:abstractNumId w:val="6"/>
   </w:num>
   <w:num w:numId="2">
-    <w:abstractNumId w:val="2"/>
+    <w:abstractNumId w:val="3"/>
   </w:num>
   <w:num w:numId="3">
-    <w:abstractNumId w:val="8"/>
+    <w:abstractNumId w:val="10"/>
   </w:num>
   <w:num w:numId="4">
-    <w:abstractNumId w:val="5"/>
+    <w:abstractNumId w:val="6"/>
     <w:lvlOverride w:ilvl="0">
       <w:startOverride w:val="1"/>
     </w:lvlOverride>
@@ -15273,7 +20227,7 @@
     <w:lvlOverride w:ilvl="8"/>
   </w:num>
   <w:num w:numId="5">
-    <w:abstractNumId w:val="2"/>
+    <w:abstractNumId w:val="3"/>
     <w:lvlOverride w:ilvl="0">
       <w:startOverride w:val="1"/>
     </w:lvlOverride>
@@ -15303,16 +20257,16 @@
     </w:lvlOverride>
   </w:num>
   <w:num w:numId="6">
+    <w:abstractNumId w:val="2"/>
+  </w:num>
+  <w:num w:numId="7">
+    <w:abstractNumId w:val="11"/>
+  </w:num>
+  <w:num w:numId="8">
     <w:abstractNumId w:val="1"/>
   </w:num>
-  <w:num w:numId="7">
-    <w:abstractNumId w:val="9"/>
-  </w:num>
-  <w:num w:numId="8">
-    <w:abstractNumId w:val="0"/>
-  </w:num>
   <w:num w:numId="9">
-    <w:abstractNumId w:val="6"/>
+    <w:abstractNumId w:val="7"/>
     <w:lvlOverride w:ilvl="0">
       <w:startOverride w:val="1"/>
     </w:lvlOverride>
@@ -15342,13 +20296,19 @@
     </w:lvlOverride>
   </w:num>
   <w:num w:numId="10">
-    <w:abstractNumId w:val="7"/>
+    <w:abstractNumId w:val="8"/>
   </w:num>
   <w:num w:numId="11">
+    <w:abstractNumId w:val="5"/>
+  </w:num>
+  <w:num w:numId="12">
     <w:abstractNumId w:val="4"/>
   </w:num>
-  <w:num w:numId="12">
-    <w:abstractNumId w:val="3"/>
+  <w:num w:numId="13">
+    <w:abstractNumId w:val="0"/>
+  </w:num>
+  <w:num w:numId="14">
+    <w:abstractNumId w:val="9"/>
   </w:num>
 </w:numbering>
 </file>
@@ -15751,7 +20711,7 @@
   <w:style w:type="paragraph" w:default="1" w:styleId="a">
     <w:name w:val="Normal"/>
     <w:qFormat/>
-    <w:rsid w:val="0095003C"/>
+    <w:rsid w:val="009239E1"/>
     <w:pPr>
       <w:spacing w:after="169"/>
       <w:ind w:left="10" w:hanging="10"/>
